--- a/11-变流电路/02-逆变电路/三电平逆变电路/三电平逆变电路.docx
+++ b/11-变流电路/02-逆变电路/三电平逆变电路/三电平逆变电路.docx
@@ -3001,6 +3001,20 @@
     </w:p>
     <w:bookmarkEnd w:id="26"/>
     <w:bookmarkEnd w:id="27"/>
+    <w:p>
+      <w:pPr>
+        <w:spacing w:before="360"/>
+        <w:jc w:val="center"/>
+      </w:pPr>
+      <w:r>
+        <w:rPr>
+          <w:rFonts w:ascii="Times New Roman" w:hAnsi="Times New Roman"/>
+          <w:color w:val="555555"/>
+          <w:sz w:val="21"/>
+        </w:rPr>
+        <w:t>材料收集者：杜文杰</w:t>
+      </w:r>
+    </w:p>
     <w:sectPr>
       <w:headerReference r:id="rId9" w:type="default"/>
       <w:footerReference r:id="rId10" w:type="default"/>

--- a/11-变流电路/02-逆变电路/三电平逆变电路/三电平逆变电路.docx
+++ b/11-变流电路/02-逆变电路/三电平逆变电路/三电平逆变电路.docx
@@ -1,6 +1,6 @@
 
 <file path=word/document.xml><?xml version="1.0" encoding="utf-8"?>
-<w:document xmlns:w="http://schemas.openxmlformats.org/wordprocessingml/2006/main" xmlns:m="http://schemas.openxmlformats.org/officeDocument/2006/math" xmlns:r="http://schemas.openxmlformats.org/officeDocument/2006/relationships" xmlns:o="urn:schemas-microsoft-com:office:office" xmlns:v="urn:schemas-microsoft-com:vml" xmlns:w10="urn:schemas-microsoft-com:office:word" xmlns:a="http://schemas.openxmlformats.org/drawingml/2006/main" xmlns:pic="http://schemas.openxmlformats.org/drawingml/2006/picture" xmlns:wp="http://schemas.openxmlformats.org/drawingml/2006/wordprocessingDrawing">
+<w:document xmlns:m="http://schemas.openxmlformats.org/officeDocument/2006/math" xmlns:r="http://schemas.openxmlformats.org/officeDocument/2006/relationships" xmlns:w="http://schemas.openxmlformats.org/wordprocessingml/2006/main" xmlns:o="urn:schemas-microsoft-com:office:office" xmlns:v="urn:schemas-microsoft-com:vml" xmlns:w10="urn:schemas-microsoft-com:office:word" xmlns:a="http://schemas.openxmlformats.org/drawingml/2006/main" xmlns:pic="http://schemas.openxmlformats.org/drawingml/2006/picture" xmlns:wp="http://schemas.openxmlformats.org/drawingml/2006/wordprocessingDrawing">
   <w:body>
     <w:bookmarkStart w:id="27" w:name="三电平逆变电路"/>
     <w:p>
@@ -9,7 +9,7 @@
       </w:pPr>
       <w:r>
         <w:rPr>
-          <w:rFonts w:hint="eastAsia"/>
+          <w:rFonts w:hint="eastAsia" w:eastAsia="黑体"/>
         </w:rPr>
         <w:t xml:space="preserve">三电平逆变电路</w:t>
       </w:r>
@@ -21,7 +21,7 @@
       </w:pPr>
       <w:r>
         <w:rPr>
-          <w:rFonts w:hint="eastAsia"/>
+          <w:rFonts w:hint="eastAsia" w:eastAsia="黑体"/>
         </w:rPr>
         <w:t xml:space="preserve">拓扑描述</w:t>
       </w:r>
@@ -32,35 +32,45 @@
       </w:pPr>
       <w:r>
         <w:rPr>
-          <w:rFonts w:hint="eastAsia"/>
+          <w:rFonts w:hint="eastAsia" w:eastAsia="黑体"/>
         </w:rPr>
         <w:t xml:space="preserve">以</w:t>
       </w:r>
       <w:r>
+        <w:rPr>
+          <w:rFonts w:eastAsia="黑体"/>
+        </w:rPr>
         <w:t xml:space="preserve"> </w:t>
       </w:r>
       <w:r>
         <w:rPr>
-          <w:rFonts w:hint="eastAsia"/>
+          <w:rFonts w:hint="eastAsia" w:eastAsia="黑体"/>
           <w:b/>
           <w:bCs/>
         </w:rPr>
         <w:t xml:space="preserve">二极管钳位型（NPC）三电平逆变器</w:t>
       </w:r>
       <w:r>
+        <w:rPr>
+          <w:rFonts w:eastAsia="黑体"/>
+        </w:rPr>
         <w:t xml:space="preserve"> </w:t>
       </w:r>
       <w:r>
         <w:rPr>
-          <w:rFonts w:hint="eastAsia"/>
+          <w:rFonts w:hint="eastAsia" w:eastAsia="黑体"/>
         </w:rPr>
         <w:t xml:space="preserve">为代表，每相由</w:t>
       </w:r>
       <w:r>
+        <w:rPr>
+          <w:rFonts w:eastAsia="黑体"/>
+        </w:rPr>
         <w:t xml:space="preserve"> </w:t>
       </w:r>
       <w:r>
         <w:rPr>
+          <w:rFonts w:eastAsia="黑体"/>
           <w:b/>
           <w:bCs/>
         </w:rPr>
@@ -68,7 +78,7 @@
       </w:r>
       <w:r>
         <w:rPr>
-          <w:rFonts w:hint="eastAsia"/>
+          <w:rFonts w:hint="eastAsia" w:eastAsia="黑体"/>
           <w:b/>
           <w:bCs/>
         </w:rPr>
@@ -76,6 +86,7 @@
       </w:r>
       <w:r>
         <w:rPr>
+          <w:rFonts w:eastAsia="黑体"/>
           <w:b/>
           <w:bCs/>
         </w:rPr>
@@ -97,6 +108,7 @@
       </m:oMath>
       <w:r>
         <w:rPr>
+          <w:rFonts w:eastAsia="黑体"/>
           <w:b/>
           <w:bCs/>
         </w:rPr>
@@ -118,18 +130,21 @@
       </m:oMath>
       <w:r>
         <w:rPr>
-          <w:rFonts w:hint="eastAsia"/>
+          <w:rFonts w:hint="eastAsia" w:eastAsia="黑体"/>
           <w:b/>
           <w:bCs/>
         </w:rPr>
         <w:t xml:space="preserve">（各反并联续流二极管）串联组成一个桥臂</w:t>
       </w:r>
       <w:r>
+        <w:rPr>
+          <w:rFonts w:eastAsia="黑体"/>
+        </w:rPr>
         <w:t xml:space="preserve">、</w:t>
       </w:r>
       <w:r>
         <w:rPr>
-          <w:rFonts w:hint="eastAsia"/>
+          <w:rFonts w:hint="eastAsia" w:eastAsia="黑体"/>
           <w:b/>
           <w:bCs/>
         </w:rPr>
@@ -137,6 +152,7 @@
       </w:r>
       <w:r>
         <w:rPr>
+          <w:rFonts w:eastAsia="黑体"/>
           <w:b/>
           <w:bCs/>
         </w:rPr>
@@ -181,17 +197,20 @@
         </m:sSub>
       </m:oMath>
       <w:r>
+        <w:rPr>
+          <w:rFonts w:eastAsia="黑体"/>
+        </w:rPr>
         <w:t xml:space="preserve"> </w:t>
       </w:r>
       <w:r>
         <w:rPr>
-          <w:rFonts w:hint="eastAsia"/>
+          <w:rFonts w:hint="eastAsia" w:eastAsia="黑体"/>
         </w:rPr>
         <w:t xml:space="preserve">构成，三相电路共三个桥臂；</w:t>
       </w:r>
       <w:r>
         <w:rPr>
-          <w:rFonts w:hint="eastAsia"/>
+          <w:rFonts w:hint="eastAsia" w:eastAsia="黑体"/>
           <w:b/>
           <w:bCs/>
         </w:rPr>
@@ -199,6 +218,7 @@
       </w:r>
       <w:r>
         <w:rPr>
+          <w:rFonts w:eastAsia="黑体"/>
           <w:b/>
           <w:bCs/>
         </w:rPr>
@@ -238,6 +258,7 @@
       </m:oMath>
       <w:r>
         <w:rPr>
+          <w:rFonts w:eastAsia="黑体"/>
           <w:b/>
           <w:bCs/>
         </w:rPr>
@@ -245,7 +266,7 @@
       </w:r>
       <w:r>
         <w:rPr>
-          <w:rFonts w:hint="eastAsia"/>
+          <w:rFonts w:hint="eastAsia" w:eastAsia="黑体"/>
           <w:b/>
           <w:bCs/>
         </w:rPr>
@@ -253,6 +274,7 @@
       </w:r>
       <w:r>
         <w:rPr>
+          <w:rFonts w:eastAsia="黑体"/>
           <w:b/>
           <w:bCs/>
         </w:rPr>
@@ -265,13 +287,13 @@
       </m:oMath>
       <w:r>
         <w:rPr>
-          <w:rFonts w:hint="eastAsia"/>
+          <w:rFonts w:hint="eastAsia" w:eastAsia="黑体"/>
         </w:rPr>
         <w:t xml:space="preserve">。电路关键节点：</w:t>
       </w:r>
       <w:r>
         <w:rPr>
-          <w:rFonts w:hint="eastAsia"/>
+          <w:rFonts w:hint="eastAsia" w:eastAsia="黑体"/>
           <w:b/>
           <w:bCs/>
         </w:rPr>
@@ -279,6 +301,7 @@
       </w:r>
       <w:r>
         <w:rPr>
+          <w:rFonts w:eastAsia="黑体"/>
           <w:b/>
           <w:bCs/>
         </w:rPr>
@@ -286,7 +309,7 @@
       </w:r>
       <w:r>
         <w:rPr>
-          <w:rFonts w:hint="eastAsia"/>
+          <w:rFonts w:hint="eastAsia" w:eastAsia="黑体"/>
           <w:b/>
           <w:bCs/>
         </w:rPr>
@@ -294,6 +317,7 @@
       </w:r>
       <w:r>
         <w:rPr>
+          <w:rFonts w:eastAsia="黑体"/>
           <w:b/>
           <w:bCs/>
         </w:rPr>
@@ -306,13 +330,13 @@
       </m:oMath>
       <w:r>
         <w:rPr>
-          <w:rFonts w:hint="eastAsia"/>
+          <w:rFonts w:hint="eastAsia" w:eastAsia="黑体"/>
         </w:rPr>
         <w:t xml:space="preserve">；</w:t>
       </w:r>
       <w:r>
         <w:rPr>
-          <w:rFonts w:hint="eastAsia"/>
+          <w:rFonts w:hint="eastAsia" w:eastAsia="黑体"/>
           <w:b/>
           <w:bCs/>
         </w:rPr>
@@ -320,6 +344,7 @@
       </w:r>
       <w:r>
         <w:rPr>
+          <w:rFonts w:eastAsia="黑体"/>
           <w:b/>
           <w:bCs/>
         </w:rPr>
@@ -327,7 +352,7 @@
       </w:r>
       <w:r>
         <w:rPr>
-          <w:rFonts w:hint="eastAsia"/>
+          <w:rFonts w:hint="eastAsia" w:eastAsia="黑体"/>
           <w:b/>
           <w:bCs/>
         </w:rPr>
@@ -335,6 +360,7 @@
       </w:r>
       <w:r>
         <w:rPr>
+          <w:rFonts w:eastAsia="黑体"/>
           <w:b/>
           <w:bCs/>
         </w:rPr>
@@ -347,7 +373,7 @@
       </m:oMath>
       <w:r>
         <w:rPr>
-          <w:rFonts w:hint="eastAsia"/>
+          <w:rFonts w:hint="eastAsia" w:eastAsia="黑体"/>
         </w:rPr>
         <w:t xml:space="preserve">（</w:t>
       </w:r>
@@ -384,17 +410,20 @@
         </m:sSub>
       </m:oMath>
       <w:r>
+        <w:rPr>
+          <w:rFonts w:eastAsia="黑体"/>
+        </w:rPr>
         <w:t xml:space="preserve"> </w:t>
       </w:r>
       <w:r>
         <w:rPr>
-          <w:rFonts w:hint="eastAsia"/>
+          <w:rFonts w:hint="eastAsia" w:eastAsia="黑体"/>
         </w:rPr>
         <w:t xml:space="preserve">公共点，即零电位）；</w:t>
       </w:r>
       <w:r>
         <w:rPr>
-          <w:rFonts w:hint="eastAsia"/>
+          <w:rFonts w:hint="eastAsia" w:eastAsia="黑体"/>
           <w:b/>
           <w:bCs/>
         </w:rPr>
@@ -402,6 +431,7 @@
       </w:r>
       <w:r>
         <w:rPr>
+          <w:rFonts w:eastAsia="黑体"/>
           <w:b/>
           <w:bCs/>
         </w:rPr>
@@ -409,7 +439,7 @@
       </w:r>
       <w:r>
         <w:rPr>
-          <w:rFonts w:hint="eastAsia"/>
+          <w:rFonts w:hint="eastAsia" w:eastAsia="黑体"/>
           <w:b/>
           <w:bCs/>
         </w:rPr>
@@ -417,6 +447,7 @@
       </w:r>
       <w:r>
         <w:rPr>
+          <w:rFonts w:eastAsia="黑体"/>
           <w:b/>
           <w:bCs/>
         </w:rPr>
@@ -429,13 +460,13 @@
       </m:oMath>
       <w:r>
         <w:rPr>
-          <w:rFonts w:hint="eastAsia"/>
+          <w:rFonts w:hint="eastAsia" w:eastAsia="黑体"/>
         </w:rPr>
         <w:t xml:space="preserve">；</w:t>
       </w:r>
       <w:r>
         <w:rPr>
-          <w:rFonts w:hint="eastAsia"/>
+          <w:rFonts w:hint="eastAsia" w:eastAsia="黑体"/>
           <w:b/>
           <w:bCs/>
         </w:rPr>
@@ -443,6 +474,7 @@
       </w:r>
       <w:r>
         <w:rPr>
+          <w:rFonts w:eastAsia="黑体"/>
           <w:b/>
           <w:bCs/>
         </w:rPr>
@@ -450,7 +482,7 @@
       </w:r>
       <w:r>
         <w:rPr>
-          <w:rFonts w:hint="eastAsia"/>
+          <w:rFonts w:hint="eastAsia" w:eastAsia="黑体"/>
           <w:b/>
           <w:bCs/>
         </w:rPr>
@@ -458,6 +490,7 @@
       </w:r>
       <w:r>
         <w:rPr>
+          <w:rFonts w:eastAsia="黑体"/>
           <w:b/>
           <w:bCs/>
         </w:rPr>
@@ -479,29 +512,38 @@
       </m:oMath>
       <w:r>
         <w:rPr>
-          <w:rFonts w:hint="eastAsia"/>
+          <w:rFonts w:hint="eastAsia" w:eastAsia="黑体"/>
         </w:rPr>
         <w:t xml:space="preserve">（a</w:t>
       </w:r>
       <w:r>
+        <w:rPr>
+          <w:rFonts w:eastAsia="黑体"/>
+        </w:rPr>
         <w:t xml:space="preserve"> </w:t>
       </w:r>
       <w:r>
         <w:rPr>
-          <w:rFonts w:hint="eastAsia"/>
+          <w:rFonts w:hint="eastAsia" w:eastAsia="黑体"/>
         </w:rPr>
         <w:t xml:space="preserve">相中间两管连接点）；a</w:t>
       </w:r>
       <w:r>
+        <w:rPr>
+          <w:rFonts w:eastAsia="黑体"/>
+        </w:rPr>
         <w:t xml:space="preserve"> </w:t>
       </w:r>
       <w:r>
         <w:rPr>
-          <w:rFonts w:hint="eastAsia"/>
+          <w:rFonts w:hint="eastAsia" w:eastAsia="黑体"/>
         </w:rPr>
         <w:t xml:space="preserve">相内还有</w:t>
       </w:r>
       <w:r>
+        <w:rPr>
+          <w:rFonts w:eastAsia="黑体"/>
+        </w:rPr>
         <w:t xml:space="preserve"> </w:t>
       </w:r>
       <m:oMath>
@@ -520,7 +562,7 @@
       </m:oMath>
       <w:r>
         <w:rPr>
-          <w:rFonts w:hint="eastAsia"/>
+          <w:rFonts w:hint="eastAsia" w:eastAsia="黑体"/>
         </w:rPr>
         <w:t xml:space="preserve">（</w:t>
       </w:r>
@@ -557,15 +599,21 @@
         </m:sSub>
       </m:oMath>
       <w:r>
+        <w:rPr>
+          <w:rFonts w:eastAsia="黑体"/>
+        </w:rPr>
         <w:t xml:space="preserve"> </w:t>
       </w:r>
       <w:r>
         <w:rPr>
-          <w:rFonts w:hint="eastAsia"/>
+          <w:rFonts w:hint="eastAsia" w:eastAsia="黑体"/>
         </w:rPr>
         <w:t xml:space="preserve">连接点）与</w:t>
       </w:r>
       <w:r>
+        <w:rPr>
+          <w:rFonts w:eastAsia="黑体"/>
+        </w:rPr>
         <w:t xml:space="preserve"> </w:t>
       </w:r>
       <m:oMath>
@@ -584,7 +632,7 @@
       </m:oMath>
       <w:r>
         <w:rPr>
-          <w:rFonts w:hint="eastAsia"/>
+          <w:rFonts w:hint="eastAsia" w:eastAsia="黑体"/>
         </w:rPr>
         <w:t xml:space="preserve">（</w:t>
       </w:r>
@@ -621,11 +669,14 @@
         </m:sSub>
       </m:oMath>
       <w:r>
+        <w:rPr>
+          <w:rFonts w:eastAsia="黑体"/>
+        </w:rPr>
         <w:t xml:space="preserve"> </w:t>
       </w:r>
       <w:r>
         <w:rPr>
-          <w:rFonts w:hint="eastAsia"/>
+          <w:rFonts w:hint="eastAsia" w:eastAsia="黑体"/>
         </w:rPr>
         <w:t xml:space="preserve">连接点），</w:t>
       </w:r>
@@ -635,6 +686,9 @@
         </m:r>
       </m:oMath>
       <w:r>
+        <w:rPr>
+          <w:rFonts w:eastAsia="黑体"/>
+        </w:rPr>
         <w:t xml:space="preserve">、</w:t>
       </w:r>
       <m:oMath>
@@ -643,11 +697,14 @@
         </m:r>
       </m:oMath>
       <w:r>
+        <w:rPr>
+          <w:rFonts w:eastAsia="黑体"/>
+        </w:rPr>
         <w:t xml:space="preserve"> </w:t>
       </w:r>
       <w:r>
         <w:rPr>
-          <w:rFonts w:hint="eastAsia"/>
+          <w:rFonts w:hint="eastAsia" w:eastAsia="黑体"/>
         </w:rPr>
         <w:t xml:space="preserve">相结构相同。</w:t>
       </w:r>
@@ -656,16 +713,19 @@
       <w:pPr/>
       <w:r>
         <w:rPr>
-          <w:rFonts w:hint="eastAsia"/>
+          <w:rFonts w:hint="eastAsia" w:eastAsia="黑体"/>
         </w:rPr>
         <w:t xml:space="preserve">各元件管脚连接（以</w:t>
       </w:r>
       <w:r>
+        <w:rPr>
+          <w:rFonts w:eastAsia="黑体"/>
+        </w:rPr>
         <w:t xml:space="preserve"> a </w:t>
       </w:r>
       <w:r>
         <w:rPr>
-          <w:rFonts w:hint="eastAsia"/>
+          <w:rFonts w:hint="eastAsia" w:eastAsia="黑体"/>
         </w:rPr>
         <w:t xml:space="preserve">相为例）：</w:t>
       </w:r>
@@ -684,24 +744,33 @@
         </m:sSub>
       </m:oMath>
       <w:r>
+        <w:rPr>
+          <w:rFonts w:eastAsia="黑体"/>
+        </w:rPr>
         <w:t xml:space="preserve"> </w:t>
       </w:r>
       <w:r>
         <w:rPr>
-          <w:rFonts w:hint="eastAsia"/>
+          <w:rFonts w:hint="eastAsia" w:eastAsia="黑体"/>
         </w:rPr>
         <w:t xml:space="preserve">的</w:t>
       </w:r>
       <w:r>
+        <w:rPr>
+          <w:rFonts w:eastAsia="黑体"/>
+        </w:rPr>
         <w:t xml:space="preserve"> C </w:t>
       </w:r>
       <w:r>
         <w:rPr>
-          <w:rFonts w:hint="eastAsia"/>
+          <w:rFonts w:hint="eastAsia" w:eastAsia="黑体"/>
         </w:rPr>
         <w:t xml:space="preserve">接</w:t>
       </w:r>
       <w:r>
+        <w:rPr>
+          <w:rFonts w:eastAsia="黑体"/>
+        </w:rPr>
         <w:t xml:space="preserve"> </w:t>
       </w:r>
       <m:oMath>
@@ -710,15 +779,21 @@
         </m:r>
       </m:oMath>
       <w:r>
+        <w:rPr>
+          <w:rFonts w:eastAsia="黑体"/>
+        </w:rPr>
         <w:t xml:space="preserve">、E </w:t>
       </w:r>
       <w:r>
         <w:rPr>
-          <w:rFonts w:hint="eastAsia"/>
+          <w:rFonts w:hint="eastAsia" w:eastAsia="黑体"/>
         </w:rPr>
         <w:t xml:space="preserve">接</w:t>
       </w:r>
       <w:r>
+        <w:rPr>
+          <w:rFonts w:eastAsia="黑体"/>
+        </w:rPr>
         <w:t xml:space="preserve"> </w:t>
       </w:r>
       <m:oMath>
@@ -736,11 +811,14 @@
         </m:sSub>
       </m:oMath>
       <w:r>
+        <w:rPr>
+          <w:rFonts w:eastAsia="黑体"/>
+        </w:rPr>
         <w:t xml:space="preserve">、G </w:t>
       </w:r>
       <w:r>
         <w:rPr>
-          <w:rFonts w:hint="eastAsia"/>
+          <w:rFonts w:hint="eastAsia" w:eastAsia="黑体"/>
         </w:rPr>
         <w:t xml:space="preserve">接驱动；</w:t>
       </w:r>
@@ -759,24 +837,33 @@
         </m:sSub>
       </m:oMath>
       <w:r>
+        <w:rPr>
+          <w:rFonts w:eastAsia="黑体"/>
+        </w:rPr>
         <w:t xml:space="preserve"> </w:t>
       </w:r>
       <w:r>
         <w:rPr>
-          <w:rFonts w:hint="eastAsia"/>
+          <w:rFonts w:hint="eastAsia" w:eastAsia="黑体"/>
         </w:rPr>
         <w:t xml:space="preserve">的</w:t>
       </w:r>
       <w:r>
+        <w:rPr>
+          <w:rFonts w:eastAsia="黑体"/>
+        </w:rPr>
         <w:t xml:space="preserve"> C </w:t>
       </w:r>
       <w:r>
         <w:rPr>
-          <w:rFonts w:hint="eastAsia"/>
+          <w:rFonts w:hint="eastAsia" w:eastAsia="黑体"/>
         </w:rPr>
         <w:t xml:space="preserve">接</w:t>
       </w:r>
       <w:r>
+        <w:rPr>
+          <w:rFonts w:eastAsia="黑体"/>
+        </w:rPr>
         <w:t xml:space="preserve"> </w:t>
       </w:r>
       <m:oMath>
@@ -794,15 +881,21 @@
         </m:sSub>
       </m:oMath>
       <w:r>
+        <w:rPr>
+          <w:rFonts w:eastAsia="黑体"/>
+        </w:rPr>
         <w:t xml:space="preserve">、E </w:t>
       </w:r>
       <w:r>
         <w:rPr>
-          <w:rFonts w:hint="eastAsia"/>
+          <w:rFonts w:hint="eastAsia" w:eastAsia="黑体"/>
         </w:rPr>
         <w:t xml:space="preserve">接</w:t>
       </w:r>
       <w:r>
+        <w:rPr>
+          <w:rFonts w:eastAsia="黑体"/>
+        </w:rPr>
         <w:t xml:space="preserve"> </w:t>
       </w:r>
       <m:oMath>
@@ -820,11 +913,14 @@
         </m:sSub>
       </m:oMath>
       <w:r>
+        <w:rPr>
+          <w:rFonts w:eastAsia="黑体"/>
+        </w:rPr>
         <w:t xml:space="preserve">、G </w:t>
       </w:r>
       <w:r>
         <w:rPr>
-          <w:rFonts w:hint="eastAsia"/>
+          <w:rFonts w:hint="eastAsia" w:eastAsia="黑体"/>
         </w:rPr>
         <w:t xml:space="preserve">接驱动；</w:t>
       </w:r>
@@ -843,24 +939,33 @@
         </m:sSub>
       </m:oMath>
       <w:r>
+        <w:rPr>
+          <w:rFonts w:eastAsia="黑体"/>
+        </w:rPr>
         <w:t xml:space="preserve"> </w:t>
       </w:r>
       <w:r>
         <w:rPr>
-          <w:rFonts w:hint="eastAsia"/>
+          <w:rFonts w:hint="eastAsia" w:eastAsia="黑体"/>
         </w:rPr>
         <w:t xml:space="preserve">的</w:t>
       </w:r>
       <w:r>
+        <w:rPr>
+          <w:rFonts w:eastAsia="黑体"/>
+        </w:rPr>
         <w:t xml:space="preserve"> C </w:t>
       </w:r>
       <w:r>
         <w:rPr>
-          <w:rFonts w:hint="eastAsia"/>
+          <w:rFonts w:hint="eastAsia" w:eastAsia="黑体"/>
         </w:rPr>
         <w:t xml:space="preserve">接</w:t>
       </w:r>
       <w:r>
+        <w:rPr>
+          <w:rFonts w:eastAsia="黑体"/>
+        </w:rPr>
         <w:t xml:space="preserve"> </w:t>
       </w:r>
       <m:oMath>
@@ -878,15 +983,21 @@
         </m:sSub>
       </m:oMath>
       <w:r>
+        <w:rPr>
+          <w:rFonts w:eastAsia="黑体"/>
+        </w:rPr>
         <w:t xml:space="preserve">、E </w:t>
       </w:r>
       <w:r>
         <w:rPr>
-          <w:rFonts w:hint="eastAsia"/>
+          <w:rFonts w:hint="eastAsia" w:eastAsia="黑体"/>
         </w:rPr>
         <w:t xml:space="preserve">接</w:t>
       </w:r>
       <w:r>
+        <w:rPr>
+          <w:rFonts w:eastAsia="黑体"/>
+        </w:rPr>
         <w:t xml:space="preserve"> </w:t>
       </w:r>
       <m:oMath>
@@ -904,11 +1015,14 @@
         </m:sSub>
       </m:oMath>
       <w:r>
+        <w:rPr>
+          <w:rFonts w:eastAsia="黑体"/>
+        </w:rPr>
         <w:t xml:space="preserve">、G </w:t>
       </w:r>
       <w:r>
         <w:rPr>
-          <w:rFonts w:hint="eastAsia"/>
+          <w:rFonts w:hint="eastAsia" w:eastAsia="黑体"/>
         </w:rPr>
         <w:t xml:space="preserve">接驱动；</w:t>
       </w:r>
@@ -927,24 +1041,33 @@
         </m:sSub>
       </m:oMath>
       <w:r>
+        <w:rPr>
+          <w:rFonts w:eastAsia="黑体"/>
+        </w:rPr>
         <w:t xml:space="preserve"> </w:t>
       </w:r>
       <w:r>
         <w:rPr>
-          <w:rFonts w:hint="eastAsia"/>
+          <w:rFonts w:hint="eastAsia" w:eastAsia="黑体"/>
         </w:rPr>
         <w:t xml:space="preserve">的</w:t>
       </w:r>
       <w:r>
+        <w:rPr>
+          <w:rFonts w:eastAsia="黑体"/>
+        </w:rPr>
         <w:t xml:space="preserve"> C </w:t>
       </w:r>
       <w:r>
         <w:rPr>
-          <w:rFonts w:hint="eastAsia"/>
+          <w:rFonts w:hint="eastAsia" w:eastAsia="黑体"/>
         </w:rPr>
         <w:t xml:space="preserve">接</w:t>
       </w:r>
       <w:r>
+        <w:rPr>
+          <w:rFonts w:eastAsia="黑体"/>
+        </w:rPr>
         <w:t xml:space="preserve"> </w:t>
       </w:r>
       <m:oMath>
@@ -962,15 +1085,21 @@
         </m:sSub>
       </m:oMath>
       <w:r>
+        <w:rPr>
+          <w:rFonts w:eastAsia="黑体"/>
+        </w:rPr>
         <w:t xml:space="preserve">、E </w:t>
       </w:r>
       <w:r>
         <w:rPr>
-          <w:rFonts w:hint="eastAsia"/>
+          <w:rFonts w:hint="eastAsia" w:eastAsia="黑体"/>
         </w:rPr>
         <w:t xml:space="preserve">接</w:t>
       </w:r>
       <w:r>
+        <w:rPr>
+          <w:rFonts w:eastAsia="黑体"/>
+        </w:rPr>
         <w:t xml:space="preserve"> </w:t>
       </w:r>
       <m:oMath>
@@ -979,29 +1108,38 @@
         </m:r>
       </m:oMath>
       <w:r>
+        <w:rPr>
+          <w:rFonts w:eastAsia="黑体"/>
+        </w:rPr>
         <w:t xml:space="preserve">、G </w:t>
       </w:r>
       <w:r>
         <w:rPr>
-          <w:rFonts w:hint="eastAsia"/>
+          <w:rFonts w:hint="eastAsia" w:eastAsia="黑体"/>
         </w:rPr>
         <w:t xml:space="preserve">接驱动，各管反并联二极管阳极接</w:t>
       </w:r>
       <w:r>
+        <w:rPr>
+          <w:rFonts w:eastAsia="黑体"/>
+        </w:rPr>
         <w:t xml:space="preserve"> </w:t>
       </w:r>
       <w:r>
         <w:rPr>
-          <w:rFonts w:hint="eastAsia"/>
+          <w:rFonts w:hint="eastAsia" w:eastAsia="黑体"/>
         </w:rPr>
         <w:t xml:space="preserve">E、阴极接</w:t>
       </w:r>
       <w:r>
+        <w:rPr>
+          <w:rFonts w:eastAsia="黑体"/>
+        </w:rPr>
         <w:t xml:space="preserve"> </w:t>
       </w:r>
       <w:r>
         <w:rPr>
-          <w:rFonts w:hint="eastAsia"/>
+          <w:rFonts w:hint="eastAsia" w:eastAsia="黑体"/>
         </w:rPr>
         <w:t xml:space="preserve">C；</w:t>
       </w:r>
@@ -1023,15 +1161,21 @@
         </m:sSub>
       </m:oMath>
       <w:r>
+        <w:rPr>
+          <w:rFonts w:eastAsia="黑体"/>
+        </w:rPr>
         <w:t xml:space="preserve"> </w:t>
       </w:r>
       <w:r>
         <w:rPr>
-          <w:rFonts w:hint="eastAsia"/>
+          <w:rFonts w:hint="eastAsia" w:eastAsia="黑体"/>
         </w:rPr>
         <w:t xml:space="preserve">阳极接中点</w:t>
       </w:r>
       <w:r>
+        <w:rPr>
+          <w:rFonts w:eastAsia="黑体"/>
+        </w:rPr>
         <w:t xml:space="preserve"> </w:t>
       </w:r>
       <m:oMath>
@@ -1041,11 +1185,14 @@
       </m:oMath>
       <w:r>
         <w:rPr>
-          <w:rFonts w:hint="eastAsia"/>
+          <w:rFonts w:hint="eastAsia" w:eastAsia="黑体"/>
         </w:rPr>
         <w:t xml:space="preserve">、阴极接</w:t>
       </w:r>
       <w:r>
+        <w:rPr>
+          <w:rFonts w:eastAsia="黑体"/>
+        </w:rPr>
         <w:t xml:space="preserve"> </w:t>
       </w:r>
       <m:oMath>
@@ -1064,7 +1211,7 @@
       </m:oMath>
       <w:r>
         <w:rPr>
-          <w:rFonts w:hint="eastAsia"/>
+          <w:rFonts w:hint="eastAsia" w:eastAsia="黑体"/>
         </w:rPr>
         <w:t xml:space="preserve">；</w:t>
       </w:r>
@@ -1086,15 +1233,21 @@
         </m:sSub>
       </m:oMath>
       <w:r>
+        <w:rPr>
+          <w:rFonts w:eastAsia="黑体"/>
+        </w:rPr>
         <w:t xml:space="preserve"> </w:t>
       </w:r>
       <w:r>
         <w:rPr>
-          <w:rFonts w:hint="eastAsia"/>
+          <w:rFonts w:hint="eastAsia" w:eastAsia="黑体"/>
         </w:rPr>
         <w:t xml:space="preserve">阳极接</w:t>
       </w:r>
       <w:r>
+        <w:rPr>
+          <w:rFonts w:eastAsia="黑体"/>
+        </w:rPr>
         <w:t xml:space="preserve"> </w:t>
       </w:r>
       <m:oMath>
@@ -1113,11 +1266,14 @@
       </m:oMath>
       <w:r>
         <w:rPr>
-          <w:rFonts w:hint="eastAsia"/>
+          <w:rFonts w:hint="eastAsia" w:eastAsia="黑体"/>
         </w:rPr>
         <w:t xml:space="preserve">、阴极接中点</w:t>
       </w:r>
       <w:r>
+        <w:rPr>
+          <w:rFonts w:eastAsia="黑体"/>
+        </w:rPr>
         <w:t xml:space="preserve"> </w:t>
       </w:r>
       <m:oMath>
@@ -1127,7 +1283,7 @@
       </m:oMath>
       <w:r>
         <w:rPr>
-          <w:rFonts w:hint="eastAsia"/>
+          <w:rFonts w:hint="eastAsia" w:eastAsia="黑体"/>
         </w:rPr>
         <w:t xml:space="preserve">；</w:t>
       </w:r>
@@ -1146,15 +1302,21 @@
         </m:sSub>
       </m:oMath>
       <w:r>
+        <w:rPr>
+          <w:rFonts w:eastAsia="黑体"/>
+        </w:rPr>
         <w:t xml:space="preserve"> </w:t>
       </w:r>
       <w:r>
         <w:rPr>
-          <w:rFonts w:hint="eastAsia"/>
+          <w:rFonts w:hint="eastAsia" w:eastAsia="黑体"/>
         </w:rPr>
         <w:t xml:space="preserve">一端接</w:t>
       </w:r>
       <w:r>
+        <w:rPr>
+          <w:rFonts w:eastAsia="黑体"/>
+        </w:rPr>
         <w:t xml:space="preserve"> </w:t>
       </w:r>
       <m:oMath>
@@ -1164,11 +1326,14 @@
       </m:oMath>
       <w:r>
         <w:rPr>
-          <w:rFonts w:hint="eastAsia"/>
+          <w:rFonts w:hint="eastAsia" w:eastAsia="黑体"/>
         </w:rPr>
         <w:t xml:space="preserve">、另一端接</w:t>
       </w:r>
       <w:r>
+        <w:rPr>
+          <w:rFonts w:eastAsia="黑体"/>
+        </w:rPr>
         <w:t xml:space="preserve"> </w:t>
       </w:r>
       <m:oMath>
@@ -1178,7 +1343,7 @@
       </m:oMath>
       <w:r>
         <w:rPr>
-          <w:rFonts w:hint="eastAsia"/>
+          <w:rFonts w:hint="eastAsia" w:eastAsia="黑体"/>
         </w:rPr>
         <w:t xml:space="preserve">；</w:t>
       </w:r>
@@ -1197,15 +1362,21 @@
         </m:sSub>
       </m:oMath>
       <w:r>
+        <w:rPr>
+          <w:rFonts w:eastAsia="黑体"/>
+        </w:rPr>
         <w:t xml:space="preserve"> </w:t>
       </w:r>
       <w:r>
         <w:rPr>
-          <w:rFonts w:hint="eastAsia"/>
+          <w:rFonts w:hint="eastAsia" w:eastAsia="黑体"/>
         </w:rPr>
         <w:t xml:space="preserve">一端接</w:t>
       </w:r>
       <w:r>
+        <w:rPr>
+          <w:rFonts w:eastAsia="黑体"/>
+        </w:rPr>
         <w:t xml:space="preserve"> </w:t>
       </w:r>
       <m:oMath>
@@ -1215,11 +1386,14 @@
       </m:oMath>
       <w:r>
         <w:rPr>
-          <w:rFonts w:hint="eastAsia"/>
+          <w:rFonts w:hint="eastAsia" w:eastAsia="黑体"/>
         </w:rPr>
         <w:t xml:space="preserve">、另一端接</w:t>
       </w:r>
       <w:r>
+        <w:rPr>
+          <w:rFonts w:eastAsia="黑体"/>
+        </w:rPr>
         <w:t xml:space="preserve"> </w:t>
       </w:r>
       <m:oMath>
@@ -1229,11 +1403,14 @@
       </m:oMath>
       <w:r>
         <w:rPr>
-          <w:rFonts w:hint="eastAsia"/>
+          <w:rFonts w:hint="eastAsia" w:eastAsia="黑体"/>
         </w:rPr>
         <w:t xml:space="preserve">。钳位二极管把输出钳位到中点电位，使</w:t>
       </w:r>
       <w:r>
+        <w:rPr>
+          <w:rFonts w:eastAsia="黑体"/>
+        </w:rPr>
         <w:t xml:space="preserve"> </w:t>
       </w:r>
       <m:oMath>
@@ -1251,15 +1428,21 @@
         </m:sSub>
       </m:oMath>
       <w:r>
+        <w:rPr>
+          <w:rFonts w:eastAsia="黑体"/>
+        </w:rPr>
         <w:t xml:space="preserve"> </w:t>
       </w:r>
       <w:r>
         <w:rPr>
-          <w:rFonts w:hint="eastAsia"/>
+          <w:rFonts w:hint="eastAsia" w:eastAsia="黑体"/>
         </w:rPr>
         <w:t xml:space="preserve">可在</w:t>
       </w:r>
       <w:r>
+        <w:rPr>
+          <w:rFonts w:eastAsia="黑体"/>
+        </w:rPr>
         <w:t xml:space="preserve"> </w:t>
       </w:r>
       <m:oMath>
@@ -1292,6 +1475,9 @@
         </m:r>
       </m:oMath>
       <w:r>
+        <w:rPr>
+          <w:rFonts w:eastAsia="黑体"/>
+        </w:rPr>
         <w:t xml:space="preserve">、</w:t>
       </w:r>
       <m:oMath>
@@ -1300,6 +1486,9 @@
         </m:r>
       </m:oMath>
       <w:r>
+        <w:rPr>
+          <w:rFonts w:eastAsia="黑体"/>
+        </w:rPr>
         <w:t xml:space="preserve">、</w:t>
       </w:r>
       <m:oMath>
@@ -1332,11 +1521,14 @@
         </m:r>
       </m:oMath>
       <w:r>
+        <w:rPr>
+          <w:rFonts w:eastAsia="黑体"/>
+        </w:rPr>
         <w:t xml:space="preserve"> </w:t>
       </w:r>
       <w:r>
         <w:rPr>
-          <w:rFonts w:hint="eastAsia"/>
+          <w:rFonts w:hint="eastAsia" w:eastAsia="黑体"/>
         </w:rPr>
         <w:t xml:space="preserve">三电平间切换。</w:t>
       </w:r>
@@ -1345,29 +1537,38 @@
       <w:pPr/>
       <w:r>
         <w:rPr>
-          <w:rFonts w:hint="eastAsia"/>
+          <w:rFonts w:hint="eastAsia" w:eastAsia="黑体"/>
         </w:rPr>
         <w:t xml:space="preserve">由此构成”每相四开关</w:t>
       </w:r>
       <w:r>
+        <w:rPr>
+          <w:rFonts w:eastAsia="黑体"/>
+        </w:rPr>
         <w:t xml:space="preserve"> + </w:t>
       </w:r>
       <w:r>
         <w:rPr>
-          <w:rFonts w:hint="eastAsia"/>
+          <w:rFonts w:hint="eastAsia" w:eastAsia="黑体"/>
         </w:rPr>
         <w:t xml:space="preserve">双钳位二极管接中点</w:t>
       </w:r>
       <w:r>
+        <w:rPr>
+          <w:rFonts w:eastAsia="黑体"/>
+        </w:rPr>
         <w:t xml:space="preserve"> + </w:t>
       </w:r>
       <w:r>
         <w:rPr>
-          <w:rFonts w:hint="eastAsia"/>
+          <w:rFonts w:hint="eastAsia" w:eastAsia="黑体"/>
         </w:rPr>
         <w:t xml:space="preserve">分裂母线电容”的二极管钳位三电平（NPC）逆变组态，输出可在</w:t>
       </w:r>
       <w:r>
+        <w:rPr>
+          <w:rFonts w:eastAsia="黑体"/>
+        </w:rPr>
         <w:t xml:space="preserve"> </w:t>
       </w:r>
       <m:oMath>
@@ -1400,6 +1601,9 @@
         </m:r>
       </m:oMath>
       <w:r>
+        <w:rPr>
+          <w:rFonts w:eastAsia="黑体"/>
+        </w:rPr>
         <w:t xml:space="preserve">、</w:t>
       </w:r>
       <m:oMath>
@@ -1408,6 +1612,9 @@
         </m:r>
       </m:oMath>
       <w:r>
+        <w:rPr>
+          <w:rFonts w:eastAsia="黑体"/>
+        </w:rPr>
         <w:t xml:space="preserve">、</w:t>
       </w:r>
       <m:oMath>
@@ -1440,11 +1647,14 @@
         </m:r>
       </m:oMath>
       <w:r>
+        <w:rPr>
+          <w:rFonts w:eastAsia="黑体"/>
+        </w:rPr>
         <w:t xml:space="preserve"> </w:t>
       </w:r>
       <w:r>
         <w:rPr>
-          <w:rFonts w:hint="eastAsia"/>
+          <w:rFonts w:hint="eastAsia" w:eastAsia="黑体"/>
         </w:rPr>
         <w:t xml:space="preserve">三电平间切换，谐波更低、单管电压应力为母线一半，主要用于中高压大功率变频器和逆变器。</w:t>
       </w:r>
@@ -1457,7 +1667,7 @@
       </w:pPr>
       <w:r>
         <w:rPr>
-          <w:rFonts w:hint="eastAsia"/>
+          <w:rFonts w:hint="eastAsia" w:eastAsia="黑体"/>
         </w:rPr>
         <w:t xml:space="preserve">工作原理</w:t>
       </w:r>
@@ -1468,7 +1678,7 @@
       </w:pPr>
       <w:r>
         <w:rPr>
-          <w:rFonts w:hint="eastAsia"/>
+          <w:rFonts w:hint="eastAsia" w:eastAsia="黑体"/>
         </w:rPr>
         <w:t xml:space="preserve">直流母线被两个串联电容分为正、中（零）、负三个电位，钳位二极管把中间两管连接点钳位到中点。控制各管通断可在桥臂输出得到正、零、负三电平电压波形，波形更接近正弦，谐波含量低。</w:t>
       </w:r>
@@ -1481,7 +1691,7 @@
       </w:pPr>
       <w:r>
         <w:rPr>
-          <w:rFonts w:hint="eastAsia"/>
+          <w:rFonts w:hint="eastAsia" w:eastAsia="黑体"/>
         </w:rPr>
         <w:t xml:space="preserve">关键计算公式</w:t>
       </w:r>
@@ -1495,7 +1705,7 @@
       </w:pPr>
       <w:r>
         <w:rPr>
-          <w:rFonts w:hint="eastAsia"/>
+          <w:rFonts w:hint="eastAsia" w:eastAsia="黑体"/>
         </w:rPr>
         <w:t xml:space="preserve">输出电压电平选择：</w:t>
       </w:r>
@@ -1631,7 +1841,7 @@
       </w:pPr>
       <w:r>
         <w:rPr>
-          <w:rFonts w:hint="eastAsia"/>
+          <w:rFonts w:hint="eastAsia" w:eastAsia="黑体"/>
         </w:rPr>
         <w:t xml:space="preserve">开关管承受的电压（为母线电压一半）：</w:t>
       </w:r>
@@ -1703,7 +1913,7 @@
       </w:pPr>
       <w:r>
         <w:rPr>
-          <w:rFonts w:hint="eastAsia"/>
+          <w:rFonts w:hint="eastAsia" w:eastAsia="黑体"/>
         </w:rPr>
         <w:t xml:space="preserve">输出线电压电平数：</w:t>
       </w:r>
@@ -1775,11 +1985,14 @@
       </w:pPr>
       <w:r>
         <w:rPr>
-          <w:rFonts w:hint="eastAsia"/>
+          <w:rFonts w:hint="eastAsia" w:eastAsia="黑体"/>
         </w:rPr>
         <w:t xml:space="preserve">（三电平时</w:t>
       </w:r>
       <w:r>
+        <w:rPr>
+          <w:rFonts w:eastAsia="黑体"/>
+        </w:rPr>
         <w:t xml:space="preserve"> </w:t>
       </w:r>
       <m:oMath>
@@ -1798,16 +2011,19 @@
       </m:oMath>
       <w:r>
         <w:rPr>
-          <w:rFonts w:hint="eastAsia"/>
+          <w:rFonts w:hint="eastAsia" w:eastAsia="黑体"/>
         </w:rPr>
         <w:t xml:space="preserve">，线电压</w:t>
       </w:r>
       <w:r>
+        <w:rPr>
+          <w:rFonts w:eastAsia="黑体"/>
+        </w:rPr>
         <w:t xml:space="preserve"> 5 </w:t>
       </w:r>
       <w:r>
         <w:rPr>
-          <w:rFonts w:hint="eastAsia"/>
+          <w:rFonts w:hint="eastAsia" w:eastAsia="黑体"/>
         </w:rPr>
         <w:t xml:space="preserve">电平）</w:t>
       </w:r>
@@ -1821,20 +2037,26 @@
       </w:pPr>
       <w:r>
         <w:rPr>
-          <w:rFonts w:hint="eastAsia"/>
+          <w:rFonts w:hint="eastAsia" w:eastAsia="黑体"/>
         </w:rPr>
         <w:t xml:space="preserve">输出基波电压（正弦</w:t>
       </w:r>
       <w:r>
+        <w:rPr>
+          <w:rFonts w:eastAsia="黑体"/>
+        </w:rPr>
         <w:t xml:space="preserve"> </w:t>
       </w:r>
       <w:r>
         <w:rPr>
-          <w:rFonts w:hint="eastAsia"/>
+          <w:rFonts w:hint="eastAsia" w:eastAsia="黑体"/>
         </w:rPr>
         <w:t xml:space="preserve">PWM，调制度</w:t>
       </w:r>
       <w:r>
+        <w:rPr>
+          <w:rFonts w:eastAsia="黑体"/>
+        </w:rPr>
         <w:t xml:space="preserve"> </w:t>
       </w:r>
       <m:oMath>
@@ -1853,7 +2075,7 @@
       </m:oMath>
       <w:r>
         <w:rPr>
-          <w:rFonts w:hint="eastAsia"/>
+          <w:rFonts w:hint="eastAsia" w:eastAsia="黑体"/>
         </w:rPr>
         <w:t xml:space="preserve">）：</w:t>
       </w:r>
@@ -1959,7 +2181,7 @@
             </w:pPr>
             <w:r>
               <w:rPr>
-                <w:rFonts w:hint="eastAsia"/>
+                <w:rFonts w:hint="eastAsia" w:eastAsia="黑体"/>
               </w:rPr>
               <w:t xml:space="preserve">符号</w:t>
             </w:r>
@@ -1973,7 +2195,7 @@
             </w:pPr>
             <w:r>
               <w:rPr>
-                <w:rFonts w:hint="eastAsia"/>
+                <w:rFonts w:hint="eastAsia" w:eastAsia="黑体"/>
               </w:rPr>
               <w:t xml:space="preserve">含义</w:t>
             </w:r>
@@ -1987,7 +2209,7 @@
             </w:pPr>
             <w:r>
               <w:rPr>
-                <w:rFonts w:hint="eastAsia"/>
+                <w:rFonts w:hint="eastAsia" w:eastAsia="黑体"/>
               </w:rPr>
               <w:t xml:space="preserve">单位</w:t>
             </w:r>
@@ -2016,6 +2238,9 @@
               </m:sSub>
             </m:oMath>
             <w:r>
+              <w:rPr>
+                <w:rFonts w:eastAsia="黑体"/>
+              </w:rPr>
               <w:t xml:space="preserve">​</w:t>
             </w:r>
           </w:p>
@@ -2028,7 +2253,7 @@
             </w:pPr>
             <w:r>
               <w:rPr>
-                <w:rFonts w:hint="eastAsia"/>
+                <w:rFonts w:hint="eastAsia" w:eastAsia="黑体"/>
               </w:rPr>
               <w:t xml:space="preserve">直流母线总电压</w:t>
             </w:r>
@@ -2041,6 +2266,9 @@
               <w:pStyle w:val="Compact"/>
             </w:pPr>
             <w:r>
+              <w:rPr>
+                <w:rFonts w:eastAsia="黑体"/>
+              </w:rPr>
               <w:t xml:space="preserve">V</w:t>
             </w:r>
           </w:p>
@@ -2071,6 +2299,9 @@
               </m:sSub>
             </m:oMath>
             <w:r>
+              <w:rPr>
+                <w:rFonts w:eastAsia="黑体"/>
+              </w:rPr>
               <w:t xml:space="preserve">​</w:t>
             </w:r>
           </w:p>
@@ -2083,7 +2314,7 @@
             </w:pPr>
             <w:r>
               <w:rPr>
-                <w:rFonts w:hint="eastAsia"/>
+                <w:rFonts w:hint="eastAsia" w:eastAsia="黑体"/>
               </w:rPr>
               <w:t xml:space="preserve">单管承受电压</w:t>
             </w:r>
@@ -2096,6 +2327,9 @@
               <w:pStyle w:val="Compact"/>
             </w:pPr>
             <w:r>
+              <w:rPr>
+                <w:rFonts w:eastAsia="黑体"/>
+              </w:rPr>
               <w:t xml:space="preserve">V</w:t>
             </w:r>
           </w:p>
@@ -2123,6 +2357,9 @@
               </m:sSub>
             </m:oMath>
             <w:r>
+              <w:rPr>
+                <w:rFonts w:eastAsia="黑体"/>
+              </w:rPr>
               <w:t xml:space="preserve">​</w:t>
             </w:r>
           </w:p>
@@ -2135,7 +2372,7 @@
             </w:pPr>
             <w:r>
               <w:rPr>
-                <w:rFonts w:hint="eastAsia"/>
+                <w:rFonts w:hint="eastAsia" w:eastAsia="黑体"/>
               </w:rPr>
               <w:t xml:space="preserve">调制度</w:t>
             </w:r>
@@ -2148,6 +2385,9 @@
               <w:pStyle w:val="Compact"/>
             </w:pPr>
             <w:r>
+              <w:rPr>
+                <w:rFonts w:eastAsia="黑体"/>
+              </w:rPr>
               <w:t xml:space="preserve">—</w:t>
             </w:r>
           </w:p>
@@ -2166,6 +2406,9 @@
               </m:r>
             </m:oMath>
             <w:r>
+              <w:rPr>
+                <w:rFonts w:eastAsia="黑体"/>
+              </w:rPr>
               <w:t xml:space="preserve">​</w:t>
             </w:r>
           </w:p>
@@ -2178,7 +2421,7 @@
             </w:pPr>
             <w:r>
               <w:rPr>
-                <w:rFonts w:hint="eastAsia"/>
+                <w:rFonts w:hint="eastAsia" w:eastAsia="黑体"/>
               </w:rPr>
               <w:t xml:space="preserve">相电平步数</w:t>
             </w:r>
@@ -2191,6 +2434,9 @@
               <w:pStyle w:val="Compact"/>
             </w:pPr>
             <w:r>
+              <w:rPr>
+                <w:rFonts w:eastAsia="黑体"/>
+              </w:rPr>
               <w:t xml:space="preserve">—</w:t>
             </w:r>
           </w:p>
@@ -2230,6 +2476,9 @@
               </m:sSub>
             </m:oMath>
             <w:r>
+              <w:rPr>
+                <w:rFonts w:eastAsia="黑体"/>
+              </w:rPr>
               <w:t xml:space="preserve">​</w:t>
             </w:r>
           </w:p>
@@ -2242,7 +2491,7 @@
             </w:pPr>
             <w:r>
               <w:rPr>
-                <w:rFonts w:hint="eastAsia"/>
+                <w:rFonts w:hint="eastAsia" w:eastAsia="黑体"/>
               </w:rPr>
               <w:t xml:space="preserve">线电压电平数</w:t>
             </w:r>
@@ -2255,6 +2504,9 @@
               <w:pStyle w:val="Compact"/>
             </w:pPr>
             <w:r>
+              <w:rPr>
+                <w:rFonts w:eastAsia="黑体"/>
+              </w:rPr>
               <w:t xml:space="preserve">—</w:t>
             </w:r>
           </w:p>
@@ -2269,7 +2521,7 @@
       </w:pPr>
       <w:r>
         <w:rPr>
-          <w:rFonts w:hint="eastAsia"/>
+          <w:rFonts w:hint="eastAsia" w:eastAsia="黑体"/>
         </w:rPr>
         <w:t xml:space="preserve">元件调整影响</w:t>
       </w:r>
@@ -2284,7 +2536,7 @@
       </w:pPr>
       <w:r>
         <w:rPr>
-          <w:rFonts w:hint="eastAsia"/>
+          <w:rFonts w:hint="eastAsia" w:eastAsia="黑体"/>
           <w:b/>
           <w:bCs/>
         </w:rPr>
@@ -2292,6 +2544,7 @@
       </w:r>
       <w:r>
         <w:rPr>
+          <w:rFonts w:eastAsia="黑体"/>
           <w:b/>
           <w:bCs/>
         </w:rPr>
@@ -2299,7 +2552,7 @@
       </w:r>
       <w:r>
         <w:rPr>
-          <w:rFonts w:hint="eastAsia"/>
+          <w:rFonts w:hint="eastAsia" w:eastAsia="黑体"/>
           <w:b/>
           <w:bCs/>
         </w:rPr>
@@ -2307,20 +2560,27 @@
       </w:r>
       <w:r>
         <w:rPr>
+          <w:rFonts w:eastAsia="黑体"/>
           <w:b/>
           <w:bCs/>
         </w:rPr>
         <w:t xml:space="preserve"> ↑</w:t>
       </w:r>
       <w:r>
+        <w:rPr>
+          <w:rFonts w:eastAsia="黑体"/>
+        </w:rPr>
         <w:t xml:space="preserve"> </w:t>
       </w:r>
       <w:r>
+        <w:rPr>
+          <w:rFonts w:eastAsia="黑体"/>
+        </w:rPr>
         <w:t xml:space="preserve">→ </w:t>
       </w:r>
       <w:r>
         <w:rPr>
-          <w:rFonts w:hint="eastAsia"/>
+          <w:rFonts w:hint="eastAsia" w:eastAsia="黑体"/>
         </w:rPr>
         <w:t xml:space="preserve">中点电位漂移，需中点电位平衡控制。</w:t>
       </w:r>
@@ -2335,7 +2595,7 @@
       </w:pPr>
       <w:r>
         <w:rPr>
-          <w:rFonts w:hint="eastAsia"/>
+          <w:rFonts w:hint="eastAsia" w:eastAsia="黑体"/>
           <w:b/>
           <w:bCs/>
         </w:rPr>
@@ -2343,20 +2603,27 @@
       </w:r>
       <w:r>
         <w:rPr>
+          <w:rFonts w:eastAsia="黑体"/>
           <w:b/>
           <w:bCs/>
         </w:rPr>
         <w:t xml:space="preserve"> ↑</w:t>
       </w:r>
       <w:r>
+        <w:rPr>
+          <w:rFonts w:eastAsia="黑体"/>
+        </w:rPr>
         <w:t xml:space="preserve"> </w:t>
       </w:r>
       <w:r>
+        <w:rPr>
+          <w:rFonts w:eastAsia="黑体"/>
+        </w:rPr>
         <w:t xml:space="preserve">→ </w:t>
       </w:r>
       <w:r>
         <w:rPr>
-          <w:rFonts w:hint="eastAsia"/>
+          <w:rFonts w:hint="eastAsia" w:eastAsia="黑体"/>
         </w:rPr>
         <w:t xml:space="preserve">谐波减小，但开关损耗增大、效率下降。</w:t>
       </w:r>
@@ -2371,7 +2638,7 @@
       </w:pPr>
       <w:r>
         <w:rPr>
-          <w:rFonts w:hint="eastAsia"/>
+          <w:rFonts w:hint="eastAsia" w:eastAsia="黑体"/>
           <w:b/>
           <w:bCs/>
         </w:rPr>
@@ -2379,6 +2646,7 @@
       </w:r>
       <w:r>
         <w:rPr>
+          <w:rFonts w:eastAsia="黑体"/>
           <w:b/>
           <w:bCs/>
         </w:rPr>
@@ -2386,21 +2654,27 @@
       </w:r>
       <w:r>
         <w:rPr>
-          <w:rFonts w:hint="eastAsia"/>
+          <w:rFonts w:hint="eastAsia" w:eastAsia="黑体"/>
           <w:b/>
           <w:bCs/>
         </w:rPr>
         <w:t xml:space="preserve">↑（如五电平）</w:t>
       </w:r>
       <w:r>
+        <w:rPr>
+          <w:rFonts w:eastAsia="黑体"/>
+        </w:rPr>
         <w:t xml:space="preserve"> </w:t>
       </w:r>
       <w:r>
+        <w:rPr>
+          <w:rFonts w:eastAsia="黑体"/>
+        </w:rPr>
         <w:t xml:space="preserve">→ </w:t>
       </w:r>
       <w:r>
         <w:rPr>
-          <w:rFonts w:hint="eastAsia"/>
+          <w:rFonts w:hint="eastAsia" w:eastAsia="黑体"/>
         </w:rPr>
         <w:t xml:space="preserve">波形更正弦、</w:t>
       </w:r>
@@ -2425,11 +2699,14 @@
         </m:r>
       </m:oMath>
       <w:r>
+        <w:rPr>
+          <w:rFonts w:eastAsia="黑体"/>
+        </w:rPr>
         <w:t xml:space="preserve"> </w:t>
       </w:r>
       <w:r>
         <w:rPr>
-          <w:rFonts w:hint="eastAsia"/>
+          <w:rFonts w:hint="eastAsia" w:eastAsia="黑体"/>
         </w:rPr>
         <w:t xml:space="preserve">更小，但器件与驱动数量增多。</w:t>
       </w:r>
@@ -2458,6 +2735,7 @@
       </m:oMath>
       <w:r>
         <w:rPr>
+          <w:rFonts w:eastAsia="黑体"/>
           <w:b/>
           <w:bCs/>
         </w:rPr>
@@ -2465,20 +2743,27 @@
       </w:r>
       <w:r>
         <w:rPr>
+          <w:rFonts w:eastAsia="黑体"/>
           <w:b/>
           <w:bCs/>
         </w:rPr>
         <w:t xml:space="preserve">↑</w:t>
       </w:r>
       <w:r>
+        <w:rPr>
+          <w:rFonts w:eastAsia="黑体"/>
+        </w:rPr>
         <w:t xml:space="preserve"> </w:t>
       </w:r>
       <w:r>
+        <w:rPr>
+          <w:rFonts w:eastAsia="黑体"/>
+        </w:rPr>
         <w:t xml:space="preserve">→ </w:t>
       </w:r>
       <w:r>
         <w:rPr>
-          <w:rFonts w:hint="eastAsia"/>
+          <w:rFonts w:hint="eastAsia" w:eastAsia="黑体"/>
         </w:rPr>
         <w:t xml:space="preserve">输出功率能力提高，对器件耐压与均压提出更高要求。</w:t>
       </w:r>
@@ -2491,7 +2776,7 @@
       </w:pPr>
       <w:r>
         <w:rPr>
-          <w:rFonts w:hint="eastAsia"/>
+          <w:rFonts w:hint="eastAsia" w:eastAsia="黑体"/>
         </w:rPr>
         <w:t xml:space="preserve">典型参数示例</w:t>
       </w:r>
@@ -2506,11 +2791,14 @@
       </w:pPr>
       <w:r>
         <w:rPr>
-          <w:rFonts w:hint="eastAsia"/>
+          <w:rFonts w:hint="eastAsia" w:eastAsia="黑体"/>
         </w:rPr>
         <w:t xml:space="preserve">取</w:t>
       </w:r>
       <w:r>
+        <w:rPr>
+          <w:rFonts w:eastAsia="黑体"/>
+        </w:rPr>
         <w:t xml:space="preserve"> </w:t>
       </w:r>
       <m:oMath>
@@ -2548,11 +2836,14 @@
       </m:oMath>
       <w:r>
         <w:rPr>
-          <w:rFonts w:hint="eastAsia"/>
+          <w:rFonts w:hint="eastAsia" w:eastAsia="黑体"/>
         </w:rPr>
         <w:t xml:space="preserve">，三电平单管耐压</w:t>
       </w:r>
       <w:r>
+        <w:rPr>
+          <w:rFonts w:eastAsia="黑体"/>
+        </w:rPr>
         <w:t xml:space="preserve"> </w:t>
       </w:r>
       <m:oMath>
@@ -2611,25 +2902,31 @@
       </m:oMath>
       <w:r>
         <w:rPr>
-          <w:rFonts w:hint="eastAsia"/>
+          <w:rFonts w:hint="eastAsia" w:eastAsia="黑体"/>
         </w:rPr>
         <w:t xml:space="preserve">，可用</w:t>
       </w:r>
       <w:r>
+        <w:rPr>
+          <w:rFonts w:eastAsia="黑体"/>
+        </w:rPr>
         <w:t xml:space="preserve"> 1200 V </w:t>
       </w:r>
       <w:r>
         <w:rPr>
-          <w:rFonts w:hint="eastAsia"/>
+          <w:rFonts w:hint="eastAsia" w:eastAsia="黑体"/>
         </w:rPr>
         <w:t xml:space="preserve">级</w:t>
       </w:r>
       <w:r>
+        <w:rPr>
+          <w:rFonts w:eastAsia="黑体"/>
+        </w:rPr>
         <w:t xml:space="preserve"> IGBT </w:t>
       </w:r>
       <w:r>
         <w:rPr>
-          <w:rFonts w:hint="eastAsia"/>
+          <w:rFonts w:hint="eastAsia" w:eastAsia="黑体"/>
         </w:rPr>
         <w:t xml:space="preserve">获得更大裕量。</w:t>
       </w:r>
@@ -2644,11 +2941,14 @@
       </w:pPr>
       <w:r>
         <w:rPr>
-          <w:rFonts w:hint="eastAsia"/>
+          <w:rFonts w:hint="eastAsia" w:eastAsia="黑体"/>
         </w:rPr>
         <w:t xml:space="preserve">取</w:t>
       </w:r>
       <w:r>
+        <w:rPr>
+          <w:rFonts w:eastAsia="黑体"/>
+        </w:rPr>
         <w:t xml:space="preserve"> </w:t>
       </w:r>
       <m:oMath>
@@ -2685,6 +2985,9 @@
         </m:r>
       </m:oMath>
       <w:r>
+        <w:rPr>
+          <w:rFonts w:eastAsia="黑体"/>
+        </w:rPr>
         <w:t xml:space="preserve">、</w:t>
       </w:r>
       <m:oMath>
@@ -2712,11 +3015,14 @@
       </m:oMath>
       <w:r>
         <w:rPr>
-          <w:rFonts w:hint="eastAsia"/>
+          <w:rFonts w:hint="eastAsia" w:eastAsia="黑体"/>
         </w:rPr>
         <w:t xml:space="preserve">：相电压基波幅值</w:t>
       </w:r>
       <w:r>
+        <w:rPr>
+          <w:rFonts w:eastAsia="黑体"/>
+        </w:rPr>
         <w:t xml:space="preserve"> </w:t>
       </w:r>
       <m:oMath>
@@ -2774,6 +3080,9 @@
         </m:r>
       </m:oMath>
       <w:r>
+        <w:rPr>
+          <w:rFonts w:eastAsia="黑体"/>
+        </w:rPr>
         <w:t xml:space="preserve">。</w:t>
       </w:r>
     </w:p>
@@ -2785,7 +3094,7 @@
       </w:pPr>
       <w:r>
         <w:rPr>
-          <w:rFonts w:hint="eastAsia"/>
+          <w:rFonts w:hint="eastAsia" w:eastAsia="黑体"/>
         </w:rPr>
         <w:t xml:space="preserve">常见器件型号</w:t>
       </w:r>
@@ -2800,7 +3109,7 @@
       </w:pPr>
       <w:r>
         <w:rPr>
-          <w:rFonts w:hint="eastAsia"/>
+          <w:rFonts w:hint="eastAsia" w:eastAsia="黑体"/>
         </w:rPr>
         <w:t xml:space="preserve">IGBT：FZ1200R12KF4、CM100DY-24H。</w:t>
       </w:r>
@@ -2815,16 +3124,19 @@
       </w:pPr>
       <w:r>
         <w:rPr>
-          <w:rFonts w:hint="eastAsia"/>
+          <w:rFonts w:hint="eastAsia" w:eastAsia="黑体"/>
         </w:rPr>
         <w:t xml:space="preserve">快恢复钳位二极管：快恢复二极管如</w:t>
       </w:r>
       <w:r>
+        <w:rPr>
+          <w:rFonts w:eastAsia="黑体"/>
+        </w:rPr>
         <w:t xml:space="preserve"> DSEI </w:t>
       </w:r>
       <w:r>
         <w:rPr>
-          <w:rFonts w:hint="eastAsia"/>
+          <w:rFonts w:hint="eastAsia" w:eastAsia="黑体"/>
         </w:rPr>
         <w:t xml:space="preserve">系列。</w:t>
       </w:r>
@@ -2839,7 +3151,7 @@
       </w:pPr>
       <w:r>
         <w:rPr>
-          <w:rFonts w:hint="eastAsia"/>
+          <w:rFonts w:hint="eastAsia" w:eastAsia="黑体"/>
         </w:rPr>
         <w:t xml:space="preserve">驱动/隔离：TLP251、ACPL-332J。</w:t>
       </w:r>
@@ -2852,7 +3164,7 @@
       </w:pPr>
       <w:r>
         <w:rPr>
-          <w:rFonts w:hint="eastAsia"/>
+          <w:rFonts w:hint="eastAsia" w:eastAsia="黑体"/>
         </w:rPr>
         <w:t xml:space="preserve">注意事项</w:t>
       </w:r>
@@ -2867,7 +3179,7 @@
       </w:pPr>
       <w:r>
         <w:rPr>
-          <w:rFonts w:hint="eastAsia"/>
+          <w:rFonts w:hint="eastAsia" w:eastAsia="黑体"/>
         </w:rPr>
         <w:t xml:space="preserve">直流母线分压电容中点电位易漂移，需中点电位平衡控制策略。</w:t>
       </w:r>
@@ -2882,7 +3194,7 @@
       </w:pPr>
       <w:r>
         <w:rPr>
-          <w:rFonts w:hint="eastAsia"/>
+          <w:rFonts w:hint="eastAsia" w:eastAsia="黑体"/>
         </w:rPr>
         <w:t xml:space="preserve">钳位二极管的恢复特性影响换流过程，应选用快恢复二极管。</w:t>
       </w:r>
@@ -2897,7 +3209,7 @@
       </w:pPr>
       <w:r>
         <w:rPr>
-          <w:rFonts w:hint="eastAsia"/>
+          <w:rFonts w:hint="eastAsia" w:eastAsia="黑体"/>
         </w:rPr>
         <w:t xml:space="preserve">桥臂上「内管」与「外管」导通时间不同，损耗分布不均，需合理选型与散热。</w:t>
       </w:r>
@@ -2912,7 +3224,7 @@
       </w:pPr>
       <w:r>
         <w:rPr>
-          <w:rFonts w:hint="eastAsia"/>
+          <w:rFonts w:hint="eastAsia" w:eastAsia="黑体"/>
         </w:rPr>
         <w:t xml:space="preserve">存在零电平保持时的中点电流注入问题，调制策略需兼顾。</w:t>
       </w:r>
@@ -2925,7 +3237,7 @@
       </w:pPr>
       <w:r>
         <w:rPr>
-          <w:rFonts w:hint="eastAsia"/>
+          <w:rFonts w:hint="eastAsia" w:eastAsia="黑体"/>
         </w:rPr>
         <w:t xml:space="preserve">参考资料</w:t>
       </w:r>
@@ -2940,7 +3252,7 @@
       </w:pPr>
       <w:r>
         <w:rPr>
-          <w:rFonts w:hint="eastAsia"/>
+          <w:rFonts w:hint="eastAsia" w:eastAsia="黑体"/>
         </w:rPr>
         <w:t xml:space="preserve">《电力电子技术》（王兆安、刘进军）。</w:t>
       </w:r>
@@ -2954,6 +3266,9 @@
         </w:numPr>
       </w:pPr>
       <w:r>
+        <w:rPr>
+          <w:rFonts w:eastAsia="黑体"/>
+        </w:rPr>
         <w:t xml:space="preserve">Wikipedia: Three-level inverter。</w:t>
       </w:r>
     </w:p>
@@ -2967,34 +3282,43 @@
       </w:pPr>
       <w:r>
         <w:rPr>
-          <w:rFonts w:hint="eastAsia"/>
+          <w:rFonts w:hint="eastAsia" w:eastAsia="黑体"/>
         </w:rPr>
         <w:t xml:space="preserve">富士</w:t>
       </w:r>
       <w:r>
+        <w:rPr>
+          <w:rFonts w:eastAsia="黑体"/>
+        </w:rPr>
         <w:t xml:space="preserve"> / </w:t>
       </w:r>
       <w:r>
         <w:rPr>
-          <w:rFonts w:hint="eastAsia"/>
+          <w:rFonts w:hint="eastAsia" w:eastAsia="黑体"/>
         </w:rPr>
         <w:t xml:space="preserve">三菱</w:t>
       </w:r>
       <w:r>
+        <w:rPr>
+          <w:rFonts w:eastAsia="黑体"/>
+        </w:rPr>
         <w:t xml:space="preserve"> IGBT </w:t>
       </w:r>
       <w:r>
         <w:rPr>
-          <w:rFonts w:hint="eastAsia"/>
+          <w:rFonts w:hint="eastAsia" w:eastAsia="黑体"/>
         </w:rPr>
         <w:t xml:space="preserve">模块应用手册（NPC</w:t>
       </w:r>
       <w:r>
+        <w:rPr>
+          <w:rFonts w:eastAsia="黑体"/>
+        </w:rPr>
         <w:t xml:space="preserve"> </w:t>
       </w:r>
       <w:r>
         <w:rPr>
-          <w:rFonts w:hint="eastAsia"/>
+          <w:rFonts w:hint="eastAsia" w:eastAsia="黑体"/>
         </w:rPr>
         <w:t xml:space="preserve">拓扑）。</w:t>
       </w:r>
@@ -3008,11 +3332,11 @@
       </w:pPr>
       <w:r>
         <w:rPr>
-          <w:rFonts w:ascii="Times New Roman" w:hAnsi="Times New Roman"/>
+          <w:rFonts w:ascii="Times New Roman" w:hAnsi="Times New Roman" w:eastAsia="黑体"/>
           <w:color w:val="555555"/>
           <w:sz w:val="21"/>
         </w:rPr>
-        <w:t>材料收集者：杜文杰</w:t>
+        <w:t>材料收集者：杜文杰，WX手机：19519196569，QQ:3478827729</w:t>
       </w:r>
     </w:p>
     <w:sectPr>
@@ -3032,7 +3356,7 @@
 </file>
 
 <file path=word/footer1.xml><?xml version="1.0" encoding="utf-8"?>
-<w:ftr xmlns:m="http://schemas.openxmlformats.org/officeDocument/2006/math" xmlns:mc="http://schemas.openxmlformats.org/markup-compatibility/2006" xmlns:mo="http://schemas.microsoft.com/office/mac/office/2008/main" xmlns:mv="urn:schemas-microsoft-com:mac:vml" xmlns:o="urn:schemas-microsoft-com:office:office" xmlns:r="http://schemas.openxmlformats.org/officeDocument/2006/relationships" xmlns:v="urn:schemas-microsoft-com:vml" xmlns:w10="urn:schemas-microsoft-com:office:word" xmlns:w14="http://schemas.microsoft.com/office/word/2010/wordml" xmlns:w="http://schemas.openxmlformats.org/wordprocessingml/2006/main" xmlns:wne="http://schemas.microsoft.com/office/word/2006/wordml" xmlns:wp14="http://schemas.microsoft.com/office/word/2010/wordprocessingDrawing" xmlns:wp="http://schemas.openxmlformats.org/drawingml/2006/wordprocessingDrawing" xmlns:wpc="http://schemas.microsoft.com/office/word/2010/wordprocessingCanvas" xmlns:wpg="http://schemas.microsoft.com/office/word/2010/wordprocessingGroup" xmlns:wpi="http://schemas.microsoft.com/office/word/2010/wordprocessingInk" xmlns:wps="http://schemas.microsoft.com/office/word/2010/wordprocessingShape" mc:Ignorable="w14 wp14">
+<w:ftr xmlns:mc="http://schemas.openxmlformats.org/markup-compatibility/2006" xmlns:w="http://schemas.openxmlformats.org/wordprocessingml/2006/main" xmlns:m="http://schemas.openxmlformats.org/officeDocument/2006/math" xmlns:mo="http://schemas.microsoft.com/office/mac/office/2008/main" xmlns:mv="urn:schemas-microsoft-com:mac:vml" xmlns:o="urn:schemas-microsoft-com:office:office" xmlns:r="http://schemas.openxmlformats.org/officeDocument/2006/relationships" xmlns:v="urn:schemas-microsoft-com:vml" xmlns:w10="urn:schemas-microsoft-com:office:word" xmlns:w14="http://schemas.microsoft.com/office/word/2010/wordml" xmlns:wne="http://schemas.microsoft.com/office/word/2006/wordml" xmlns:wp14="http://schemas.microsoft.com/office/word/2010/wordprocessingDrawing" xmlns:wp="http://schemas.openxmlformats.org/drawingml/2006/wordprocessingDrawing" xmlns:wpc="http://schemas.microsoft.com/office/word/2010/wordprocessingCanvas" xmlns:wpg="http://schemas.microsoft.com/office/word/2010/wordprocessingGroup" xmlns:wpi="http://schemas.microsoft.com/office/word/2010/wordprocessingInk" xmlns:wps="http://schemas.microsoft.com/office/word/2010/wordprocessingShape" mc:Ignorable="w14 wp14">
   <w:p>
     <w:pPr>
       <w:pStyle w:val="Footer"/>
@@ -3040,12 +3364,14 @@
     </w:pPr>
     <w:r>
       <w:rPr>
+        <w:rFonts w:eastAsia="黑体"/>
         <w:sz w:val="18"/>
       </w:rPr>
       <w:t xml:space="preserve">第 </w:t>
     </w:r>
     <w:r>
       <w:rPr>
+        <w:rFonts w:eastAsia="黑体"/>
         <w:sz w:val="18"/>
       </w:rPr>
       <w:fldChar w:fldCharType="begin"/>
@@ -3054,6 +3380,7 @@
     </w:r>
     <w:r>
       <w:rPr>
+        <w:rFonts w:eastAsia="黑体"/>
         <w:sz w:val="18"/>
       </w:rPr>
       <w:t xml:space="preserve"> 页</w:t>
@@ -3067,6 +3394,9 @@
   <w:footnote w:type="continuationSeparator" w:id="0">
     <w:p>
       <w:r>
+        <w:rPr>
+          <w:rFonts w:eastAsia="黑体"/>
+        </w:rPr>
         <w:continuationSeparator/>
       </w:r>
     </w:p>
@@ -3074,6 +3404,9 @@
   <w:footnote w:type="separator" w:id="-1">
     <w:p>
       <w:r>
+        <w:rPr>
+          <w:rFonts w:eastAsia="黑体"/>
+        </w:rPr>
         <w:separator/>
       </w:r>
     </w:p>
@@ -3082,7 +3415,7 @@
 </file>
 
 <file path=word/header1.xml><?xml version="1.0" encoding="utf-8"?>
-<w:hdr xmlns:m="http://schemas.openxmlformats.org/officeDocument/2006/math" xmlns:mc="http://schemas.openxmlformats.org/markup-compatibility/2006" xmlns:mo="http://schemas.microsoft.com/office/mac/office/2008/main" xmlns:mv="urn:schemas-microsoft-com:mac:vml" xmlns:o="urn:schemas-microsoft-com:office:office" xmlns:r="http://schemas.openxmlformats.org/officeDocument/2006/relationships" xmlns:v="urn:schemas-microsoft-com:vml" xmlns:w10="urn:schemas-microsoft-com:office:word" xmlns:w14="http://schemas.microsoft.com/office/word/2010/wordml" xmlns:w="http://schemas.openxmlformats.org/wordprocessingml/2006/main" xmlns:wne="http://schemas.microsoft.com/office/word/2006/wordml" xmlns:wp14="http://schemas.microsoft.com/office/word/2010/wordprocessingDrawing" xmlns:wp="http://schemas.openxmlformats.org/drawingml/2006/wordprocessingDrawing" xmlns:wpc="http://schemas.microsoft.com/office/word/2010/wordprocessingCanvas" xmlns:wpg="http://schemas.microsoft.com/office/word/2010/wordprocessingGroup" xmlns:wpi="http://schemas.microsoft.com/office/word/2010/wordprocessingInk" xmlns:wps="http://schemas.microsoft.com/office/word/2010/wordprocessingShape" mc:Ignorable="w14 wp14">
+<w:hdr xmlns:mc="http://schemas.openxmlformats.org/markup-compatibility/2006" xmlns:w="http://schemas.openxmlformats.org/wordprocessingml/2006/main" xmlns:m="http://schemas.openxmlformats.org/officeDocument/2006/math" xmlns:mo="http://schemas.microsoft.com/office/mac/office/2008/main" xmlns:mv="urn:schemas-microsoft-com:mac:vml" xmlns:o="urn:schemas-microsoft-com:office:office" xmlns:r="http://schemas.openxmlformats.org/officeDocument/2006/relationships" xmlns:v="urn:schemas-microsoft-com:vml" xmlns:w10="urn:schemas-microsoft-com:office:word" xmlns:w14="http://schemas.microsoft.com/office/word/2010/wordml" xmlns:wne="http://schemas.microsoft.com/office/word/2006/wordml" xmlns:wp14="http://schemas.microsoft.com/office/word/2010/wordprocessingDrawing" xmlns:wp="http://schemas.openxmlformats.org/drawingml/2006/wordprocessingDrawing" xmlns:wpc="http://schemas.microsoft.com/office/word/2010/wordprocessingCanvas" xmlns:wpg="http://schemas.microsoft.com/office/word/2010/wordprocessingGroup" xmlns:wpi="http://schemas.microsoft.com/office/word/2010/wordprocessingInk" xmlns:wps="http://schemas.microsoft.com/office/word/2010/wordprocessingShape" mc:Ignorable="w14 wp14">
   <w:p>
     <w:pPr>
       <w:pStyle w:val="Header"/>
@@ -3090,7 +3423,7 @@
     </w:pPr>
     <w:r>
       <w:rPr>
-        <w:rFonts w:ascii="Times New Roman" w:hAnsi="Times New Roman"/>
+        <w:rFonts w:ascii="Times New Roman" w:hAnsi="Times New Roman" w:eastAsia="黑体"/>
         <w:sz w:val="18"/>
         <w:rFonts w:eastAsia="黑体"/>
         <w:rFonts w:eastAsia="黑体"/>
@@ -3102,7 +3435,7 @@
 </file>
 
 <file path=word/numbering.xml><?xml version="1.0" encoding="utf-8"?>
-<w:numbering xmlns:m="http://schemas.openxmlformats.org/officeDocument/2006/math" xmlns:mc="http://schemas.openxmlformats.org/markup-compatibility/2006" xmlns:mo="http://schemas.microsoft.com/office/mac/office/2008/main" xmlns:mv="urn:schemas-microsoft-com:mac:vml" xmlns:o="urn:schemas-microsoft-com:office:office" xmlns:r="http://schemas.openxmlformats.org/officeDocument/2006/relationships" xmlns:v="urn:schemas-microsoft-com:vml" xmlns:w="http://schemas.openxmlformats.org/wordprocessingml/2006/main" xmlns:w10="urn:schemas-microsoft-com:office:word" xmlns:w14="http://schemas.microsoft.com/office/word/2010/wordml" xmlns:wne="http://schemas.microsoft.com/office/word/2006/wordml" xmlns:wp="http://schemas.openxmlformats.org/drawingml/2006/wordprocessingDrawing" xmlns:wp14="http://schemas.microsoft.com/office/word/2010/wordprocessingDrawing" xmlns:wpc="http://schemas.microsoft.com/office/word/2010/wordprocessingCanvas" xmlns:wpg="http://schemas.microsoft.com/office/word/2010/wordprocessingGroup" xmlns:wpi="http://schemas.microsoft.com/office/word/2010/wordprocessingInk" xmlns:wps="http://schemas.microsoft.com/office/word/2010/wordprocessingShape" mc:Ignorable="w14 wp14">
+<w:numbering xmlns:mc="http://schemas.openxmlformats.org/markup-compatibility/2006" xmlns:w="http://schemas.openxmlformats.org/wordprocessingml/2006/main" xmlns:m="http://schemas.openxmlformats.org/officeDocument/2006/math" xmlns:mo="http://schemas.microsoft.com/office/mac/office/2008/main" xmlns:mv="urn:schemas-microsoft-com:mac:vml" xmlns:o="urn:schemas-microsoft-com:office:office" xmlns:r="http://schemas.openxmlformats.org/officeDocument/2006/relationships" xmlns:v="urn:schemas-microsoft-com:vml" xmlns:w10="urn:schemas-microsoft-com:office:word" xmlns:w14="http://schemas.microsoft.com/office/word/2010/wordml" xmlns:wne="http://schemas.microsoft.com/office/word/2006/wordml" xmlns:wp="http://schemas.openxmlformats.org/drawingml/2006/wordprocessingDrawing" xmlns:wp14="http://schemas.microsoft.com/office/word/2010/wordprocessingDrawing" xmlns:wpc="http://schemas.microsoft.com/office/word/2010/wordprocessingCanvas" xmlns:wpg="http://schemas.microsoft.com/office/word/2010/wordprocessingGroup" xmlns:wpi="http://schemas.microsoft.com/office/word/2010/wordprocessingInk" xmlns:wps="http://schemas.microsoft.com/office/word/2010/wordprocessingShape" mc:Ignorable="w14 wp14">
   <w:abstractNum w:abstractNumId="0">
     <w:nsid w:val="FFFFFF7C"/>
     <w:multiLevelType w:val="singleLevel"/>
@@ -3189,7 +3522,7 @@
         <w:ind w:hanging="360" w:left="1440"/>
       </w:pPr>
       <w:rPr>
-        <w:rFonts w:ascii="Symbol" w:hAnsi="Symbol" w:hint="default"/>
+        <w:rFonts w:ascii="Symbol" w:hAnsi="Symbol" w:hint="default" w:eastAsia="黑体"/>
       </w:rPr>
     </w:lvl>
   </w:abstractNum>
@@ -3210,7 +3543,7 @@
         <w:ind w:hanging="360" w:left="1080"/>
       </w:pPr>
       <w:rPr>
-        <w:rFonts w:ascii="Symbol" w:hAnsi="Symbol" w:hint="default"/>
+        <w:rFonts w:ascii="Symbol" w:hAnsi="Symbol" w:hint="default" w:eastAsia="黑体"/>
       </w:rPr>
     </w:lvl>
   </w:abstractNum>
@@ -3231,7 +3564,7 @@
         <w:ind w:hanging="360" w:left="720"/>
       </w:pPr>
       <w:rPr>
-        <w:rFonts w:ascii="Symbol" w:hAnsi="Symbol" w:hint="default"/>
+        <w:rFonts w:ascii="Symbol" w:hAnsi="Symbol" w:hint="default" w:eastAsia="黑体"/>
       </w:rPr>
     </w:lvl>
   </w:abstractNum>
@@ -3270,7 +3603,7 @@
         <w:ind w:hanging="360" w:left="360"/>
       </w:pPr>
       <w:rPr>
-        <w:rFonts w:ascii="Symbol" w:hAnsi="Symbol" w:hint="default"/>
+        <w:rFonts w:ascii="Symbol" w:hAnsi="Symbol" w:hint="default" w:eastAsia="黑体"/>
       </w:rPr>
     </w:lvl>
   </w:abstractNum>
@@ -3361,7 +3694,7 @@
         <w:ind w:left="720" w:hanging="360"/>
       </w:pPr>
       <w:rPr>
-        <w:rFonts w:ascii="Symbol" w:hAnsi="Symbol" w:cs="Symbol" w:hint="default"/>
+        <w:rFonts w:ascii="Symbol" w:hAnsi="Symbol" w:cs="Symbol" w:hint="default" w:eastAsia="黑体"/>
       </w:rPr>
     </w:lvl>
     <w:lvl w:ilvl="1">
@@ -3372,7 +3705,7 @@
         <w:ind w:left="1440" w:hanging="360"/>
       </w:pPr>
       <w:rPr>
-        <w:rFonts w:ascii="Courier New" w:hAnsi="Courier New" w:cs="Courier New" w:hint="default"/>
+        <w:rFonts w:ascii="Courier New" w:hAnsi="Courier New" w:cs="Courier New" w:hint="default" w:eastAsia="黑体"/>
       </w:rPr>
     </w:lvl>
     <w:lvl w:ilvl="2">
@@ -3383,7 +3716,7 @@
         <w:ind w:left="2160" w:hanging="360"/>
       </w:pPr>
       <w:rPr>
-        <w:rFonts w:ascii="Wingdings" w:hAnsi="Wingdings" w:cs="Wingdings" w:hint="default"/>
+        <w:rFonts w:ascii="Wingdings" w:hAnsi="Wingdings" w:cs="Wingdings" w:hint="default" w:eastAsia="黑体"/>
       </w:rPr>
     </w:lvl>
     <w:lvl w:ilvl="3">
@@ -3394,7 +3727,7 @@
         <w:ind w:left="2880" w:hanging="360"/>
       </w:pPr>
       <w:rPr>
-        <w:rFonts w:ascii="Symbol" w:hAnsi="Symbol" w:cs="Symbol" w:hint="default"/>
+        <w:rFonts w:ascii="Symbol" w:hAnsi="Symbol" w:cs="Symbol" w:hint="default" w:eastAsia="黑体"/>
       </w:rPr>
     </w:lvl>
     <w:lvl w:ilvl="4">
@@ -3405,7 +3738,7 @@
         <w:ind w:left="3600" w:hanging="360"/>
       </w:pPr>
       <w:rPr>
-        <w:rFonts w:ascii="Courier New" w:hAnsi="Courier New" w:cs="Courier New" w:hint="default"/>
+        <w:rFonts w:ascii="Courier New" w:hAnsi="Courier New" w:cs="Courier New" w:hint="default" w:eastAsia="黑体"/>
       </w:rPr>
     </w:lvl>
     <w:lvl w:ilvl="5">
@@ -3416,7 +3749,7 @@
         <w:ind w:left="4320" w:hanging="360"/>
       </w:pPr>
       <w:rPr>
-        <w:rFonts w:ascii="Wingdings" w:hAnsi="Wingdings" w:cs="Wingdings" w:hint="default"/>
+        <w:rFonts w:ascii="Wingdings" w:hAnsi="Wingdings" w:cs="Wingdings" w:hint="default" w:eastAsia="黑体"/>
       </w:rPr>
     </w:lvl>
     <w:lvl w:ilvl="6">
@@ -3427,7 +3760,7 @@
         <w:ind w:left="5040" w:hanging="360"/>
       </w:pPr>
       <w:rPr>
-        <w:rFonts w:ascii="Symbol" w:hAnsi="Symbol" w:cs="Symbol" w:hint="default"/>
+        <w:rFonts w:ascii="Symbol" w:hAnsi="Symbol" w:cs="Symbol" w:hint="default" w:eastAsia="黑体"/>
       </w:rPr>
     </w:lvl>
     <w:lvl w:ilvl="7">
@@ -3438,7 +3771,7 @@
         <w:ind w:left="5760" w:hanging="360"/>
       </w:pPr>
       <w:rPr>
-        <w:rFonts w:ascii="Courier New" w:hAnsi="Courier New" w:cs="Courier New" w:hint="default"/>
+        <w:rFonts w:ascii="Courier New" w:hAnsi="Courier New" w:cs="Courier New" w:hint="default" w:eastAsia="黑体"/>
       </w:rPr>
     </w:lvl>
     <w:lvl w:ilvl="8">
@@ -3449,7 +3782,7 @@
         <w:ind w:left="6480" w:hanging="360"/>
       </w:pPr>
       <w:rPr>
-        <w:rFonts w:ascii="Wingdings" w:hAnsi="Wingdings" w:cs="Wingdings" w:hint="default"/>
+        <w:rFonts w:ascii="Wingdings" w:hAnsi="Wingdings" w:cs="Wingdings" w:hint="default" w:eastAsia="黑体"/>
       </w:rPr>
     </w:lvl>
   </w:abstractNum>
@@ -3505,11 +3838,11 @@
 </file>
 
 <file path=word/styles.xml><?xml version="1.0" encoding="utf-8"?>
-<w:styles xmlns:mc="http://schemas.openxmlformats.org/markup-compatibility/2006" xmlns:r="http://schemas.openxmlformats.org/officeDocument/2006/relationships" xmlns:w="http://schemas.openxmlformats.org/wordprocessingml/2006/main" xmlns:w14="http://schemas.microsoft.com/office/word/2010/wordml" mc:Ignorable="w14">
+<w:styles xmlns:mc="http://schemas.openxmlformats.org/markup-compatibility/2006" xmlns:w="http://schemas.openxmlformats.org/wordprocessingml/2006/main" xmlns:r="http://schemas.openxmlformats.org/officeDocument/2006/relationships" xmlns:w14="http://schemas.microsoft.com/office/word/2010/wordml" mc:Ignorable="w14">
   <w:docDefaults>
     <w:rPrDefault>
       <w:rPr>
-        <w:rFonts w:asciiTheme="minorHAnsi" w:cstheme="minorBidi" w:eastAsiaTheme="minorEastAsia" w:hAnsiTheme="minorHAnsi"/>
+        <w:rFonts w:asciiTheme="minorHAnsi" w:cstheme="minorBidi" w:hAnsiTheme="minorHAnsi" w:eastAsia="黑体"/>
         <w:sz w:val="22"/>
         <w:szCs w:val="22"/>
         <w:lang w:bidi="ar-SA" w:eastAsia="en-US" w:val="en-US"/>
@@ -3731,7 +4064,7 @@
       <w:outlineLvl w:val="0"/>
     </w:pPr>
     <w:rPr>
-      <w:rFonts w:ascii="Times New Roman" w:asciiTheme="majorHAnsi" w:cstheme="majorBidi" w:eastAsia="黑体" w:eastAsiaTheme="majorEastAsia" w:hAnsi="Times New Roman" w:hAnsiTheme="majorHAnsi"/>
+      <w:rFonts w:ascii="Times New Roman" w:asciiTheme="majorHAnsi" w:cstheme="majorBidi" w:eastAsia="黑体" w:hAnsi="Times New Roman" w:hAnsiTheme="majorHAnsi"/>
       <w:b/>
       <w:bCs/>
       <w:color w:val="1F3864"/>
@@ -3755,7 +4088,7 @@
       <w:outlineLvl w:val="1"/>
     </w:pPr>
     <w:rPr>
-      <w:rFonts w:ascii="Times New Roman" w:asciiTheme="majorHAnsi" w:cstheme="majorBidi" w:eastAsia="黑体" w:eastAsiaTheme="majorEastAsia" w:hAnsi="Times New Roman" w:hAnsiTheme="majorHAnsi"/>
+      <w:rFonts w:ascii="Times New Roman" w:asciiTheme="majorHAnsi" w:cstheme="majorBidi" w:eastAsia="黑体" w:hAnsi="Times New Roman" w:hAnsiTheme="majorHAnsi"/>
       <w:b/>
       <w:bCs/>
       <w:color w:val="2E4E7E"/>
@@ -3779,7 +4112,7 @@
       <w:outlineLvl w:val="2"/>
     </w:pPr>
     <w:rPr>
-      <w:rFonts w:ascii="Times New Roman" w:asciiTheme="majorHAnsi" w:cstheme="majorBidi" w:eastAsia="黑体" w:eastAsiaTheme="majorEastAsia" w:hAnsi="Times New Roman" w:hAnsiTheme="majorHAnsi"/>
+      <w:rFonts w:ascii="Times New Roman" w:asciiTheme="majorHAnsi" w:cstheme="majorBidi" w:eastAsia="黑体" w:hAnsi="Times New Roman" w:hAnsiTheme="majorHAnsi"/>
       <w:b/>
       <w:bCs/>
       <w:color w:val="2E4E7E"/>
@@ -3803,7 +4136,7 @@
       <w:outlineLvl w:val="3"/>
     </w:pPr>
     <w:rPr>
-      <w:rFonts w:ascii="Times New Roman" w:asciiTheme="majorHAnsi" w:cstheme="majorBidi" w:eastAsia="黑体" w:eastAsiaTheme="majorEastAsia" w:hAnsi="Times New Roman" w:hAnsiTheme="majorHAnsi"/>
+      <w:rFonts w:ascii="Times New Roman" w:asciiTheme="majorHAnsi" w:cstheme="majorBidi" w:eastAsia="黑体" w:hAnsi="Times New Roman" w:hAnsiTheme="majorHAnsi"/>
       <w:b/>
       <w:bCs/>
       <w:i/>
@@ -3829,7 +4162,7 @@
       <w:outlineLvl w:val="4"/>
     </w:pPr>
     <w:rPr>
-      <w:rFonts w:ascii="Times New Roman" w:asciiTheme="majorHAnsi" w:cstheme="majorBidi" w:eastAsia="黑体" w:eastAsiaTheme="majorEastAsia" w:hAnsi="Times New Roman" w:hAnsiTheme="majorHAnsi"/>
+      <w:rFonts w:ascii="Times New Roman" w:asciiTheme="majorHAnsi" w:cstheme="majorBidi" w:eastAsia="黑体" w:hAnsi="Times New Roman" w:hAnsiTheme="majorHAnsi"/>
       <w:b/>
       <w:color w:val="333333"/>
       <w:sz w:val="22"/>
@@ -3852,7 +4185,7 @@
       <w:outlineLvl w:val="5"/>
     </w:pPr>
     <w:rPr>
-      <w:rFonts w:asciiTheme="majorHAnsi" w:cstheme="majorBidi" w:eastAsiaTheme="majorEastAsia" w:hAnsiTheme="majorHAnsi"/>
+      <w:rFonts w:asciiTheme="majorHAnsi" w:cstheme="majorBidi" w:hAnsiTheme="majorHAnsi" w:eastAsia="黑体"/>
       <w:i/>
       <w:iCs/>
       <w:color w:themeColor="accent1" w:themeShade="7F" w:val="243F60"/>
@@ -3875,7 +4208,7 @@
       <w:outlineLvl w:val="6"/>
     </w:pPr>
     <w:rPr>
-      <w:rFonts w:asciiTheme="majorHAnsi" w:cstheme="majorBidi" w:eastAsiaTheme="majorEastAsia" w:hAnsiTheme="majorHAnsi"/>
+      <w:rFonts w:asciiTheme="majorHAnsi" w:cstheme="majorBidi" w:hAnsiTheme="majorHAnsi" w:eastAsia="黑体"/>
       <w:i/>
       <w:iCs/>
       <w:color w:themeColor="text1" w:themeTint="BF" w:val="404040"/>
@@ -3898,7 +4231,7 @@
       <w:outlineLvl w:val="7"/>
     </w:pPr>
     <w:rPr>
-      <w:rFonts w:asciiTheme="majorHAnsi" w:cstheme="majorBidi" w:eastAsiaTheme="majorEastAsia" w:hAnsiTheme="majorHAnsi"/>
+      <w:rFonts w:asciiTheme="majorHAnsi" w:cstheme="majorBidi" w:hAnsiTheme="majorHAnsi" w:eastAsia="黑体"/>
       <w:color w:themeColor="accent1" w:val="4F81BD"/>
       <w:sz w:val="20"/>
       <w:szCs w:val="20"/>
@@ -3921,7 +4254,7 @@
       <w:outlineLvl w:val="8"/>
     </w:pPr>
     <w:rPr>
-      <w:rFonts w:asciiTheme="majorHAnsi" w:cstheme="majorBidi" w:eastAsiaTheme="majorEastAsia" w:hAnsiTheme="majorHAnsi"/>
+      <w:rFonts w:asciiTheme="majorHAnsi" w:cstheme="majorBidi" w:hAnsiTheme="majorHAnsi" w:eastAsia="黑体"/>
       <w:i/>
       <w:iCs/>
       <w:color w:themeColor="text1" w:themeTint="BF" w:val="404040"/>
@@ -3972,7 +4305,7 @@
     <w:uiPriority w:val="9"/>
     <w:rsid w:val="00FC693F"/>
     <w:rPr>
-      <w:rFonts w:asciiTheme="majorHAnsi" w:cstheme="majorBidi" w:eastAsiaTheme="majorEastAsia" w:hAnsiTheme="majorHAnsi"/>
+      <w:rFonts w:asciiTheme="majorHAnsi" w:cstheme="majorBidi" w:hAnsiTheme="majorHAnsi" w:eastAsia="黑体"/>
       <w:b/>
       <w:bCs/>
       <w:color w:themeColor="accent1" w:themeShade="BF" w:val="365F91"/>
@@ -3987,7 +4320,7 @@
     <w:uiPriority w:val="9"/>
     <w:rsid w:val="00FC693F"/>
     <w:rPr>
-      <w:rFonts w:asciiTheme="majorHAnsi" w:cstheme="majorBidi" w:eastAsiaTheme="majorEastAsia" w:hAnsiTheme="majorHAnsi"/>
+      <w:rFonts w:asciiTheme="majorHAnsi" w:cstheme="majorBidi" w:hAnsiTheme="majorHAnsi" w:eastAsia="黑体"/>
       <w:b/>
       <w:bCs/>
       <w:color w:themeColor="accent1" w:val="4F81BD"/>
@@ -4002,7 +4335,7 @@
     <w:uiPriority w:val="9"/>
     <w:rsid w:val="00FC693F"/>
     <w:rPr>
-      <w:rFonts w:asciiTheme="majorHAnsi" w:cstheme="majorBidi" w:eastAsiaTheme="majorEastAsia" w:hAnsiTheme="majorHAnsi"/>
+      <w:rFonts w:asciiTheme="majorHAnsi" w:cstheme="majorBidi" w:hAnsiTheme="majorHAnsi" w:eastAsia="黑体"/>
       <w:b/>
       <w:bCs/>
       <w:color w:themeColor="accent1" w:val="4F81BD"/>
@@ -4025,7 +4358,7 @@
       <w:contextualSpacing/>
     </w:pPr>
     <w:rPr>
-      <w:rFonts w:ascii="Times New Roman" w:asciiTheme="majorHAnsi" w:cstheme="majorBidi" w:eastAsia="黑体" w:eastAsiaTheme="majorEastAsia" w:hAnsi="Times New Roman" w:hAnsiTheme="majorHAnsi"/>
+      <w:rFonts w:ascii="Times New Roman" w:asciiTheme="majorHAnsi" w:cstheme="majorBidi" w:eastAsia="黑体" w:hAnsi="Times New Roman" w:hAnsiTheme="majorHAnsi"/>
       <w:b/>
       <w:color w:val="1F3864"/>
       <w:spacing w:val="5"/>
@@ -4041,7 +4374,7 @@
     <w:uiPriority w:val="10"/>
     <w:rsid w:val="00FC693F"/>
     <w:rPr>
-      <w:rFonts w:asciiTheme="majorHAnsi" w:cstheme="majorBidi" w:eastAsiaTheme="majorEastAsia" w:hAnsiTheme="majorHAnsi"/>
+      <w:rFonts w:asciiTheme="majorHAnsi" w:cstheme="majorBidi" w:hAnsiTheme="majorHAnsi" w:eastAsia="黑体"/>
       <w:color w:themeColor="text2" w:themeShade="BF" w:val="17365D"/>
       <w:spacing w:val="5"/>
       <w:kern w:val="28"/>
@@ -4063,7 +4396,7 @@
       </w:numPr>
     </w:pPr>
     <w:rPr>
-      <w:rFonts w:asciiTheme="majorHAnsi" w:cstheme="majorBidi" w:eastAsiaTheme="majorEastAsia" w:hAnsiTheme="majorHAnsi"/>
+      <w:rFonts w:asciiTheme="majorHAnsi" w:cstheme="majorBidi" w:hAnsiTheme="majorHAnsi" w:eastAsia="黑体"/>
       <w:i/>
       <w:iCs/>
       <w:color w:themeColor="accent1" w:val="4F81BD"/>
@@ -4079,7 +4412,7 @@
     <w:uiPriority w:val="11"/>
     <w:rsid w:val="00FC693F"/>
     <w:rPr>
-      <w:rFonts w:asciiTheme="majorHAnsi" w:cstheme="majorBidi" w:eastAsiaTheme="majorEastAsia" w:hAnsiTheme="majorHAnsi"/>
+      <w:rFonts w:asciiTheme="majorHAnsi" w:cstheme="majorBidi" w:hAnsiTheme="majorHAnsi" w:eastAsia="黑体"/>
       <w:i/>
       <w:iCs/>
       <w:color w:themeColor="accent1" w:val="4F81BD"/>
@@ -4146,6 +4479,7 @@
       <w:spacing w:after="120"/>
     </w:pPr>
     <w:rPr>
+      <w:rFonts w:eastAsia="黑体"/>
       <w:sz w:val="16"/>
       <w:szCs w:val="16"/>
     </w:rPr>
@@ -4157,6 +4491,7 @@
     <w:uiPriority w:val="99"/>
     <w:rsid w:val="00AA1D8D"/>
     <w:rPr>
+      <w:rFonts w:eastAsia="黑体"/>
       <w:sz w:val="16"/>
       <w:szCs w:val="16"/>
     </w:rPr>
@@ -4326,7 +4661,7 @@
       </w:tabs>
     </w:pPr>
     <w:rPr>
-      <w:rFonts w:ascii="Courier" w:hAnsi="Courier"/>
+      <w:rFonts w:ascii="Courier" w:hAnsi="Courier" w:eastAsia="黑体"/>
       <w:sz w:val="20"/>
       <w:szCs w:val="20"/>
     </w:rPr>
@@ -4338,7 +4673,7 @@
     <w:uiPriority w:val="99"/>
     <w:rsid w:val="0029639D"/>
     <w:rPr>
-      <w:rFonts w:ascii="Courier" w:hAnsi="Courier"/>
+      <w:rFonts w:ascii="Courier" w:hAnsi="Courier" w:eastAsia="黑体"/>
       <w:sz w:val="20"/>
       <w:szCs w:val="20"/>
     </w:rPr>
@@ -4374,6 +4709,7 @@
     <w:uiPriority w:val="29"/>
     <w:rsid w:val="00FC693F"/>
     <w:rPr>
+      <w:rFonts w:eastAsia="黑体"/>
       <w:i/>
       <w:iCs/>
       <w:color w:themeColor="text1" w:val="000000"/>
@@ -4387,7 +4723,7 @@
     <w:semiHidden/>
     <w:rsid w:val="00FC693F"/>
     <w:rPr>
-      <w:rFonts w:asciiTheme="majorHAnsi" w:cstheme="majorBidi" w:eastAsiaTheme="majorEastAsia" w:hAnsiTheme="majorHAnsi"/>
+      <w:rFonts w:asciiTheme="majorHAnsi" w:cstheme="majorBidi" w:hAnsiTheme="majorHAnsi" w:eastAsia="黑体"/>
       <w:b/>
       <w:bCs/>
       <w:i/>
@@ -4403,7 +4739,7 @@
     <w:semiHidden/>
     <w:rsid w:val="00FC693F"/>
     <w:rPr>
-      <w:rFonts w:asciiTheme="majorHAnsi" w:cstheme="majorBidi" w:eastAsiaTheme="majorEastAsia" w:hAnsiTheme="majorHAnsi"/>
+      <w:rFonts w:asciiTheme="majorHAnsi" w:cstheme="majorBidi" w:hAnsiTheme="majorHAnsi" w:eastAsia="黑体"/>
       <w:color w:themeColor="accent1" w:themeShade="7F" w:val="243F60"/>
     </w:rPr>
   </w:style>
@@ -4415,7 +4751,7 @@
     <w:semiHidden/>
     <w:rsid w:val="00FC693F"/>
     <w:rPr>
-      <w:rFonts w:asciiTheme="majorHAnsi" w:cstheme="majorBidi" w:eastAsiaTheme="majorEastAsia" w:hAnsiTheme="majorHAnsi"/>
+      <w:rFonts w:asciiTheme="majorHAnsi" w:cstheme="majorBidi" w:hAnsiTheme="majorHAnsi" w:eastAsia="黑体"/>
       <w:i/>
       <w:iCs/>
       <w:color w:themeColor="accent1" w:themeShade="7F" w:val="243F60"/>
@@ -4429,7 +4765,7 @@
     <w:semiHidden/>
     <w:rsid w:val="00FC693F"/>
     <w:rPr>
-      <w:rFonts w:asciiTheme="majorHAnsi" w:cstheme="majorBidi" w:eastAsiaTheme="majorEastAsia" w:hAnsiTheme="majorHAnsi"/>
+      <w:rFonts w:asciiTheme="majorHAnsi" w:cstheme="majorBidi" w:hAnsiTheme="majorHAnsi" w:eastAsia="黑体"/>
       <w:i/>
       <w:iCs/>
       <w:color w:themeColor="text1" w:themeTint="BF" w:val="404040"/>
@@ -4443,7 +4779,7 @@
     <w:semiHidden/>
     <w:rsid w:val="00FC693F"/>
     <w:rPr>
-      <w:rFonts w:asciiTheme="majorHAnsi" w:cstheme="majorBidi" w:eastAsiaTheme="majorEastAsia" w:hAnsiTheme="majorHAnsi"/>
+      <w:rFonts w:asciiTheme="majorHAnsi" w:cstheme="majorBidi" w:hAnsiTheme="majorHAnsi" w:eastAsia="黑体"/>
       <w:color w:themeColor="accent1" w:val="4F81BD"/>
       <w:sz w:val="20"/>
       <w:szCs w:val="20"/>
@@ -4457,7 +4793,7 @@
     <w:semiHidden/>
     <w:rsid w:val="00FC693F"/>
     <w:rPr>
-      <w:rFonts w:asciiTheme="majorHAnsi" w:cstheme="majorBidi" w:eastAsiaTheme="majorEastAsia" w:hAnsiTheme="majorHAnsi"/>
+      <w:rFonts w:asciiTheme="majorHAnsi" w:cstheme="majorBidi" w:hAnsiTheme="majorHAnsi" w:eastAsia="黑体"/>
       <w:i/>
       <w:iCs/>
       <w:color w:themeColor="text1" w:themeTint="BF" w:val="404040"/>
@@ -4478,6 +4814,7 @@
       <w:spacing w:line="240" w:lineRule="auto"/>
     </w:pPr>
     <w:rPr>
+      <w:rFonts w:eastAsia="黑体"/>
       <w:b/>
       <w:bCs/>
       <w:color w:themeColor="accent1" w:val="4F81BD"/>
@@ -4492,6 +4829,7 @@
     <w:qFormat/>
     <w:rsid w:val="00FC693F"/>
     <w:rPr>
+      <w:rFonts w:eastAsia="黑体"/>
       <w:b/>
       <w:bCs/>
     </w:rPr>
@@ -4503,6 +4841,7 @@
     <w:qFormat/>
     <w:rsid w:val="00FC693F"/>
     <w:rPr>
+      <w:rFonts w:eastAsia="黑体"/>
       <w:i/>
       <w:iCs/>
     </w:rPr>
@@ -4523,6 +4862,7 @@
       <w:ind w:left="936" w:right="936"/>
     </w:pPr>
     <w:rPr>
+      <w:rFonts w:eastAsia="黑体"/>
       <w:b/>
       <w:bCs/>
       <w:i/>
@@ -4537,6 +4877,7 @@
     <w:uiPriority w:val="30"/>
     <w:rsid w:val="00FC693F"/>
     <w:rPr>
+      <w:rFonts w:eastAsia="黑体"/>
       <w:b/>
       <w:bCs/>
       <w:i/>
@@ -4551,6 +4892,7 @@
     <w:qFormat/>
     <w:rsid w:val="00FC693F"/>
     <w:rPr>
+      <w:rFonts w:eastAsia="黑体"/>
       <w:i/>
       <w:iCs/>
       <w:color w:themeColor="text1" w:themeTint="7F" w:val="808080"/>
@@ -4563,6 +4905,7 @@
     <w:qFormat/>
     <w:rsid w:val="00FC693F"/>
     <w:rPr>
+      <w:rFonts w:eastAsia="黑体"/>
       <w:b/>
       <w:bCs/>
       <w:i/>
@@ -4577,6 +4920,7 @@
     <w:qFormat/>
     <w:rsid w:val="00FC693F"/>
     <w:rPr>
+      <w:rFonts w:eastAsia="黑体"/>
       <w:smallCaps/>
       <w:color w:themeColor="accent2" w:val="C0504D"/>
       <w:u w:val="single"/>
@@ -4589,6 +4933,7 @@
     <w:qFormat/>
     <w:rsid w:val="00FC693F"/>
     <w:rPr>
+      <w:rFonts w:eastAsia="黑体"/>
       <w:b/>
       <w:bCs/>
       <w:smallCaps/>
@@ -4604,6 +4949,7 @@
     <w:qFormat/>
     <w:rsid w:val="00FC693F"/>
     <w:rPr>
+      <w:rFonts w:eastAsia="黑体"/>
       <w:b/>
       <w:bCs/>
       <w:smallCaps/>
@@ -4658,6 +5004,7 @@
       <w:spacing w:after="0" w:line="240" w:lineRule="auto"/>
     </w:pPr>
     <w:rPr>
+      <w:rFonts w:eastAsia="黑体"/>
       <w:color w:themeColor="text1" w:themeShade="BF" w:val="000000"/>
     </w:rPr>
     <w:tblPr>
@@ -4680,6 +5027,7 @@
         <w:spacing w:after="0" w:before="0" w:line="240" w:lineRule="auto"/>
       </w:pPr>
       <w:rPr>
+        <w:rFonts w:eastAsia="黑体"/>
         <w:b/>
         <w:bCs/>
       </w:rPr>
@@ -4700,6 +5048,7 @@
         <w:spacing w:after="0" w:before="0" w:line="240" w:lineRule="auto"/>
       </w:pPr>
       <w:rPr>
+        <w:rFonts w:eastAsia="黑体"/>
         <w:b/>
         <w:bCs/>
       </w:rPr>
@@ -4717,12 +5066,14 @@
     </w:tblStylePr>
     <w:tblStylePr w:type="firstCol">
       <w:rPr>
+        <w:rFonts w:eastAsia="黑体"/>
         <w:b/>
         <w:bCs/>
       </w:rPr>
     </w:tblStylePr>
     <w:tblStylePr w:type="lastCol">
       <w:rPr>
+        <w:rFonts w:eastAsia="黑体"/>
         <w:b/>
         <w:bCs/>
       </w:rPr>
@@ -4761,6 +5112,7 @@
       <w:spacing w:after="0" w:line="240" w:lineRule="auto"/>
     </w:pPr>
     <w:rPr>
+      <w:rFonts w:eastAsia="黑体"/>
       <w:color w:themeColor="accent1" w:themeShade="BF" w:val="365F91"/>
     </w:rPr>
     <w:tblPr>
@@ -4783,6 +5135,7 @@
         <w:spacing w:after="0" w:before="0" w:line="240" w:lineRule="auto"/>
       </w:pPr>
       <w:rPr>
+        <w:rFonts w:eastAsia="黑体"/>
         <w:b/>
         <w:bCs/>
       </w:rPr>
@@ -4803,6 +5156,7 @@
         <w:spacing w:after="0" w:before="0" w:line="240" w:lineRule="auto"/>
       </w:pPr>
       <w:rPr>
+        <w:rFonts w:eastAsia="黑体"/>
         <w:b/>
         <w:bCs/>
       </w:rPr>
@@ -4820,12 +5174,14 @@
     </w:tblStylePr>
     <w:tblStylePr w:type="firstCol">
       <w:rPr>
+        <w:rFonts w:eastAsia="黑体"/>
         <w:b/>
         <w:bCs/>
       </w:rPr>
     </w:tblStylePr>
     <w:tblStylePr w:type="lastCol">
       <w:rPr>
+        <w:rFonts w:eastAsia="黑体"/>
         <w:b/>
         <w:bCs/>
       </w:rPr>
@@ -4864,6 +5220,7 @@
       <w:spacing w:after="0" w:line="240" w:lineRule="auto"/>
     </w:pPr>
     <w:rPr>
+      <w:rFonts w:eastAsia="黑体"/>
       <w:color w:themeColor="accent2" w:themeShade="BF" w:val="943634"/>
     </w:rPr>
     <w:tblPr>
@@ -4886,6 +5243,7 @@
         <w:spacing w:after="0" w:before="0" w:line="240" w:lineRule="auto"/>
       </w:pPr>
       <w:rPr>
+        <w:rFonts w:eastAsia="黑体"/>
         <w:b/>
         <w:bCs/>
       </w:rPr>
@@ -4906,6 +5264,7 @@
         <w:spacing w:after="0" w:before="0" w:line="240" w:lineRule="auto"/>
       </w:pPr>
       <w:rPr>
+        <w:rFonts w:eastAsia="黑体"/>
         <w:b/>
         <w:bCs/>
       </w:rPr>
@@ -4923,12 +5282,14 @@
     </w:tblStylePr>
     <w:tblStylePr w:type="firstCol">
       <w:rPr>
+        <w:rFonts w:eastAsia="黑体"/>
         <w:b/>
         <w:bCs/>
       </w:rPr>
     </w:tblStylePr>
     <w:tblStylePr w:type="lastCol">
       <w:rPr>
+        <w:rFonts w:eastAsia="黑体"/>
         <w:b/>
         <w:bCs/>
       </w:rPr>
@@ -4967,6 +5328,7 @@
       <w:spacing w:after="0" w:line="240" w:lineRule="auto"/>
     </w:pPr>
     <w:rPr>
+      <w:rFonts w:eastAsia="黑体"/>
       <w:color w:themeColor="accent3" w:themeShade="BF" w:val="76923C"/>
     </w:rPr>
     <w:tblPr>
@@ -4989,6 +5351,7 @@
         <w:spacing w:after="0" w:before="0" w:line="240" w:lineRule="auto"/>
       </w:pPr>
       <w:rPr>
+        <w:rFonts w:eastAsia="黑体"/>
         <w:b/>
         <w:bCs/>
       </w:rPr>
@@ -5009,6 +5372,7 @@
         <w:spacing w:after="0" w:before="0" w:line="240" w:lineRule="auto"/>
       </w:pPr>
       <w:rPr>
+        <w:rFonts w:eastAsia="黑体"/>
         <w:b/>
         <w:bCs/>
       </w:rPr>
@@ -5026,12 +5390,14 @@
     </w:tblStylePr>
     <w:tblStylePr w:type="firstCol">
       <w:rPr>
+        <w:rFonts w:eastAsia="黑体"/>
         <w:b/>
         <w:bCs/>
       </w:rPr>
     </w:tblStylePr>
     <w:tblStylePr w:type="lastCol">
       <w:rPr>
+        <w:rFonts w:eastAsia="黑体"/>
         <w:b/>
         <w:bCs/>
       </w:rPr>
@@ -5070,6 +5436,7 @@
       <w:spacing w:after="0" w:line="240" w:lineRule="auto"/>
     </w:pPr>
     <w:rPr>
+      <w:rFonts w:eastAsia="黑体"/>
       <w:color w:themeColor="accent4" w:themeShade="BF" w:val="5F497A"/>
     </w:rPr>
     <w:tblPr>
@@ -5092,6 +5459,7 @@
         <w:spacing w:after="0" w:before="0" w:line="240" w:lineRule="auto"/>
       </w:pPr>
       <w:rPr>
+        <w:rFonts w:eastAsia="黑体"/>
         <w:b/>
         <w:bCs/>
       </w:rPr>
@@ -5112,6 +5480,7 @@
         <w:spacing w:after="0" w:before="0" w:line="240" w:lineRule="auto"/>
       </w:pPr>
       <w:rPr>
+        <w:rFonts w:eastAsia="黑体"/>
         <w:b/>
         <w:bCs/>
       </w:rPr>
@@ -5129,12 +5498,14 @@
     </w:tblStylePr>
     <w:tblStylePr w:type="firstCol">
       <w:rPr>
+        <w:rFonts w:eastAsia="黑体"/>
         <w:b/>
         <w:bCs/>
       </w:rPr>
     </w:tblStylePr>
     <w:tblStylePr w:type="lastCol">
       <w:rPr>
+        <w:rFonts w:eastAsia="黑体"/>
         <w:b/>
         <w:bCs/>
       </w:rPr>
@@ -5173,6 +5544,7 @@
       <w:spacing w:after="0" w:line="240" w:lineRule="auto"/>
     </w:pPr>
     <w:rPr>
+      <w:rFonts w:eastAsia="黑体"/>
       <w:color w:themeColor="accent5" w:themeShade="BF" w:val="31849B"/>
     </w:rPr>
     <w:tblPr>
@@ -5195,6 +5567,7 @@
         <w:spacing w:after="0" w:before="0" w:line="240" w:lineRule="auto"/>
       </w:pPr>
       <w:rPr>
+        <w:rFonts w:eastAsia="黑体"/>
         <w:b/>
         <w:bCs/>
       </w:rPr>
@@ -5215,6 +5588,7 @@
         <w:spacing w:after="0" w:before="0" w:line="240" w:lineRule="auto"/>
       </w:pPr>
       <w:rPr>
+        <w:rFonts w:eastAsia="黑体"/>
         <w:b/>
         <w:bCs/>
       </w:rPr>
@@ -5232,12 +5606,14 @@
     </w:tblStylePr>
     <w:tblStylePr w:type="firstCol">
       <w:rPr>
+        <w:rFonts w:eastAsia="黑体"/>
         <w:b/>
         <w:bCs/>
       </w:rPr>
     </w:tblStylePr>
     <w:tblStylePr w:type="lastCol">
       <w:rPr>
+        <w:rFonts w:eastAsia="黑体"/>
         <w:b/>
         <w:bCs/>
       </w:rPr>
@@ -5276,6 +5652,7 @@
       <w:spacing w:after="0" w:line="240" w:lineRule="auto"/>
     </w:pPr>
     <w:rPr>
+      <w:rFonts w:eastAsia="黑体"/>
       <w:color w:themeColor="accent6" w:themeShade="BF" w:val="E36C0A"/>
     </w:rPr>
     <w:tblPr>
@@ -5298,6 +5675,7 @@
         <w:spacing w:after="0" w:before="0" w:line="240" w:lineRule="auto"/>
       </w:pPr>
       <w:rPr>
+        <w:rFonts w:eastAsia="黑体"/>
         <w:b/>
         <w:bCs/>
       </w:rPr>
@@ -5318,6 +5696,7 @@
         <w:spacing w:after="0" w:before="0" w:line="240" w:lineRule="auto"/>
       </w:pPr>
       <w:rPr>
+        <w:rFonts w:eastAsia="黑体"/>
         <w:b/>
         <w:bCs/>
       </w:rPr>
@@ -5335,12 +5714,14 @@
     </w:tblStylePr>
     <w:tblStylePr w:type="firstCol">
       <w:rPr>
+        <w:rFonts w:eastAsia="黑体"/>
         <w:b/>
         <w:bCs/>
       </w:rPr>
     </w:tblStylePr>
     <w:tblStylePr w:type="lastCol">
       <w:rPr>
+        <w:rFonts w:eastAsia="黑体"/>
         <w:b/>
         <w:bCs/>
       </w:rPr>
@@ -5400,6 +5781,7 @@
         <w:spacing w:after="0" w:before="0" w:line="240" w:lineRule="auto"/>
       </w:pPr>
       <w:rPr>
+        <w:rFonts w:eastAsia="黑体"/>
         <w:b/>
         <w:bCs/>
         <w:color w:themeColor="background1" w:val="FFFFFF"/>
@@ -5414,6 +5796,7 @@
         <w:spacing w:after="0" w:before="0" w:line="240" w:lineRule="auto"/>
       </w:pPr>
       <w:rPr>
+        <w:rFonts w:eastAsia="黑体"/>
         <w:b/>
         <w:bCs/>
       </w:rPr>
@@ -5429,12 +5812,14 @@
     </w:tblStylePr>
     <w:tblStylePr w:type="firstCol">
       <w:rPr>
+        <w:rFonts w:eastAsia="黑体"/>
         <w:b/>
         <w:bCs/>
       </w:rPr>
     </w:tblStylePr>
     <w:tblStylePr w:type="lastCol">
       <w:rPr>
+        <w:rFonts w:eastAsia="黑体"/>
         <w:b/>
         <w:bCs/>
       </w:rPr>
@@ -5492,6 +5877,7 @@
         <w:spacing w:after="0" w:before="0" w:line="240" w:lineRule="auto"/>
       </w:pPr>
       <w:rPr>
+        <w:rFonts w:eastAsia="黑体"/>
         <w:b/>
         <w:bCs/>
         <w:color w:themeColor="background1" w:val="FFFFFF"/>
@@ -5506,6 +5892,7 @@
         <w:spacing w:after="0" w:before="0" w:line="240" w:lineRule="auto"/>
       </w:pPr>
       <w:rPr>
+        <w:rFonts w:eastAsia="黑体"/>
         <w:b/>
         <w:bCs/>
       </w:rPr>
@@ -5521,12 +5908,14 @@
     </w:tblStylePr>
     <w:tblStylePr w:type="firstCol">
       <w:rPr>
+        <w:rFonts w:eastAsia="黑体"/>
         <w:b/>
         <w:bCs/>
       </w:rPr>
     </w:tblStylePr>
     <w:tblStylePr w:type="lastCol">
       <w:rPr>
+        <w:rFonts w:eastAsia="黑体"/>
         <w:b/>
         <w:bCs/>
       </w:rPr>
@@ -5584,6 +5973,7 @@
         <w:spacing w:after="0" w:before="0" w:line="240" w:lineRule="auto"/>
       </w:pPr>
       <w:rPr>
+        <w:rFonts w:eastAsia="黑体"/>
         <w:b/>
         <w:bCs/>
         <w:color w:themeColor="background1" w:val="FFFFFF"/>
@@ -5598,6 +5988,7 @@
         <w:spacing w:after="0" w:before="0" w:line="240" w:lineRule="auto"/>
       </w:pPr>
       <w:rPr>
+        <w:rFonts w:eastAsia="黑体"/>
         <w:b/>
         <w:bCs/>
       </w:rPr>
@@ -5613,12 +6004,14 @@
     </w:tblStylePr>
     <w:tblStylePr w:type="firstCol">
       <w:rPr>
+        <w:rFonts w:eastAsia="黑体"/>
         <w:b/>
         <w:bCs/>
       </w:rPr>
     </w:tblStylePr>
     <w:tblStylePr w:type="lastCol">
       <w:rPr>
+        <w:rFonts w:eastAsia="黑体"/>
         <w:b/>
         <w:bCs/>
       </w:rPr>
@@ -5676,6 +6069,7 @@
         <w:spacing w:after="0" w:before="0" w:line="240" w:lineRule="auto"/>
       </w:pPr>
       <w:rPr>
+        <w:rFonts w:eastAsia="黑体"/>
         <w:b/>
         <w:bCs/>
         <w:color w:themeColor="background1" w:val="FFFFFF"/>
@@ -5690,6 +6084,7 @@
         <w:spacing w:after="0" w:before="0" w:line="240" w:lineRule="auto"/>
       </w:pPr>
       <w:rPr>
+        <w:rFonts w:eastAsia="黑体"/>
         <w:b/>
         <w:bCs/>
       </w:rPr>
@@ -5705,12 +6100,14 @@
     </w:tblStylePr>
     <w:tblStylePr w:type="firstCol">
       <w:rPr>
+        <w:rFonts w:eastAsia="黑体"/>
         <w:b/>
         <w:bCs/>
       </w:rPr>
     </w:tblStylePr>
     <w:tblStylePr w:type="lastCol">
       <w:rPr>
+        <w:rFonts w:eastAsia="黑体"/>
         <w:b/>
         <w:bCs/>
       </w:rPr>
@@ -5768,6 +6165,7 @@
         <w:spacing w:after="0" w:before="0" w:line="240" w:lineRule="auto"/>
       </w:pPr>
       <w:rPr>
+        <w:rFonts w:eastAsia="黑体"/>
         <w:b/>
         <w:bCs/>
         <w:color w:themeColor="background1" w:val="FFFFFF"/>
@@ -5782,6 +6180,7 @@
         <w:spacing w:after="0" w:before="0" w:line="240" w:lineRule="auto"/>
       </w:pPr>
       <w:rPr>
+        <w:rFonts w:eastAsia="黑体"/>
         <w:b/>
         <w:bCs/>
       </w:rPr>
@@ -5797,12 +6196,14 @@
     </w:tblStylePr>
     <w:tblStylePr w:type="firstCol">
       <w:rPr>
+        <w:rFonts w:eastAsia="黑体"/>
         <w:b/>
         <w:bCs/>
       </w:rPr>
     </w:tblStylePr>
     <w:tblStylePr w:type="lastCol">
       <w:rPr>
+        <w:rFonts w:eastAsia="黑体"/>
         <w:b/>
         <w:bCs/>
       </w:rPr>
@@ -5860,6 +6261,7 @@
         <w:spacing w:after="0" w:before="0" w:line="240" w:lineRule="auto"/>
       </w:pPr>
       <w:rPr>
+        <w:rFonts w:eastAsia="黑体"/>
         <w:b/>
         <w:bCs/>
         <w:color w:themeColor="background1" w:val="FFFFFF"/>
@@ -5874,6 +6276,7 @@
         <w:spacing w:after="0" w:before="0" w:line="240" w:lineRule="auto"/>
       </w:pPr>
       <w:rPr>
+        <w:rFonts w:eastAsia="黑体"/>
         <w:b/>
         <w:bCs/>
       </w:rPr>
@@ -5889,12 +6292,14 @@
     </w:tblStylePr>
     <w:tblStylePr w:type="firstCol">
       <w:rPr>
+        <w:rFonts w:eastAsia="黑体"/>
         <w:b/>
         <w:bCs/>
       </w:rPr>
     </w:tblStylePr>
     <w:tblStylePr w:type="lastCol">
       <w:rPr>
+        <w:rFonts w:eastAsia="黑体"/>
         <w:b/>
         <w:bCs/>
       </w:rPr>
@@ -5952,6 +6357,7 @@
         <w:spacing w:after="0" w:before="0" w:line="240" w:lineRule="auto"/>
       </w:pPr>
       <w:rPr>
+        <w:rFonts w:eastAsia="黑体"/>
         <w:b/>
         <w:bCs/>
         <w:color w:themeColor="background1" w:val="FFFFFF"/>
@@ -5966,6 +6372,7 @@
         <w:spacing w:after="0" w:before="0" w:line="240" w:lineRule="auto"/>
       </w:pPr>
       <w:rPr>
+        <w:rFonts w:eastAsia="黑体"/>
         <w:b/>
         <w:bCs/>
       </w:rPr>
@@ -5981,12 +6388,14 @@
     </w:tblStylePr>
     <w:tblStylePr w:type="firstCol">
       <w:rPr>
+        <w:rFonts w:eastAsia="黑体"/>
         <w:b/>
         <w:bCs/>
       </w:rPr>
     </w:tblStylePr>
     <w:tblStylePr w:type="lastCol">
       <w:rPr>
+        <w:rFonts w:eastAsia="黑体"/>
         <w:b/>
         <w:bCs/>
       </w:rPr>
@@ -6046,7 +6455,7 @@
         <w:spacing w:after="0" w:before="0" w:line="240" w:lineRule="auto"/>
       </w:pPr>
       <w:rPr>
-        <w:rFonts w:asciiTheme="majorHAnsi" w:cstheme="majorBidi" w:eastAsiaTheme="majorEastAsia" w:hAnsiTheme="majorHAnsi"/>
+        <w:rFonts w:asciiTheme="majorHAnsi" w:cstheme="majorBidi" w:hAnsiTheme="majorHAnsi" w:eastAsia="黑体"/>
         <w:b/>
         <w:bCs/>
       </w:rPr>
@@ -6067,7 +6476,7 @@
         <w:spacing w:after="0" w:before="0" w:line="240" w:lineRule="auto"/>
       </w:pPr>
       <w:rPr>
-        <w:rFonts w:asciiTheme="majorHAnsi" w:cstheme="majorBidi" w:eastAsiaTheme="majorEastAsia" w:hAnsiTheme="majorHAnsi"/>
+        <w:rFonts w:asciiTheme="majorHAnsi" w:cstheme="majorBidi" w:hAnsiTheme="majorHAnsi" w:eastAsia="黑体"/>
         <w:b/>
         <w:bCs/>
       </w:rPr>
@@ -6085,14 +6494,14 @@
     </w:tblStylePr>
     <w:tblStylePr w:type="firstCol">
       <w:rPr>
-        <w:rFonts w:asciiTheme="majorHAnsi" w:cstheme="majorBidi" w:eastAsiaTheme="majorEastAsia" w:hAnsiTheme="majorHAnsi"/>
+        <w:rFonts w:asciiTheme="majorHAnsi" w:cstheme="majorBidi" w:hAnsiTheme="majorHAnsi" w:eastAsia="黑体"/>
         <w:b/>
         <w:bCs/>
       </w:rPr>
     </w:tblStylePr>
     <w:tblStylePr w:type="lastCol">
       <w:rPr>
-        <w:rFonts w:asciiTheme="majorHAnsi" w:cstheme="majorBidi" w:eastAsiaTheme="majorEastAsia" w:hAnsiTheme="majorHAnsi"/>
+        <w:rFonts w:asciiTheme="majorHAnsi" w:cstheme="majorBidi" w:hAnsiTheme="majorHAnsi" w:eastAsia="黑体"/>
         <w:b/>
         <w:bCs/>
       </w:rPr>
@@ -6176,7 +6585,7 @@
         <w:spacing w:after="0" w:before="0" w:line="240" w:lineRule="auto"/>
       </w:pPr>
       <w:rPr>
-        <w:rFonts w:asciiTheme="majorHAnsi" w:cstheme="majorBidi" w:eastAsiaTheme="majorEastAsia" w:hAnsiTheme="majorHAnsi"/>
+        <w:rFonts w:asciiTheme="majorHAnsi" w:cstheme="majorBidi" w:hAnsiTheme="majorHAnsi" w:eastAsia="黑体"/>
         <w:b/>
         <w:bCs/>
       </w:rPr>
@@ -6197,7 +6606,7 @@
         <w:spacing w:after="0" w:before="0" w:line="240" w:lineRule="auto"/>
       </w:pPr>
       <w:rPr>
-        <w:rFonts w:asciiTheme="majorHAnsi" w:cstheme="majorBidi" w:eastAsiaTheme="majorEastAsia" w:hAnsiTheme="majorHAnsi"/>
+        <w:rFonts w:asciiTheme="majorHAnsi" w:cstheme="majorBidi" w:hAnsiTheme="majorHAnsi" w:eastAsia="黑体"/>
         <w:b/>
         <w:bCs/>
       </w:rPr>
@@ -6215,14 +6624,14 @@
     </w:tblStylePr>
     <w:tblStylePr w:type="firstCol">
       <w:rPr>
-        <w:rFonts w:asciiTheme="majorHAnsi" w:cstheme="majorBidi" w:eastAsiaTheme="majorEastAsia" w:hAnsiTheme="majorHAnsi"/>
+        <w:rFonts w:asciiTheme="majorHAnsi" w:cstheme="majorBidi" w:hAnsiTheme="majorHAnsi" w:eastAsia="黑体"/>
         <w:b/>
         <w:bCs/>
       </w:rPr>
     </w:tblStylePr>
     <w:tblStylePr w:type="lastCol">
       <w:rPr>
-        <w:rFonts w:asciiTheme="majorHAnsi" w:cstheme="majorBidi" w:eastAsiaTheme="majorEastAsia" w:hAnsiTheme="majorHAnsi"/>
+        <w:rFonts w:asciiTheme="majorHAnsi" w:cstheme="majorBidi" w:hAnsiTheme="majorHAnsi" w:eastAsia="黑体"/>
         <w:b/>
         <w:bCs/>
       </w:rPr>
@@ -6306,7 +6715,7 @@
         <w:spacing w:after="0" w:before="0" w:line="240" w:lineRule="auto"/>
       </w:pPr>
       <w:rPr>
-        <w:rFonts w:asciiTheme="majorHAnsi" w:cstheme="majorBidi" w:eastAsiaTheme="majorEastAsia" w:hAnsiTheme="majorHAnsi"/>
+        <w:rFonts w:asciiTheme="majorHAnsi" w:cstheme="majorBidi" w:hAnsiTheme="majorHAnsi" w:eastAsia="黑体"/>
         <w:b/>
         <w:bCs/>
       </w:rPr>
@@ -6327,7 +6736,7 @@
         <w:spacing w:after="0" w:before="0" w:line="240" w:lineRule="auto"/>
       </w:pPr>
       <w:rPr>
-        <w:rFonts w:asciiTheme="majorHAnsi" w:cstheme="majorBidi" w:eastAsiaTheme="majorEastAsia" w:hAnsiTheme="majorHAnsi"/>
+        <w:rFonts w:asciiTheme="majorHAnsi" w:cstheme="majorBidi" w:hAnsiTheme="majorHAnsi" w:eastAsia="黑体"/>
         <w:b/>
         <w:bCs/>
       </w:rPr>
@@ -6345,14 +6754,14 @@
     </w:tblStylePr>
     <w:tblStylePr w:type="firstCol">
       <w:rPr>
-        <w:rFonts w:asciiTheme="majorHAnsi" w:cstheme="majorBidi" w:eastAsiaTheme="majorEastAsia" w:hAnsiTheme="majorHAnsi"/>
+        <w:rFonts w:asciiTheme="majorHAnsi" w:cstheme="majorBidi" w:hAnsiTheme="majorHAnsi" w:eastAsia="黑体"/>
         <w:b/>
         <w:bCs/>
       </w:rPr>
     </w:tblStylePr>
     <w:tblStylePr w:type="lastCol">
       <w:rPr>
-        <w:rFonts w:asciiTheme="majorHAnsi" w:cstheme="majorBidi" w:eastAsiaTheme="majorEastAsia" w:hAnsiTheme="majorHAnsi"/>
+        <w:rFonts w:asciiTheme="majorHAnsi" w:cstheme="majorBidi" w:hAnsiTheme="majorHAnsi" w:eastAsia="黑体"/>
         <w:b/>
         <w:bCs/>
       </w:rPr>
@@ -6436,7 +6845,7 @@
         <w:spacing w:after="0" w:before="0" w:line="240" w:lineRule="auto"/>
       </w:pPr>
       <w:rPr>
-        <w:rFonts w:asciiTheme="majorHAnsi" w:cstheme="majorBidi" w:eastAsiaTheme="majorEastAsia" w:hAnsiTheme="majorHAnsi"/>
+        <w:rFonts w:asciiTheme="majorHAnsi" w:cstheme="majorBidi" w:hAnsiTheme="majorHAnsi" w:eastAsia="黑体"/>
         <w:b/>
         <w:bCs/>
       </w:rPr>
@@ -6457,7 +6866,7 @@
         <w:spacing w:after="0" w:before="0" w:line="240" w:lineRule="auto"/>
       </w:pPr>
       <w:rPr>
-        <w:rFonts w:asciiTheme="majorHAnsi" w:cstheme="majorBidi" w:eastAsiaTheme="majorEastAsia" w:hAnsiTheme="majorHAnsi"/>
+        <w:rFonts w:asciiTheme="majorHAnsi" w:cstheme="majorBidi" w:hAnsiTheme="majorHAnsi" w:eastAsia="黑体"/>
         <w:b/>
         <w:bCs/>
       </w:rPr>
@@ -6475,14 +6884,14 @@
     </w:tblStylePr>
     <w:tblStylePr w:type="firstCol">
       <w:rPr>
-        <w:rFonts w:asciiTheme="majorHAnsi" w:cstheme="majorBidi" w:eastAsiaTheme="majorEastAsia" w:hAnsiTheme="majorHAnsi"/>
+        <w:rFonts w:asciiTheme="majorHAnsi" w:cstheme="majorBidi" w:hAnsiTheme="majorHAnsi" w:eastAsia="黑体"/>
         <w:b/>
         <w:bCs/>
       </w:rPr>
     </w:tblStylePr>
     <w:tblStylePr w:type="lastCol">
       <w:rPr>
-        <w:rFonts w:asciiTheme="majorHAnsi" w:cstheme="majorBidi" w:eastAsiaTheme="majorEastAsia" w:hAnsiTheme="majorHAnsi"/>
+        <w:rFonts w:asciiTheme="majorHAnsi" w:cstheme="majorBidi" w:hAnsiTheme="majorHAnsi" w:eastAsia="黑体"/>
         <w:b/>
         <w:bCs/>
       </w:rPr>
@@ -6566,7 +6975,7 @@
         <w:spacing w:after="0" w:before="0" w:line="240" w:lineRule="auto"/>
       </w:pPr>
       <w:rPr>
-        <w:rFonts w:asciiTheme="majorHAnsi" w:cstheme="majorBidi" w:eastAsiaTheme="majorEastAsia" w:hAnsiTheme="majorHAnsi"/>
+        <w:rFonts w:asciiTheme="majorHAnsi" w:cstheme="majorBidi" w:hAnsiTheme="majorHAnsi" w:eastAsia="黑体"/>
         <w:b/>
         <w:bCs/>
       </w:rPr>
@@ -6587,7 +6996,7 @@
         <w:spacing w:after="0" w:before="0" w:line="240" w:lineRule="auto"/>
       </w:pPr>
       <w:rPr>
-        <w:rFonts w:asciiTheme="majorHAnsi" w:cstheme="majorBidi" w:eastAsiaTheme="majorEastAsia" w:hAnsiTheme="majorHAnsi"/>
+        <w:rFonts w:asciiTheme="majorHAnsi" w:cstheme="majorBidi" w:hAnsiTheme="majorHAnsi" w:eastAsia="黑体"/>
         <w:b/>
         <w:bCs/>
       </w:rPr>
@@ -6605,14 +7014,14 @@
     </w:tblStylePr>
     <w:tblStylePr w:type="firstCol">
       <w:rPr>
-        <w:rFonts w:asciiTheme="majorHAnsi" w:cstheme="majorBidi" w:eastAsiaTheme="majorEastAsia" w:hAnsiTheme="majorHAnsi"/>
+        <w:rFonts w:asciiTheme="majorHAnsi" w:cstheme="majorBidi" w:hAnsiTheme="majorHAnsi" w:eastAsia="黑体"/>
         <w:b/>
         <w:bCs/>
       </w:rPr>
     </w:tblStylePr>
     <w:tblStylePr w:type="lastCol">
       <w:rPr>
-        <w:rFonts w:asciiTheme="majorHAnsi" w:cstheme="majorBidi" w:eastAsiaTheme="majorEastAsia" w:hAnsiTheme="majorHAnsi"/>
+        <w:rFonts w:asciiTheme="majorHAnsi" w:cstheme="majorBidi" w:hAnsiTheme="majorHAnsi" w:eastAsia="黑体"/>
         <w:b/>
         <w:bCs/>
       </w:rPr>
@@ -6696,7 +7105,7 @@
         <w:spacing w:after="0" w:before="0" w:line="240" w:lineRule="auto"/>
       </w:pPr>
       <w:rPr>
-        <w:rFonts w:asciiTheme="majorHAnsi" w:cstheme="majorBidi" w:eastAsiaTheme="majorEastAsia" w:hAnsiTheme="majorHAnsi"/>
+        <w:rFonts w:asciiTheme="majorHAnsi" w:cstheme="majorBidi" w:hAnsiTheme="majorHAnsi" w:eastAsia="黑体"/>
         <w:b/>
         <w:bCs/>
       </w:rPr>
@@ -6717,7 +7126,7 @@
         <w:spacing w:after="0" w:before="0" w:line="240" w:lineRule="auto"/>
       </w:pPr>
       <w:rPr>
-        <w:rFonts w:asciiTheme="majorHAnsi" w:cstheme="majorBidi" w:eastAsiaTheme="majorEastAsia" w:hAnsiTheme="majorHAnsi"/>
+        <w:rFonts w:asciiTheme="majorHAnsi" w:cstheme="majorBidi" w:hAnsiTheme="majorHAnsi" w:eastAsia="黑体"/>
         <w:b/>
         <w:bCs/>
       </w:rPr>
@@ -6735,14 +7144,14 @@
     </w:tblStylePr>
     <w:tblStylePr w:type="firstCol">
       <w:rPr>
-        <w:rFonts w:asciiTheme="majorHAnsi" w:cstheme="majorBidi" w:eastAsiaTheme="majorEastAsia" w:hAnsiTheme="majorHAnsi"/>
+        <w:rFonts w:asciiTheme="majorHAnsi" w:cstheme="majorBidi" w:hAnsiTheme="majorHAnsi" w:eastAsia="黑体"/>
         <w:b/>
         <w:bCs/>
       </w:rPr>
     </w:tblStylePr>
     <w:tblStylePr w:type="lastCol">
       <w:rPr>
-        <w:rFonts w:asciiTheme="majorHAnsi" w:cstheme="majorBidi" w:eastAsiaTheme="majorEastAsia" w:hAnsiTheme="majorHAnsi"/>
+        <w:rFonts w:asciiTheme="majorHAnsi" w:cstheme="majorBidi" w:hAnsiTheme="majorHAnsi" w:eastAsia="黑体"/>
         <w:b/>
         <w:bCs/>
       </w:rPr>
@@ -6826,7 +7235,7 @@
         <w:spacing w:after="0" w:before="0" w:line="240" w:lineRule="auto"/>
       </w:pPr>
       <w:rPr>
-        <w:rFonts w:asciiTheme="majorHAnsi" w:cstheme="majorBidi" w:eastAsiaTheme="majorEastAsia" w:hAnsiTheme="majorHAnsi"/>
+        <w:rFonts w:asciiTheme="majorHAnsi" w:cstheme="majorBidi" w:hAnsiTheme="majorHAnsi" w:eastAsia="黑体"/>
         <w:b/>
         <w:bCs/>
       </w:rPr>
@@ -6847,7 +7256,7 @@
         <w:spacing w:after="0" w:before="0" w:line="240" w:lineRule="auto"/>
       </w:pPr>
       <w:rPr>
-        <w:rFonts w:asciiTheme="majorHAnsi" w:cstheme="majorBidi" w:eastAsiaTheme="majorEastAsia" w:hAnsiTheme="majorHAnsi"/>
+        <w:rFonts w:asciiTheme="majorHAnsi" w:cstheme="majorBidi" w:hAnsiTheme="majorHAnsi" w:eastAsia="黑体"/>
         <w:b/>
         <w:bCs/>
       </w:rPr>
@@ -6865,14 +7274,14 @@
     </w:tblStylePr>
     <w:tblStylePr w:type="firstCol">
       <w:rPr>
-        <w:rFonts w:asciiTheme="majorHAnsi" w:cstheme="majorBidi" w:eastAsiaTheme="majorEastAsia" w:hAnsiTheme="majorHAnsi"/>
+        <w:rFonts w:asciiTheme="majorHAnsi" w:cstheme="majorBidi" w:hAnsiTheme="majorHAnsi" w:eastAsia="黑体"/>
         <w:b/>
         <w:bCs/>
       </w:rPr>
     </w:tblStylePr>
     <w:tblStylePr w:type="lastCol">
       <w:rPr>
-        <w:rFonts w:asciiTheme="majorHAnsi" w:cstheme="majorBidi" w:eastAsiaTheme="majorEastAsia" w:hAnsiTheme="majorHAnsi"/>
+        <w:rFonts w:asciiTheme="majorHAnsi" w:cstheme="majorBidi" w:hAnsiTheme="majorHAnsi" w:eastAsia="黑体"/>
         <w:b/>
         <w:bCs/>
       </w:rPr>
@@ -6955,6 +7364,7 @@
         <w:spacing w:after="0" w:before="0" w:line="240" w:lineRule="auto"/>
       </w:pPr>
       <w:rPr>
+        <w:rFonts w:eastAsia="黑体"/>
         <w:b/>
         <w:bCs/>
         <w:color w:themeColor="background1" w:val="FFFFFF"/>
@@ -6977,6 +7387,7 @@
         <w:spacing w:after="0" w:before="0" w:line="240" w:lineRule="auto"/>
       </w:pPr>
       <w:rPr>
+        <w:rFonts w:eastAsia="黑体"/>
         <w:b/>
         <w:bCs/>
       </w:rPr>
@@ -6994,12 +7405,14 @@
     </w:tblStylePr>
     <w:tblStylePr w:type="firstCol">
       <w:rPr>
+        <w:rFonts w:eastAsia="黑体"/>
         <w:b/>
         <w:bCs/>
       </w:rPr>
     </w:tblStylePr>
     <w:tblStylePr w:type="lastCol">
       <w:rPr>
+        <w:rFonts w:eastAsia="黑体"/>
         <w:b/>
         <w:bCs/>
       </w:rPr>
@@ -7061,6 +7474,7 @@
         <w:spacing w:after="0" w:before="0" w:line="240" w:lineRule="auto"/>
       </w:pPr>
       <w:rPr>
+        <w:rFonts w:eastAsia="黑体"/>
         <w:b/>
         <w:bCs/>
         <w:color w:themeColor="background1" w:val="FFFFFF"/>
@@ -7083,6 +7497,7 @@
         <w:spacing w:after="0" w:before="0" w:line="240" w:lineRule="auto"/>
       </w:pPr>
       <w:rPr>
+        <w:rFonts w:eastAsia="黑体"/>
         <w:b/>
         <w:bCs/>
       </w:rPr>
@@ -7100,12 +7515,14 @@
     </w:tblStylePr>
     <w:tblStylePr w:type="firstCol">
       <w:rPr>
+        <w:rFonts w:eastAsia="黑体"/>
         <w:b/>
         <w:bCs/>
       </w:rPr>
     </w:tblStylePr>
     <w:tblStylePr w:type="lastCol">
       <w:rPr>
+        <w:rFonts w:eastAsia="黑体"/>
         <w:b/>
         <w:bCs/>
       </w:rPr>
@@ -7167,6 +7584,7 @@
         <w:spacing w:after="0" w:before="0" w:line="240" w:lineRule="auto"/>
       </w:pPr>
       <w:rPr>
+        <w:rFonts w:eastAsia="黑体"/>
         <w:b/>
         <w:bCs/>
         <w:color w:themeColor="background1" w:val="FFFFFF"/>
@@ -7189,6 +7607,7 @@
         <w:spacing w:after="0" w:before="0" w:line="240" w:lineRule="auto"/>
       </w:pPr>
       <w:rPr>
+        <w:rFonts w:eastAsia="黑体"/>
         <w:b/>
         <w:bCs/>
       </w:rPr>
@@ -7206,12 +7625,14 @@
     </w:tblStylePr>
     <w:tblStylePr w:type="firstCol">
       <w:rPr>
+        <w:rFonts w:eastAsia="黑体"/>
         <w:b/>
         <w:bCs/>
       </w:rPr>
     </w:tblStylePr>
     <w:tblStylePr w:type="lastCol">
       <w:rPr>
+        <w:rFonts w:eastAsia="黑体"/>
         <w:b/>
         <w:bCs/>
       </w:rPr>
@@ -7273,6 +7694,7 @@
         <w:spacing w:after="0" w:before="0" w:line="240" w:lineRule="auto"/>
       </w:pPr>
       <w:rPr>
+        <w:rFonts w:eastAsia="黑体"/>
         <w:b/>
         <w:bCs/>
         <w:color w:themeColor="background1" w:val="FFFFFF"/>
@@ -7295,6 +7717,7 @@
         <w:spacing w:after="0" w:before="0" w:line="240" w:lineRule="auto"/>
       </w:pPr>
       <w:rPr>
+        <w:rFonts w:eastAsia="黑体"/>
         <w:b/>
         <w:bCs/>
       </w:rPr>
@@ -7312,12 +7735,14 @@
     </w:tblStylePr>
     <w:tblStylePr w:type="firstCol">
       <w:rPr>
+        <w:rFonts w:eastAsia="黑体"/>
         <w:b/>
         <w:bCs/>
       </w:rPr>
     </w:tblStylePr>
     <w:tblStylePr w:type="lastCol">
       <w:rPr>
+        <w:rFonts w:eastAsia="黑体"/>
         <w:b/>
         <w:bCs/>
       </w:rPr>
@@ -7379,6 +7804,7 @@
         <w:spacing w:after="0" w:before="0" w:line="240" w:lineRule="auto"/>
       </w:pPr>
       <w:rPr>
+        <w:rFonts w:eastAsia="黑体"/>
         <w:b/>
         <w:bCs/>
         <w:color w:themeColor="background1" w:val="FFFFFF"/>
@@ -7401,6 +7827,7 @@
         <w:spacing w:after="0" w:before="0" w:line="240" w:lineRule="auto"/>
       </w:pPr>
       <w:rPr>
+        <w:rFonts w:eastAsia="黑体"/>
         <w:b/>
         <w:bCs/>
       </w:rPr>
@@ -7418,12 +7845,14 @@
     </w:tblStylePr>
     <w:tblStylePr w:type="firstCol">
       <w:rPr>
+        <w:rFonts w:eastAsia="黑体"/>
         <w:b/>
         <w:bCs/>
       </w:rPr>
     </w:tblStylePr>
     <w:tblStylePr w:type="lastCol">
       <w:rPr>
+        <w:rFonts w:eastAsia="黑体"/>
         <w:b/>
         <w:bCs/>
       </w:rPr>
@@ -7485,6 +7914,7 @@
         <w:spacing w:after="0" w:before="0" w:line="240" w:lineRule="auto"/>
       </w:pPr>
       <w:rPr>
+        <w:rFonts w:eastAsia="黑体"/>
         <w:b/>
         <w:bCs/>
         <w:color w:themeColor="background1" w:val="FFFFFF"/>
@@ -7507,6 +7937,7 @@
         <w:spacing w:after="0" w:before="0" w:line="240" w:lineRule="auto"/>
       </w:pPr>
       <w:rPr>
+        <w:rFonts w:eastAsia="黑体"/>
         <w:b/>
         <w:bCs/>
       </w:rPr>
@@ -7524,12 +7955,14 @@
     </w:tblStylePr>
     <w:tblStylePr w:type="firstCol">
       <w:rPr>
+        <w:rFonts w:eastAsia="黑体"/>
         <w:b/>
         <w:bCs/>
       </w:rPr>
     </w:tblStylePr>
     <w:tblStylePr w:type="lastCol">
       <w:rPr>
+        <w:rFonts w:eastAsia="黑体"/>
         <w:b/>
         <w:bCs/>
       </w:rPr>
@@ -7591,6 +8024,7 @@
         <w:spacing w:after="0" w:before="0" w:line="240" w:lineRule="auto"/>
       </w:pPr>
       <w:rPr>
+        <w:rFonts w:eastAsia="黑体"/>
         <w:b/>
         <w:bCs/>
         <w:color w:themeColor="background1" w:val="FFFFFF"/>
@@ -7613,6 +8047,7 @@
         <w:spacing w:after="0" w:before="0" w:line="240" w:lineRule="auto"/>
       </w:pPr>
       <w:rPr>
+        <w:rFonts w:eastAsia="黑体"/>
         <w:b/>
         <w:bCs/>
       </w:rPr>
@@ -7630,12 +8065,14 @@
     </w:tblStylePr>
     <w:tblStylePr w:type="firstCol">
       <w:rPr>
+        <w:rFonts w:eastAsia="黑体"/>
         <w:b/>
         <w:bCs/>
       </w:rPr>
     </w:tblStylePr>
     <w:tblStylePr w:type="lastCol">
       <w:rPr>
+        <w:rFonts w:eastAsia="黑体"/>
         <w:b/>
         <w:bCs/>
       </w:rPr>
@@ -7694,6 +8131,7 @@
         <w:spacing w:after="0" w:before="0" w:line="240" w:lineRule="auto"/>
       </w:pPr>
       <w:rPr>
+        <w:rFonts w:eastAsia="黑体"/>
         <w:b/>
         <w:bCs/>
         <w:color w:themeColor="background1" w:val="FFFFFF"/>
@@ -7716,6 +8154,7 @@
         <w:spacing w:after="0" w:before="0" w:line="240" w:lineRule="auto"/>
       </w:pPr>
       <w:rPr>
+        <w:rFonts w:eastAsia="黑体"/>
         <w:color w:val="auto"/>
       </w:rPr>
       <w:tblPr/>
@@ -7733,6 +8172,7 @@
     </w:tblStylePr>
     <w:tblStylePr w:type="firstCol">
       <w:rPr>
+        <w:rFonts w:eastAsia="黑体"/>
         <w:b/>
         <w:bCs/>
         <w:color w:themeColor="background1" w:val="FFFFFF"/>
@@ -7752,6 +8192,7 @@
     </w:tblStylePr>
     <w:tblStylePr w:type="lastCol">
       <w:rPr>
+        <w:rFonts w:eastAsia="黑体"/>
         <w:b/>
         <w:bCs/>
         <w:color w:themeColor="background1" w:val="FFFFFF"/>
@@ -7800,6 +8241,7 @@
     </w:tblStylePr>
     <w:tblStylePr w:type="nwCell">
       <w:rPr>
+        <w:rFonts w:eastAsia="黑体"/>
         <w:color w:themeColor="background1" w:val="FFFFFF"/>
       </w:rPr>
       <w:tblPr/>
@@ -7843,6 +8285,7 @@
         <w:spacing w:after="0" w:before="0" w:line="240" w:lineRule="auto"/>
       </w:pPr>
       <w:rPr>
+        <w:rFonts w:eastAsia="黑体"/>
         <w:b/>
         <w:bCs/>
         <w:color w:themeColor="background1" w:val="FFFFFF"/>
@@ -7865,6 +8308,7 @@
         <w:spacing w:after="0" w:before="0" w:line="240" w:lineRule="auto"/>
       </w:pPr>
       <w:rPr>
+        <w:rFonts w:eastAsia="黑体"/>
         <w:color w:val="auto"/>
       </w:rPr>
       <w:tblPr/>
@@ -7882,6 +8326,7 @@
     </w:tblStylePr>
     <w:tblStylePr w:type="firstCol">
       <w:rPr>
+        <w:rFonts w:eastAsia="黑体"/>
         <w:b/>
         <w:bCs/>
         <w:color w:themeColor="background1" w:val="FFFFFF"/>
@@ -7901,6 +8346,7 @@
     </w:tblStylePr>
     <w:tblStylePr w:type="lastCol">
       <w:rPr>
+        <w:rFonts w:eastAsia="黑体"/>
         <w:b/>
         <w:bCs/>
         <w:color w:themeColor="background1" w:val="FFFFFF"/>
@@ -7949,6 +8395,7 @@
     </w:tblStylePr>
     <w:tblStylePr w:type="nwCell">
       <w:rPr>
+        <w:rFonts w:eastAsia="黑体"/>
         <w:color w:themeColor="background1" w:val="FFFFFF"/>
       </w:rPr>
       <w:tblPr/>
@@ -7992,6 +8439,7 @@
         <w:spacing w:after="0" w:before="0" w:line="240" w:lineRule="auto"/>
       </w:pPr>
       <w:rPr>
+        <w:rFonts w:eastAsia="黑体"/>
         <w:b/>
         <w:bCs/>
         <w:color w:themeColor="background1" w:val="FFFFFF"/>
@@ -8014,6 +8462,7 @@
         <w:spacing w:after="0" w:before="0" w:line="240" w:lineRule="auto"/>
       </w:pPr>
       <w:rPr>
+        <w:rFonts w:eastAsia="黑体"/>
         <w:color w:val="auto"/>
       </w:rPr>
       <w:tblPr/>
@@ -8031,6 +8480,7 @@
     </w:tblStylePr>
     <w:tblStylePr w:type="firstCol">
       <w:rPr>
+        <w:rFonts w:eastAsia="黑体"/>
         <w:b/>
         <w:bCs/>
         <w:color w:themeColor="background1" w:val="FFFFFF"/>
@@ -8050,6 +8500,7 @@
     </w:tblStylePr>
     <w:tblStylePr w:type="lastCol">
       <w:rPr>
+        <w:rFonts w:eastAsia="黑体"/>
         <w:b/>
         <w:bCs/>
         <w:color w:themeColor="background1" w:val="FFFFFF"/>
@@ -8098,6 +8549,7 @@
     </w:tblStylePr>
     <w:tblStylePr w:type="nwCell">
       <w:rPr>
+        <w:rFonts w:eastAsia="黑体"/>
         <w:color w:themeColor="background1" w:val="FFFFFF"/>
       </w:rPr>
       <w:tblPr/>
@@ -8141,6 +8593,7 @@
         <w:spacing w:after="0" w:before="0" w:line="240" w:lineRule="auto"/>
       </w:pPr>
       <w:rPr>
+        <w:rFonts w:eastAsia="黑体"/>
         <w:b/>
         <w:bCs/>
         <w:color w:themeColor="background1" w:val="FFFFFF"/>
@@ -8163,6 +8616,7 @@
         <w:spacing w:after="0" w:before="0" w:line="240" w:lineRule="auto"/>
       </w:pPr>
       <w:rPr>
+        <w:rFonts w:eastAsia="黑体"/>
         <w:color w:val="auto"/>
       </w:rPr>
       <w:tblPr/>
@@ -8180,6 +8634,7 @@
     </w:tblStylePr>
     <w:tblStylePr w:type="firstCol">
       <w:rPr>
+        <w:rFonts w:eastAsia="黑体"/>
         <w:b/>
         <w:bCs/>
         <w:color w:themeColor="background1" w:val="FFFFFF"/>
@@ -8199,6 +8654,7 @@
     </w:tblStylePr>
     <w:tblStylePr w:type="lastCol">
       <w:rPr>
+        <w:rFonts w:eastAsia="黑体"/>
         <w:b/>
         <w:bCs/>
         <w:color w:themeColor="background1" w:val="FFFFFF"/>
@@ -8247,6 +8703,7 @@
     </w:tblStylePr>
     <w:tblStylePr w:type="nwCell">
       <w:rPr>
+        <w:rFonts w:eastAsia="黑体"/>
         <w:color w:themeColor="background1" w:val="FFFFFF"/>
       </w:rPr>
       <w:tblPr/>
@@ -8290,6 +8747,7 @@
         <w:spacing w:after="0" w:before="0" w:line="240" w:lineRule="auto"/>
       </w:pPr>
       <w:rPr>
+        <w:rFonts w:eastAsia="黑体"/>
         <w:b/>
         <w:bCs/>
         <w:color w:themeColor="background1" w:val="FFFFFF"/>
@@ -8312,6 +8770,7 @@
         <w:spacing w:after="0" w:before="0" w:line="240" w:lineRule="auto"/>
       </w:pPr>
       <w:rPr>
+        <w:rFonts w:eastAsia="黑体"/>
         <w:color w:val="auto"/>
       </w:rPr>
       <w:tblPr/>
@@ -8329,6 +8788,7 @@
     </w:tblStylePr>
     <w:tblStylePr w:type="firstCol">
       <w:rPr>
+        <w:rFonts w:eastAsia="黑体"/>
         <w:b/>
         <w:bCs/>
         <w:color w:themeColor="background1" w:val="FFFFFF"/>
@@ -8348,6 +8808,7 @@
     </w:tblStylePr>
     <w:tblStylePr w:type="lastCol">
       <w:rPr>
+        <w:rFonts w:eastAsia="黑体"/>
         <w:b/>
         <w:bCs/>
         <w:color w:themeColor="background1" w:val="FFFFFF"/>
@@ -8396,6 +8857,7 @@
     </w:tblStylePr>
     <w:tblStylePr w:type="nwCell">
       <w:rPr>
+        <w:rFonts w:eastAsia="黑体"/>
         <w:color w:themeColor="background1" w:val="FFFFFF"/>
       </w:rPr>
       <w:tblPr/>
@@ -8439,6 +8901,7 @@
         <w:spacing w:after="0" w:before="0" w:line="240" w:lineRule="auto"/>
       </w:pPr>
       <w:rPr>
+        <w:rFonts w:eastAsia="黑体"/>
         <w:b/>
         <w:bCs/>
         <w:color w:themeColor="background1" w:val="FFFFFF"/>
@@ -8461,6 +8924,7 @@
         <w:spacing w:after="0" w:before="0" w:line="240" w:lineRule="auto"/>
       </w:pPr>
       <w:rPr>
+        <w:rFonts w:eastAsia="黑体"/>
         <w:color w:val="auto"/>
       </w:rPr>
       <w:tblPr/>
@@ -8478,6 +8942,7 @@
     </w:tblStylePr>
     <w:tblStylePr w:type="firstCol">
       <w:rPr>
+        <w:rFonts w:eastAsia="黑体"/>
         <w:b/>
         <w:bCs/>
         <w:color w:themeColor="background1" w:val="FFFFFF"/>
@@ -8497,6 +8962,7 @@
     </w:tblStylePr>
     <w:tblStylePr w:type="lastCol">
       <w:rPr>
+        <w:rFonts w:eastAsia="黑体"/>
         <w:b/>
         <w:bCs/>
         <w:color w:themeColor="background1" w:val="FFFFFF"/>
@@ -8545,6 +9011,7 @@
     </w:tblStylePr>
     <w:tblStylePr w:type="nwCell">
       <w:rPr>
+        <w:rFonts w:eastAsia="黑体"/>
         <w:color w:themeColor="background1" w:val="FFFFFF"/>
       </w:rPr>
       <w:tblPr/>
@@ -8588,6 +9055,7 @@
         <w:spacing w:after="0" w:before="0" w:line="240" w:lineRule="auto"/>
       </w:pPr>
       <w:rPr>
+        <w:rFonts w:eastAsia="黑体"/>
         <w:b/>
         <w:bCs/>
         <w:color w:themeColor="background1" w:val="FFFFFF"/>
@@ -8610,6 +9078,7 @@
         <w:spacing w:after="0" w:before="0" w:line="240" w:lineRule="auto"/>
       </w:pPr>
       <w:rPr>
+        <w:rFonts w:eastAsia="黑体"/>
         <w:color w:val="auto"/>
       </w:rPr>
       <w:tblPr/>
@@ -8627,6 +9096,7 @@
     </w:tblStylePr>
     <w:tblStylePr w:type="firstCol">
       <w:rPr>
+        <w:rFonts w:eastAsia="黑体"/>
         <w:b/>
         <w:bCs/>
         <w:color w:themeColor="background1" w:val="FFFFFF"/>
@@ -8646,6 +9116,7 @@
     </w:tblStylePr>
     <w:tblStylePr w:type="lastCol">
       <w:rPr>
+        <w:rFonts w:eastAsia="黑体"/>
         <w:b/>
         <w:bCs/>
         <w:color w:themeColor="background1" w:val="FFFFFF"/>
@@ -8694,6 +9165,7 @@
     </w:tblStylePr>
     <w:tblStylePr w:type="nwCell">
       <w:rPr>
+        <w:rFonts w:eastAsia="黑体"/>
         <w:color w:themeColor="background1" w:val="FFFFFF"/>
       </w:rPr>
       <w:tblPr/>
@@ -8718,6 +9190,7 @@
       <w:spacing w:after="0" w:line="240" w:lineRule="auto"/>
     </w:pPr>
     <w:rPr>
+      <w:rFonts w:eastAsia="黑体"/>
       <w:color w:themeColor="text1" w:val="000000"/>
     </w:rPr>
     <w:tblPr>
@@ -8737,7 +9210,7 @@
     </w:tblPr>
     <w:tblStylePr w:type="firstRow">
       <w:rPr>
-        <w:rFonts w:asciiTheme="majorHAnsi" w:cstheme="majorBidi" w:eastAsiaTheme="majorEastAsia" w:hAnsiTheme="majorHAnsi"/>
+        <w:rFonts w:asciiTheme="majorHAnsi" w:cstheme="majorBidi" w:hAnsiTheme="majorHAnsi" w:eastAsia="黑体"/>
       </w:rPr>
       <w:tblPr/>
       <w:tcPr>
@@ -8749,6 +9222,7 @@
     </w:tblStylePr>
     <w:tblStylePr w:type="lastRow">
       <w:rPr>
+        <w:rFonts w:eastAsia="黑体"/>
         <w:b/>
         <w:bCs/>
         <w:color w:themeColor="text2" w:val="1F497D"/>
@@ -8763,12 +9237,14 @@
     </w:tblStylePr>
     <w:tblStylePr w:type="firstCol">
       <w:rPr>
+        <w:rFonts w:eastAsia="黑体"/>
         <w:b/>
         <w:bCs/>
       </w:rPr>
     </w:tblStylePr>
     <w:tblStylePr w:type="lastCol">
       <w:rPr>
+        <w:rFonts w:eastAsia="黑体"/>
         <w:b/>
         <w:bCs/>
       </w:rPr>
@@ -8802,6 +9278,7 @@
       <w:spacing w:after="0" w:line="240" w:lineRule="auto"/>
     </w:pPr>
     <w:rPr>
+      <w:rFonts w:eastAsia="黑体"/>
       <w:color w:themeColor="text1" w:val="000000"/>
     </w:rPr>
     <w:tblPr>
@@ -8821,7 +9298,7 @@
     </w:tblPr>
     <w:tblStylePr w:type="firstRow">
       <w:rPr>
-        <w:rFonts w:asciiTheme="majorHAnsi" w:cstheme="majorBidi" w:eastAsiaTheme="majorEastAsia" w:hAnsiTheme="majorHAnsi"/>
+        <w:rFonts w:asciiTheme="majorHAnsi" w:cstheme="majorBidi" w:hAnsiTheme="majorHAnsi" w:eastAsia="黑体"/>
       </w:rPr>
       <w:tblPr/>
       <w:tcPr>
@@ -8833,6 +9310,7 @@
     </w:tblStylePr>
     <w:tblStylePr w:type="lastRow">
       <w:rPr>
+        <w:rFonts w:eastAsia="黑体"/>
         <w:b/>
         <w:bCs/>
         <w:color w:themeColor="text2" w:val="1F497D"/>
@@ -8847,12 +9325,14 @@
     </w:tblStylePr>
     <w:tblStylePr w:type="firstCol">
       <w:rPr>
+        <w:rFonts w:eastAsia="黑体"/>
         <w:b/>
         <w:bCs/>
       </w:rPr>
     </w:tblStylePr>
     <w:tblStylePr w:type="lastCol">
       <w:rPr>
+        <w:rFonts w:eastAsia="黑体"/>
         <w:b/>
         <w:bCs/>
       </w:rPr>
@@ -8886,6 +9366,7 @@
       <w:spacing w:after="0" w:line="240" w:lineRule="auto"/>
     </w:pPr>
     <w:rPr>
+      <w:rFonts w:eastAsia="黑体"/>
       <w:color w:themeColor="text1" w:val="000000"/>
     </w:rPr>
     <w:tblPr>
@@ -8905,7 +9386,7 @@
     </w:tblPr>
     <w:tblStylePr w:type="firstRow">
       <w:rPr>
-        <w:rFonts w:asciiTheme="majorHAnsi" w:cstheme="majorBidi" w:eastAsiaTheme="majorEastAsia" w:hAnsiTheme="majorHAnsi"/>
+        <w:rFonts w:asciiTheme="majorHAnsi" w:cstheme="majorBidi" w:hAnsiTheme="majorHAnsi" w:eastAsia="黑体"/>
       </w:rPr>
       <w:tblPr/>
       <w:tcPr>
@@ -8917,6 +9398,7 @@
     </w:tblStylePr>
     <w:tblStylePr w:type="lastRow">
       <w:rPr>
+        <w:rFonts w:eastAsia="黑体"/>
         <w:b/>
         <w:bCs/>
         <w:color w:themeColor="text2" w:val="1F497D"/>
@@ -8931,12 +9413,14 @@
     </w:tblStylePr>
     <w:tblStylePr w:type="firstCol">
       <w:rPr>
+        <w:rFonts w:eastAsia="黑体"/>
         <w:b/>
         <w:bCs/>
       </w:rPr>
     </w:tblStylePr>
     <w:tblStylePr w:type="lastCol">
       <w:rPr>
+        <w:rFonts w:eastAsia="黑体"/>
         <w:b/>
         <w:bCs/>
       </w:rPr>
@@ -8970,6 +9454,7 @@
       <w:spacing w:after="0" w:line="240" w:lineRule="auto"/>
     </w:pPr>
     <w:rPr>
+      <w:rFonts w:eastAsia="黑体"/>
       <w:color w:themeColor="text1" w:val="000000"/>
     </w:rPr>
     <w:tblPr>
@@ -8989,7 +9474,7 @@
     </w:tblPr>
     <w:tblStylePr w:type="firstRow">
       <w:rPr>
-        <w:rFonts w:asciiTheme="majorHAnsi" w:cstheme="majorBidi" w:eastAsiaTheme="majorEastAsia" w:hAnsiTheme="majorHAnsi"/>
+        <w:rFonts w:asciiTheme="majorHAnsi" w:cstheme="majorBidi" w:hAnsiTheme="majorHAnsi" w:eastAsia="黑体"/>
       </w:rPr>
       <w:tblPr/>
       <w:tcPr>
@@ -9001,6 +9486,7 @@
     </w:tblStylePr>
     <w:tblStylePr w:type="lastRow">
       <w:rPr>
+        <w:rFonts w:eastAsia="黑体"/>
         <w:b/>
         <w:bCs/>
         <w:color w:themeColor="text2" w:val="1F497D"/>
@@ -9015,12 +9501,14 @@
     </w:tblStylePr>
     <w:tblStylePr w:type="firstCol">
       <w:rPr>
+        <w:rFonts w:eastAsia="黑体"/>
         <w:b/>
         <w:bCs/>
       </w:rPr>
     </w:tblStylePr>
     <w:tblStylePr w:type="lastCol">
       <w:rPr>
+        <w:rFonts w:eastAsia="黑体"/>
         <w:b/>
         <w:bCs/>
       </w:rPr>
@@ -9054,6 +9542,7 @@
       <w:spacing w:after="0" w:line="240" w:lineRule="auto"/>
     </w:pPr>
     <w:rPr>
+      <w:rFonts w:eastAsia="黑体"/>
       <w:color w:themeColor="text1" w:val="000000"/>
     </w:rPr>
     <w:tblPr>
@@ -9073,7 +9562,7 @@
     </w:tblPr>
     <w:tblStylePr w:type="firstRow">
       <w:rPr>
-        <w:rFonts w:asciiTheme="majorHAnsi" w:cstheme="majorBidi" w:eastAsiaTheme="majorEastAsia" w:hAnsiTheme="majorHAnsi"/>
+        <w:rFonts w:asciiTheme="majorHAnsi" w:cstheme="majorBidi" w:hAnsiTheme="majorHAnsi" w:eastAsia="黑体"/>
       </w:rPr>
       <w:tblPr/>
       <w:tcPr>
@@ -9085,6 +9574,7 @@
     </w:tblStylePr>
     <w:tblStylePr w:type="lastRow">
       <w:rPr>
+        <w:rFonts w:eastAsia="黑体"/>
         <w:b/>
         <w:bCs/>
         <w:color w:themeColor="text2" w:val="1F497D"/>
@@ -9099,12 +9589,14 @@
     </w:tblStylePr>
     <w:tblStylePr w:type="firstCol">
       <w:rPr>
+        <w:rFonts w:eastAsia="黑体"/>
         <w:b/>
         <w:bCs/>
       </w:rPr>
     </w:tblStylePr>
     <w:tblStylePr w:type="lastCol">
       <w:rPr>
+        <w:rFonts w:eastAsia="黑体"/>
         <w:b/>
         <w:bCs/>
       </w:rPr>
@@ -9138,6 +9630,7 @@
       <w:spacing w:after="0" w:line="240" w:lineRule="auto"/>
     </w:pPr>
     <w:rPr>
+      <w:rFonts w:eastAsia="黑体"/>
       <w:color w:themeColor="text1" w:val="000000"/>
     </w:rPr>
     <w:tblPr>
@@ -9157,7 +9650,7 @@
     </w:tblPr>
     <w:tblStylePr w:type="firstRow">
       <w:rPr>
-        <w:rFonts w:asciiTheme="majorHAnsi" w:cstheme="majorBidi" w:eastAsiaTheme="majorEastAsia" w:hAnsiTheme="majorHAnsi"/>
+        <w:rFonts w:asciiTheme="majorHAnsi" w:cstheme="majorBidi" w:hAnsiTheme="majorHAnsi" w:eastAsia="黑体"/>
       </w:rPr>
       <w:tblPr/>
       <w:tcPr>
@@ -9169,6 +9662,7 @@
     </w:tblStylePr>
     <w:tblStylePr w:type="lastRow">
       <w:rPr>
+        <w:rFonts w:eastAsia="黑体"/>
         <w:b/>
         <w:bCs/>
         <w:color w:themeColor="text2" w:val="1F497D"/>
@@ -9183,12 +9677,14 @@
     </w:tblStylePr>
     <w:tblStylePr w:type="firstCol">
       <w:rPr>
+        <w:rFonts w:eastAsia="黑体"/>
         <w:b/>
         <w:bCs/>
       </w:rPr>
     </w:tblStylePr>
     <w:tblStylePr w:type="lastCol">
       <w:rPr>
+        <w:rFonts w:eastAsia="黑体"/>
         <w:b/>
         <w:bCs/>
       </w:rPr>
@@ -9222,6 +9718,7 @@
       <w:spacing w:after="0" w:line="240" w:lineRule="auto"/>
     </w:pPr>
     <w:rPr>
+      <w:rFonts w:eastAsia="黑体"/>
       <w:color w:themeColor="text1" w:val="000000"/>
     </w:rPr>
     <w:tblPr>
@@ -9241,7 +9738,7 @@
     </w:tblPr>
     <w:tblStylePr w:type="firstRow">
       <w:rPr>
-        <w:rFonts w:asciiTheme="majorHAnsi" w:cstheme="majorBidi" w:eastAsiaTheme="majorEastAsia" w:hAnsiTheme="majorHAnsi"/>
+        <w:rFonts w:asciiTheme="majorHAnsi" w:cstheme="majorBidi" w:hAnsiTheme="majorHAnsi" w:eastAsia="黑体"/>
       </w:rPr>
       <w:tblPr/>
       <w:tcPr>
@@ -9253,6 +9750,7 @@
     </w:tblStylePr>
     <w:tblStylePr w:type="lastRow">
       <w:rPr>
+        <w:rFonts w:eastAsia="黑体"/>
         <w:b/>
         <w:bCs/>
         <w:color w:themeColor="text2" w:val="1F497D"/>
@@ -9267,12 +9765,14 @@
     </w:tblStylePr>
     <w:tblStylePr w:type="firstCol">
       <w:rPr>
+        <w:rFonts w:eastAsia="黑体"/>
         <w:b/>
         <w:bCs/>
       </w:rPr>
     </w:tblStylePr>
     <w:tblStylePr w:type="lastCol">
       <w:rPr>
+        <w:rFonts w:eastAsia="黑体"/>
         <w:b/>
         <w:bCs/>
       </w:rPr>
@@ -9306,7 +9806,7 @@
       <w:spacing w:after="0" w:line="240" w:lineRule="auto"/>
     </w:pPr>
     <w:rPr>
-      <w:rFonts w:asciiTheme="majorHAnsi" w:cstheme="majorBidi" w:eastAsiaTheme="majorEastAsia" w:hAnsiTheme="majorHAnsi"/>
+      <w:rFonts w:asciiTheme="majorHAnsi" w:cstheme="majorBidi" w:hAnsiTheme="majorHAnsi" w:eastAsia="黑体"/>
       <w:color w:themeColor="text1" w:val="000000"/>
     </w:rPr>
     <w:tblPr>
@@ -9328,6 +9828,7 @@
     </w:tblPr>
     <w:tblStylePr w:type="firstRow">
       <w:rPr>
+        <w:rFonts w:eastAsia="黑体"/>
         <w:sz w:val="24"/>
         <w:szCs w:val="24"/>
       </w:rPr>
@@ -9434,7 +9935,7 @@
       <w:spacing w:after="0" w:line="240" w:lineRule="auto"/>
     </w:pPr>
     <w:rPr>
-      <w:rFonts w:asciiTheme="majorHAnsi" w:cstheme="majorBidi" w:eastAsiaTheme="majorEastAsia" w:hAnsiTheme="majorHAnsi"/>
+      <w:rFonts w:asciiTheme="majorHAnsi" w:cstheme="majorBidi" w:hAnsiTheme="majorHAnsi" w:eastAsia="黑体"/>
       <w:color w:themeColor="text1" w:val="000000"/>
     </w:rPr>
     <w:tblPr>
@@ -9456,6 +9957,7 @@
     </w:tblPr>
     <w:tblStylePr w:type="firstRow">
       <w:rPr>
+        <w:rFonts w:eastAsia="黑体"/>
         <w:sz w:val="24"/>
         <w:szCs w:val="24"/>
       </w:rPr>
@@ -9562,7 +10064,7 @@
       <w:spacing w:after="0" w:line="240" w:lineRule="auto"/>
     </w:pPr>
     <w:rPr>
-      <w:rFonts w:asciiTheme="majorHAnsi" w:cstheme="majorBidi" w:eastAsiaTheme="majorEastAsia" w:hAnsiTheme="majorHAnsi"/>
+      <w:rFonts w:asciiTheme="majorHAnsi" w:cstheme="majorBidi" w:hAnsiTheme="majorHAnsi" w:eastAsia="黑体"/>
       <w:color w:themeColor="text1" w:val="000000"/>
     </w:rPr>
     <w:tblPr>
@@ -9584,6 +10086,7 @@
     </w:tblPr>
     <w:tblStylePr w:type="firstRow">
       <w:rPr>
+        <w:rFonts w:eastAsia="黑体"/>
         <w:sz w:val="24"/>
         <w:szCs w:val="24"/>
       </w:rPr>
@@ -9690,7 +10193,7 @@
       <w:spacing w:after="0" w:line="240" w:lineRule="auto"/>
     </w:pPr>
     <w:rPr>
-      <w:rFonts w:asciiTheme="majorHAnsi" w:cstheme="majorBidi" w:eastAsiaTheme="majorEastAsia" w:hAnsiTheme="majorHAnsi"/>
+      <w:rFonts w:asciiTheme="majorHAnsi" w:cstheme="majorBidi" w:hAnsiTheme="majorHAnsi" w:eastAsia="黑体"/>
       <w:color w:themeColor="text1" w:val="000000"/>
     </w:rPr>
     <w:tblPr>
@@ -9712,6 +10215,7 @@
     </w:tblPr>
     <w:tblStylePr w:type="firstRow">
       <w:rPr>
+        <w:rFonts w:eastAsia="黑体"/>
         <w:sz w:val="24"/>
         <w:szCs w:val="24"/>
       </w:rPr>
@@ -9818,7 +10322,7 @@
       <w:spacing w:after="0" w:line="240" w:lineRule="auto"/>
     </w:pPr>
     <w:rPr>
-      <w:rFonts w:asciiTheme="majorHAnsi" w:cstheme="majorBidi" w:eastAsiaTheme="majorEastAsia" w:hAnsiTheme="majorHAnsi"/>
+      <w:rFonts w:asciiTheme="majorHAnsi" w:cstheme="majorBidi" w:hAnsiTheme="majorHAnsi" w:eastAsia="黑体"/>
       <w:color w:themeColor="text1" w:val="000000"/>
     </w:rPr>
     <w:tblPr>
@@ -9840,6 +10344,7 @@
     </w:tblPr>
     <w:tblStylePr w:type="firstRow">
       <w:rPr>
+        <w:rFonts w:eastAsia="黑体"/>
         <w:sz w:val="24"/>
         <w:szCs w:val="24"/>
       </w:rPr>
@@ -9946,7 +10451,7 @@
       <w:spacing w:after="0" w:line="240" w:lineRule="auto"/>
     </w:pPr>
     <w:rPr>
-      <w:rFonts w:asciiTheme="majorHAnsi" w:cstheme="majorBidi" w:eastAsiaTheme="majorEastAsia" w:hAnsiTheme="majorHAnsi"/>
+      <w:rFonts w:asciiTheme="majorHAnsi" w:cstheme="majorBidi" w:hAnsiTheme="majorHAnsi" w:eastAsia="黑体"/>
       <w:color w:themeColor="text1" w:val="000000"/>
     </w:rPr>
     <w:tblPr>
@@ -9968,6 +10473,7 @@
     </w:tblPr>
     <w:tblStylePr w:type="firstRow">
       <w:rPr>
+        <w:rFonts w:eastAsia="黑体"/>
         <w:sz w:val="24"/>
         <w:szCs w:val="24"/>
       </w:rPr>
@@ -10074,7 +10580,7 @@
       <w:spacing w:after="0" w:line="240" w:lineRule="auto"/>
     </w:pPr>
     <w:rPr>
-      <w:rFonts w:asciiTheme="majorHAnsi" w:cstheme="majorBidi" w:eastAsiaTheme="majorEastAsia" w:hAnsiTheme="majorHAnsi"/>
+      <w:rFonts w:asciiTheme="majorHAnsi" w:cstheme="majorBidi" w:hAnsiTheme="majorHAnsi" w:eastAsia="黑体"/>
       <w:color w:themeColor="text1" w:val="000000"/>
     </w:rPr>
     <w:tblPr>
@@ -10096,6 +10602,7 @@
     </w:tblPr>
     <w:tblStylePr w:type="firstRow">
       <w:rPr>
+        <w:rFonts w:eastAsia="黑体"/>
         <w:sz w:val="24"/>
         <w:szCs w:val="24"/>
       </w:rPr>
@@ -10225,12 +10732,14 @@
     </w:tcPr>
     <w:tblStylePr w:type="firstRow">
       <w:rPr>
+        <w:rFonts w:eastAsia="黑体"/>
         <w:b/>
         <w:bCs/>
       </w:rPr>
     </w:tblStylePr>
     <w:tblStylePr w:type="lastRow">
       <w:rPr>
+        <w:rFonts w:eastAsia="黑体"/>
         <w:b/>
         <w:bCs/>
       </w:rPr>
@@ -10243,12 +10752,14 @@
     </w:tblStylePr>
     <w:tblStylePr w:type="firstCol">
       <w:rPr>
+        <w:rFonts w:eastAsia="黑体"/>
         <w:b/>
         <w:bCs/>
       </w:rPr>
     </w:tblStylePr>
     <w:tblStylePr w:type="lastCol">
       <w:rPr>
+        <w:rFonts w:eastAsia="黑体"/>
         <w:b/>
         <w:bCs/>
       </w:rPr>
@@ -10298,12 +10809,14 @@
     </w:tcPr>
     <w:tblStylePr w:type="firstRow">
       <w:rPr>
+        <w:rFonts w:eastAsia="黑体"/>
         <w:b/>
         <w:bCs/>
       </w:rPr>
     </w:tblStylePr>
     <w:tblStylePr w:type="lastRow">
       <w:rPr>
+        <w:rFonts w:eastAsia="黑体"/>
         <w:b/>
         <w:bCs/>
       </w:rPr>
@@ -10316,12 +10829,14 @@
     </w:tblStylePr>
     <w:tblStylePr w:type="firstCol">
       <w:rPr>
+        <w:rFonts w:eastAsia="黑体"/>
         <w:b/>
         <w:bCs/>
       </w:rPr>
     </w:tblStylePr>
     <w:tblStylePr w:type="lastCol">
       <w:rPr>
+        <w:rFonts w:eastAsia="黑体"/>
         <w:b/>
         <w:bCs/>
       </w:rPr>
@@ -10371,12 +10886,14 @@
     </w:tcPr>
     <w:tblStylePr w:type="firstRow">
       <w:rPr>
+        <w:rFonts w:eastAsia="黑体"/>
         <w:b/>
         <w:bCs/>
       </w:rPr>
     </w:tblStylePr>
     <w:tblStylePr w:type="lastRow">
       <w:rPr>
+        <w:rFonts w:eastAsia="黑体"/>
         <w:b/>
         <w:bCs/>
       </w:rPr>
@@ -10389,12 +10906,14 @@
     </w:tblStylePr>
     <w:tblStylePr w:type="firstCol">
       <w:rPr>
+        <w:rFonts w:eastAsia="黑体"/>
         <w:b/>
         <w:bCs/>
       </w:rPr>
     </w:tblStylePr>
     <w:tblStylePr w:type="lastCol">
       <w:rPr>
+        <w:rFonts w:eastAsia="黑体"/>
         <w:b/>
         <w:bCs/>
       </w:rPr>
@@ -10444,12 +10963,14 @@
     </w:tcPr>
     <w:tblStylePr w:type="firstRow">
       <w:rPr>
+        <w:rFonts w:eastAsia="黑体"/>
         <w:b/>
         <w:bCs/>
       </w:rPr>
     </w:tblStylePr>
     <w:tblStylePr w:type="lastRow">
       <w:rPr>
+        <w:rFonts w:eastAsia="黑体"/>
         <w:b/>
         <w:bCs/>
       </w:rPr>
@@ -10462,12 +10983,14 @@
     </w:tblStylePr>
     <w:tblStylePr w:type="firstCol">
       <w:rPr>
+        <w:rFonts w:eastAsia="黑体"/>
         <w:b/>
         <w:bCs/>
       </w:rPr>
     </w:tblStylePr>
     <w:tblStylePr w:type="lastCol">
       <w:rPr>
+        <w:rFonts w:eastAsia="黑体"/>
         <w:b/>
         <w:bCs/>
       </w:rPr>
@@ -10517,12 +11040,14 @@
     </w:tcPr>
     <w:tblStylePr w:type="firstRow">
       <w:rPr>
+        <w:rFonts w:eastAsia="黑体"/>
         <w:b/>
         <w:bCs/>
       </w:rPr>
     </w:tblStylePr>
     <w:tblStylePr w:type="lastRow">
       <w:rPr>
+        <w:rFonts w:eastAsia="黑体"/>
         <w:b/>
         <w:bCs/>
       </w:rPr>
@@ -10535,12 +11060,14 @@
     </w:tblStylePr>
     <w:tblStylePr w:type="firstCol">
       <w:rPr>
+        <w:rFonts w:eastAsia="黑体"/>
         <w:b/>
         <w:bCs/>
       </w:rPr>
     </w:tblStylePr>
     <w:tblStylePr w:type="lastCol">
       <w:rPr>
+        <w:rFonts w:eastAsia="黑体"/>
         <w:b/>
         <w:bCs/>
       </w:rPr>
@@ -10590,12 +11117,14 @@
     </w:tcPr>
     <w:tblStylePr w:type="firstRow">
       <w:rPr>
+        <w:rFonts w:eastAsia="黑体"/>
         <w:b/>
         <w:bCs/>
       </w:rPr>
     </w:tblStylePr>
     <w:tblStylePr w:type="lastRow">
       <w:rPr>
+        <w:rFonts w:eastAsia="黑体"/>
         <w:b/>
         <w:bCs/>
       </w:rPr>
@@ -10608,12 +11137,14 @@
     </w:tblStylePr>
     <w:tblStylePr w:type="firstCol">
       <w:rPr>
+        <w:rFonts w:eastAsia="黑体"/>
         <w:b/>
         <w:bCs/>
       </w:rPr>
     </w:tblStylePr>
     <w:tblStylePr w:type="lastCol">
       <w:rPr>
+        <w:rFonts w:eastAsia="黑体"/>
         <w:b/>
         <w:bCs/>
       </w:rPr>
@@ -10663,12 +11194,14 @@
     </w:tcPr>
     <w:tblStylePr w:type="firstRow">
       <w:rPr>
+        <w:rFonts w:eastAsia="黑体"/>
         <w:b/>
         <w:bCs/>
       </w:rPr>
     </w:tblStylePr>
     <w:tblStylePr w:type="lastRow">
       <w:rPr>
+        <w:rFonts w:eastAsia="黑体"/>
         <w:b/>
         <w:bCs/>
       </w:rPr>
@@ -10681,12 +11214,14 @@
     </w:tblStylePr>
     <w:tblStylePr w:type="firstCol">
       <w:rPr>
+        <w:rFonts w:eastAsia="黑体"/>
         <w:b/>
         <w:bCs/>
       </w:rPr>
     </w:tblStylePr>
     <w:tblStylePr w:type="lastCol">
       <w:rPr>
+        <w:rFonts w:eastAsia="黑体"/>
         <w:b/>
         <w:bCs/>
       </w:rPr>
@@ -10713,7 +11248,7 @@
       <w:spacing w:after="0" w:line="240" w:lineRule="auto"/>
     </w:pPr>
     <w:rPr>
-      <w:rFonts w:asciiTheme="majorHAnsi" w:cstheme="majorBidi" w:eastAsiaTheme="majorEastAsia" w:hAnsiTheme="majorHAnsi"/>
+      <w:rFonts w:asciiTheme="majorHAnsi" w:cstheme="majorBidi" w:hAnsiTheme="majorHAnsi" w:eastAsia="黑体"/>
       <w:color w:themeColor="text1" w:val="000000"/>
     </w:rPr>
     <w:tblPr>
@@ -10740,6 +11275,7 @@
     </w:tcPr>
     <w:tblStylePr w:type="firstRow">
       <w:rPr>
+        <w:rFonts w:eastAsia="黑体"/>
         <w:b/>
         <w:bCs/>
         <w:color w:themeColor="text1" w:val="000000"/>
@@ -10751,6 +11287,7 @@
     </w:tblStylePr>
     <w:tblStylePr w:type="lastRow">
       <w:rPr>
+        <w:rFonts w:eastAsia="黑体"/>
         <w:b/>
         <w:bCs/>
         <w:color w:themeColor="text1" w:val="000000"/>
@@ -10770,6 +11307,7 @@
     </w:tblStylePr>
     <w:tblStylePr w:type="firstCol">
       <w:rPr>
+        <w:rFonts w:eastAsia="黑体"/>
         <w:b/>
         <w:bCs/>
         <w:color w:themeColor="text1" w:val="000000"/>
@@ -10789,6 +11327,7 @@
     </w:tblStylePr>
     <w:tblStylePr w:type="lastCol">
       <w:rPr>
+        <w:rFonts w:eastAsia="黑体"/>
         <w:b w:val="0"/>
         <w:bCs w:val="0"/>
         <w:color w:themeColor="text1" w:val="000000"/>
@@ -10838,7 +11377,7 @@
       <w:spacing w:after="0" w:line="240" w:lineRule="auto"/>
     </w:pPr>
     <w:rPr>
-      <w:rFonts w:asciiTheme="majorHAnsi" w:cstheme="majorBidi" w:eastAsiaTheme="majorEastAsia" w:hAnsiTheme="majorHAnsi"/>
+      <w:rFonts w:asciiTheme="majorHAnsi" w:cstheme="majorBidi" w:hAnsiTheme="majorHAnsi" w:eastAsia="黑体"/>
       <w:color w:themeColor="text1" w:val="000000"/>
     </w:rPr>
     <w:tblPr>
@@ -10865,6 +11404,7 @@
     </w:tcPr>
     <w:tblStylePr w:type="firstRow">
       <w:rPr>
+        <w:rFonts w:eastAsia="黑体"/>
         <w:b/>
         <w:bCs/>
         <w:color w:themeColor="text1" w:val="000000"/>
@@ -10876,6 +11416,7 @@
     </w:tblStylePr>
     <w:tblStylePr w:type="lastRow">
       <w:rPr>
+        <w:rFonts w:eastAsia="黑体"/>
         <w:b/>
         <w:bCs/>
         <w:color w:themeColor="text1" w:val="000000"/>
@@ -10895,6 +11436,7 @@
     </w:tblStylePr>
     <w:tblStylePr w:type="firstCol">
       <w:rPr>
+        <w:rFonts w:eastAsia="黑体"/>
         <w:b/>
         <w:bCs/>
         <w:color w:themeColor="text1" w:val="000000"/>
@@ -10914,6 +11456,7 @@
     </w:tblStylePr>
     <w:tblStylePr w:type="lastCol">
       <w:rPr>
+        <w:rFonts w:eastAsia="黑体"/>
         <w:b w:val="0"/>
         <w:bCs w:val="0"/>
         <w:color w:themeColor="text1" w:val="000000"/>
@@ -10963,7 +11506,7 @@
       <w:spacing w:after="0" w:line="240" w:lineRule="auto"/>
     </w:pPr>
     <w:rPr>
-      <w:rFonts w:asciiTheme="majorHAnsi" w:cstheme="majorBidi" w:eastAsiaTheme="majorEastAsia" w:hAnsiTheme="majorHAnsi"/>
+      <w:rFonts w:asciiTheme="majorHAnsi" w:cstheme="majorBidi" w:hAnsiTheme="majorHAnsi" w:eastAsia="黑体"/>
       <w:color w:themeColor="text1" w:val="000000"/>
     </w:rPr>
     <w:tblPr>
@@ -10990,6 +11533,7 @@
     </w:tcPr>
     <w:tblStylePr w:type="firstRow">
       <w:rPr>
+        <w:rFonts w:eastAsia="黑体"/>
         <w:b/>
         <w:bCs/>
         <w:color w:themeColor="text1" w:val="000000"/>
@@ -11001,6 +11545,7 @@
     </w:tblStylePr>
     <w:tblStylePr w:type="lastRow">
       <w:rPr>
+        <w:rFonts w:eastAsia="黑体"/>
         <w:b/>
         <w:bCs/>
         <w:color w:themeColor="text1" w:val="000000"/>
@@ -11020,6 +11565,7 @@
     </w:tblStylePr>
     <w:tblStylePr w:type="firstCol">
       <w:rPr>
+        <w:rFonts w:eastAsia="黑体"/>
         <w:b/>
         <w:bCs/>
         <w:color w:themeColor="text1" w:val="000000"/>
@@ -11039,6 +11585,7 @@
     </w:tblStylePr>
     <w:tblStylePr w:type="lastCol">
       <w:rPr>
+        <w:rFonts w:eastAsia="黑体"/>
         <w:b w:val="0"/>
         <w:bCs w:val="0"/>
         <w:color w:themeColor="text1" w:val="000000"/>
@@ -11088,7 +11635,7 @@
       <w:spacing w:after="0" w:line="240" w:lineRule="auto"/>
     </w:pPr>
     <w:rPr>
-      <w:rFonts w:asciiTheme="majorHAnsi" w:cstheme="majorBidi" w:eastAsiaTheme="majorEastAsia" w:hAnsiTheme="majorHAnsi"/>
+      <w:rFonts w:asciiTheme="majorHAnsi" w:cstheme="majorBidi" w:hAnsiTheme="majorHAnsi" w:eastAsia="黑体"/>
       <w:color w:themeColor="text1" w:val="000000"/>
     </w:rPr>
     <w:tblPr>
@@ -11115,6 +11662,7 @@
     </w:tcPr>
     <w:tblStylePr w:type="firstRow">
       <w:rPr>
+        <w:rFonts w:eastAsia="黑体"/>
         <w:b/>
         <w:bCs/>
         <w:color w:themeColor="text1" w:val="000000"/>
@@ -11126,6 +11674,7 @@
     </w:tblStylePr>
     <w:tblStylePr w:type="lastRow">
       <w:rPr>
+        <w:rFonts w:eastAsia="黑体"/>
         <w:b/>
         <w:bCs/>
         <w:color w:themeColor="text1" w:val="000000"/>
@@ -11145,6 +11694,7 @@
     </w:tblStylePr>
     <w:tblStylePr w:type="firstCol">
       <w:rPr>
+        <w:rFonts w:eastAsia="黑体"/>
         <w:b/>
         <w:bCs/>
         <w:color w:themeColor="text1" w:val="000000"/>
@@ -11164,6 +11714,7 @@
     </w:tblStylePr>
     <w:tblStylePr w:type="lastCol">
       <w:rPr>
+        <w:rFonts w:eastAsia="黑体"/>
         <w:b w:val="0"/>
         <w:bCs w:val="0"/>
         <w:color w:themeColor="text1" w:val="000000"/>
@@ -11213,7 +11764,7 @@
       <w:spacing w:after="0" w:line="240" w:lineRule="auto"/>
     </w:pPr>
     <w:rPr>
-      <w:rFonts w:asciiTheme="majorHAnsi" w:cstheme="majorBidi" w:eastAsiaTheme="majorEastAsia" w:hAnsiTheme="majorHAnsi"/>
+      <w:rFonts w:asciiTheme="majorHAnsi" w:cstheme="majorBidi" w:hAnsiTheme="majorHAnsi" w:eastAsia="黑体"/>
       <w:color w:themeColor="text1" w:val="000000"/>
     </w:rPr>
     <w:tblPr>
@@ -11240,6 +11791,7 @@
     </w:tcPr>
     <w:tblStylePr w:type="firstRow">
       <w:rPr>
+        <w:rFonts w:eastAsia="黑体"/>
         <w:b/>
         <w:bCs/>
         <w:color w:themeColor="text1" w:val="000000"/>
@@ -11251,6 +11803,7 @@
     </w:tblStylePr>
     <w:tblStylePr w:type="lastRow">
       <w:rPr>
+        <w:rFonts w:eastAsia="黑体"/>
         <w:b/>
         <w:bCs/>
         <w:color w:themeColor="text1" w:val="000000"/>
@@ -11270,6 +11823,7 @@
     </w:tblStylePr>
     <w:tblStylePr w:type="firstCol">
       <w:rPr>
+        <w:rFonts w:eastAsia="黑体"/>
         <w:b/>
         <w:bCs/>
         <w:color w:themeColor="text1" w:val="000000"/>
@@ -11289,6 +11843,7 @@
     </w:tblStylePr>
     <w:tblStylePr w:type="lastCol">
       <w:rPr>
+        <w:rFonts w:eastAsia="黑体"/>
         <w:b w:val="0"/>
         <w:bCs w:val="0"/>
         <w:color w:themeColor="text1" w:val="000000"/>
@@ -11338,7 +11893,7 @@
       <w:spacing w:after="0" w:line="240" w:lineRule="auto"/>
     </w:pPr>
     <w:rPr>
-      <w:rFonts w:asciiTheme="majorHAnsi" w:cstheme="majorBidi" w:eastAsiaTheme="majorEastAsia" w:hAnsiTheme="majorHAnsi"/>
+      <w:rFonts w:asciiTheme="majorHAnsi" w:cstheme="majorBidi" w:hAnsiTheme="majorHAnsi" w:eastAsia="黑体"/>
       <w:color w:themeColor="text1" w:val="000000"/>
     </w:rPr>
     <w:tblPr>
@@ -11365,6 +11920,7 @@
     </w:tcPr>
     <w:tblStylePr w:type="firstRow">
       <w:rPr>
+        <w:rFonts w:eastAsia="黑体"/>
         <w:b/>
         <w:bCs/>
         <w:color w:themeColor="text1" w:val="000000"/>
@@ -11376,6 +11932,7 @@
     </w:tblStylePr>
     <w:tblStylePr w:type="lastRow">
       <w:rPr>
+        <w:rFonts w:eastAsia="黑体"/>
         <w:b/>
         <w:bCs/>
         <w:color w:themeColor="text1" w:val="000000"/>
@@ -11395,6 +11952,7 @@
     </w:tblStylePr>
     <w:tblStylePr w:type="firstCol">
       <w:rPr>
+        <w:rFonts w:eastAsia="黑体"/>
         <w:b/>
         <w:bCs/>
         <w:color w:themeColor="text1" w:val="000000"/>
@@ -11414,6 +11972,7 @@
     </w:tblStylePr>
     <w:tblStylePr w:type="lastCol">
       <w:rPr>
+        <w:rFonts w:eastAsia="黑体"/>
         <w:b w:val="0"/>
         <w:bCs w:val="0"/>
         <w:color w:themeColor="text1" w:val="000000"/>
@@ -11463,7 +12022,7 @@
       <w:spacing w:after="0" w:line="240" w:lineRule="auto"/>
     </w:pPr>
     <w:rPr>
-      <w:rFonts w:asciiTheme="majorHAnsi" w:cstheme="majorBidi" w:eastAsiaTheme="majorEastAsia" w:hAnsiTheme="majorHAnsi"/>
+      <w:rFonts w:asciiTheme="majorHAnsi" w:cstheme="majorBidi" w:hAnsiTheme="majorHAnsi" w:eastAsia="黑体"/>
       <w:color w:themeColor="text1" w:val="000000"/>
     </w:rPr>
     <w:tblPr>
@@ -11490,6 +12049,7 @@
     </w:tcPr>
     <w:tblStylePr w:type="firstRow">
       <w:rPr>
+        <w:rFonts w:eastAsia="黑体"/>
         <w:b/>
         <w:bCs/>
         <w:color w:themeColor="text1" w:val="000000"/>
@@ -11501,6 +12061,7 @@
     </w:tblStylePr>
     <w:tblStylePr w:type="lastRow">
       <w:rPr>
+        <w:rFonts w:eastAsia="黑体"/>
         <w:b/>
         <w:bCs/>
         <w:color w:themeColor="text1" w:val="000000"/>
@@ -11520,6 +12081,7 @@
     </w:tblStylePr>
     <w:tblStylePr w:type="firstCol">
       <w:rPr>
+        <w:rFonts w:eastAsia="黑体"/>
         <w:b/>
         <w:bCs/>
         <w:color w:themeColor="text1" w:val="000000"/>
@@ -11539,6 +12101,7 @@
     </w:tblStylePr>
     <w:tblStylePr w:type="lastCol">
       <w:rPr>
+        <w:rFonts w:eastAsia="黑体"/>
         <w:b w:val="0"/>
         <w:bCs w:val="0"/>
         <w:color w:themeColor="text1" w:val="000000"/>
@@ -11611,6 +12174,7 @@
     </w:tcPr>
     <w:tblStylePr w:type="firstRow">
       <w:rPr>
+        <w:rFonts w:eastAsia="黑体"/>
         <w:b/>
         <w:bCs/>
         <w:i w:val="0"/>
@@ -11632,6 +12196,7 @@
     </w:tblStylePr>
     <w:tblStylePr w:type="lastRow">
       <w:rPr>
+        <w:rFonts w:eastAsia="黑体"/>
         <w:b/>
         <w:bCs/>
         <w:i w:val="0"/>
@@ -11653,6 +12218,7 @@
     </w:tblStylePr>
     <w:tblStylePr w:type="firstCol">
       <w:rPr>
+        <w:rFonts w:eastAsia="黑体"/>
         <w:b/>
         <w:bCs/>
         <w:i w:val="0"/>
@@ -11672,6 +12238,7 @@
     </w:tblStylePr>
     <w:tblStylePr w:type="lastCol">
       <w:rPr>
+        <w:rFonts w:eastAsia="黑体"/>
         <w:b/>
         <w:bCs/>
         <w:i w:val="0"/>
@@ -11752,6 +12319,7 @@
     </w:tcPr>
     <w:tblStylePr w:type="firstRow">
       <w:rPr>
+        <w:rFonts w:eastAsia="黑体"/>
         <w:b/>
         <w:bCs/>
         <w:i w:val="0"/>
@@ -11773,6 +12341,7 @@
     </w:tblStylePr>
     <w:tblStylePr w:type="lastRow">
       <w:rPr>
+        <w:rFonts w:eastAsia="黑体"/>
         <w:b/>
         <w:bCs/>
         <w:i w:val="0"/>
@@ -11794,6 +12363,7 @@
     </w:tblStylePr>
     <w:tblStylePr w:type="firstCol">
       <w:rPr>
+        <w:rFonts w:eastAsia="黑体"/>
         <w:b/>
         <w:bCs/>
         <w:i w:val="0"/>
@@ -11813,6 +12383,7 @@
     </w:tblStylePr>
     <w:tblStylePr w:type="lastCol">
       <w:rPr>
+        <w:rFonts w:eastAsia="黑体"/>
         <w:b/>
         <w:bCs/>
         <w:i w:val="0"/>
@@ -11893,6 +12464,7 @@
     </w:tcPr>
     <w:tblStylePr w:type="firstRow">
       <w:rPr>
+        <w:rFonts w:eastAsia="黑体"/>
         <w:b/>
         <w:bCs/>
         <w:i w:val="0"/>
@@ -11914,6 +12486,7 @@
     </w:tblStylePr>
     <w:tblStylePr w:type="lastRow">
       <w:rPr>
+        <w:rFonts w:eastAsia="黑体"/>
         <w:b/>
         <w:bCs/>
         <w:i w:val="0"/>
@@ -11935,6 +12508,7 @@
     </w:tblStylePr>
     <w:tblStylePr w:type="firstCol">
       <w:rPr>
+        <w:rFonts w:eastAsia="黑体"/>
         <w:b/>
         <w:bCs/>
         <w:i w:val="0"/>
@@ -11954,6 +12528,7 @@
     </w:tblStylePr>
     <w:tblStylePr w:type="lastCol">
       <w:rPr>
+        <w:rFonts w:eastAsia="黑体"/>
         <w:b/>
         <w:bCs/>
         <w:i w:val="0"/>
@@ -12034,6 +12609,7 @@
     </w:tcPr>
     <w:tblStylePr w:type="firstRow">
       <w:rPr>
+        <w:rFonts w:eastAsia="黑体"/>
         <w:b/>
         <w:bCs/>
         <w:i w:val="0"/>
@@ -12055,6 +12631,7 @@
     </w:tblStylePr>
     <w:tblStylePr w:type="lastRow">
       <w:rPr>
+        <w:rFonts w:eastAsia="黑体"/>
         <w:b/>
         <w:bCs/>
         <w:i w:val="0"/>
@@ -12076,6 +12653,7 @@
     </w:tblStylePr>
     <w:tblStylePr w:type="firstCol">
       <w:rPr>
+        <w:rFonts w:eastAsia="黑体"/>
         <w:b/>
         <w:bCs/>
         <w:i w:val="0"/>
@@ -12095,6 +12673,7 @@
     </w:tblStylePr>
     <w:tblStylePr w:type="lastCol">
       <w:rPr>
+        <w:rFonts w:eastAsia="黑体"/>
         <w:b/>
         <w:bCs/>
         <w:i w:val="0"/>
@@ -12175,6 +12754,7 @@
     </w:tcPr>
     <w:tblStylePr w:type="firstRow">
       <w:rPr>
+        <w:rFonts w:eastAsia="黑体"/>
         <w:b/>
         <w:bCs/>
         <w:i w:val="0"/>
@@ -12196,6 +12776,7 @@
     </w:tblStylePr>
     <w:tblStylePr w:type="lastRow">
       <w:rPr>
+        <w:rFonts w:eastAsia="黑体"/>
         <w:b/>
         <w:bCs/>
         <w:i w:val="0"/>
@@ -12217,6 +12798,7 @@
     </w:tblStylePr>
     <w:tblStylePr w:type="firstCol">
       <w:rPr>
+        <w:rFonts w:eastAsia="黑体"/>
         <w:b/>
         <w:bCs/>
         <w:i w:val="0"/>
@@ -12236,6 +12818,7 @@
     </w:tblStylePr>
     <w:tblStylePr w:type="lastCol">
       <w:rPr>
+        <w:rFonts w:eastAsia="黑体"/>
         <w:b/>
         <w:bCs/>
         <w:i w:val="0"/>
@@ -12316,6 +12899,7 @@
     </w:tcPr>
     <w:tblStylePr w:type="firstRow">
       <w:rPr>
+        <w:rFonts w:eastAsia="黑体"/>
         <w:b/>
         <w:bCs/>
         <w:i w:val="0"/>
@@ -12337,6 +12921,7 @@
     </w:tblStylePr>
     <w:tblStylePr w:type="lastRow">
       <w:rPr>
+        <w:rFonts w:eastAsia="黑体"/>
         <w:b/>
         <w:bCs/>
         <w:i w:val="0"/>
@@ -12358,6 +12943,7 @@
     </w:tblStylePr>
     <w:tblStylePr w:type="firstCol">
       <w:rPr>
+        <w:rFonts w:eastAsia="黑体"/>
         <w:b/>
         <w:bCs/>
         <w:i w:val="0"/>
@@ -12377,6 +12963,7 @@
     </w:tblStylePr>
     <w:tblStylePr w:type="lastCol">
       <w:rPr>
+        <w:rFonts w:eastAsia="黑体"/>
         <w:b/>
         <w:bCs/>
         <w:i w:val="0"/>
@@ -12457,6 +13044,7 @@
     </w:tcPr>
     <w:tblStylePr w:type="firstRow">
       <w:rPr>
+        <w:rFonts w:eastAsia="黑体"/>
         <w:b/>
         <w:bCs/>
         <w:i w:val="0"/>
@@ -12478,6 +13066,7 @@
     </w:tblStylePr>
     <w:tblStylePr w:type="lastRow">
       <w:rPr>
+        <w:rFonts w:eastAsia="黑体"/>
         <w:b/>
         <w:bCs/>
         <w:i w:val="0"/>
@@ -12499,6 +13088,7 @@
     </w:tblStylePr>
     <w:tblStylePr w:type="firstCol">
       <w:rPr>
+        <w:rFonts w:eastAsia="黑体"/>
         <w:b/>
         <w:bCs/>
         <w:i w:val="0"/>
@@ -12518,6 +13108,7 @@
     </w:tblStylePr>
     <w:tblStylePr w:type="lastCol">
       <w:rPr>
+        <w:rFonts w:eastAsia="黑体"/>
         <w:b/>
         <w:bCs/>
         <w:i w:val="0"/>
@@ -12575,6 +13166,7 @@
       <w:spacing w:after="0" w:line="240" w:lineRule="auto"/>
     </w:pPr>
     <w:rPr>
+      <w:rFonts w:eastAsia="黑体"/>
       <w:color w:themeColor="background1" w:val="FFFFFF"/>
     </w:rPr>
     <w:tblPr>
@@ -12593,6 +13185,7 @@
     </w:tcPr>
     <w:tblStylePr w:type="firstRow">
       <w:rPr>
+        <w:rFonts w:eastAsia="黑体"/>
         <w:b/>
         <w:bCs/>
       </w:rPr>
@@ -12689,6 +13282,7 @@
       <w:spacing w:after="0" w:line="240" w:lineRule="auto"/>
     </w:pPr>
     <w:rPr>
+      <w:rFonts w:eastAsia="黑体"/>
       <w:color w:themeColor="background1" w:val="FFFFFF"/>
     </w:rPr>
     <w:tblPr>
@@ -12707,6 +13301,7 @@
     </w:tcPr>
     <w:tblStylePr w:type="firstRow">
       <w:rPr>
+        <w:rFonts w:eastAsia="黑体"/>
         <w:b/>
         <w:bCs/>
       </w:rPr>
@@ -12803,6 +13398,7 @@
       <w:spacing w:after="0" w:line="240" w:lineRule="auto"/>
     </w:pPr>
     <w:rPr>
+      <w:rFonts w:eastAsia="黑体"/>
       <w:color w:themeColor="background1" w:val="FFFFFF"/>
     </w:rPr>
     <w:tblPr>
@@ -12821,6 +13417,7 @@
     </w:tcPr>
     <w:tblStylePr w:type="firstRow">
       <w:rPr>
+        <w:rFonts w:eastAsia="黑体"/>
         <w:b/>
         <w:bCs/>
       </w:rPr>
@@ -12917,6 +13514,7 @@
       <w:spacing w:after="0" w:line="240" w:lineRule="auto"/>
     </w:pPr>
     <w:rPr>
+      <w:rFonts w:eastAsia="黑体"/>
       <w:color w:themeColor="background1" w:val="FFFFFF"/>
     </w:rPr>
     <w:tblPr>
@@ -12935,6 +13533,7 @@
     </w:tcPr>
     <w:tblStylePr w:type="firstRow">
       <w:rPr>
+        <w:rFonts w:eastAsia="黑体"/>
         <w:b/>
         <w:bCs/>
       </w:rPr>
@@ -13031,6 +13630,7 @@
       <w:spacing w:after="0" w:line="240" w:lineRule="auto"/>
     </w:pPr>
     <w:rPr>
+      <w:rFonts w:eastAsia="黑体"/>
       <w:color w:themeColor="background1" w:val="FFFFFF"/>
     </w:rPr>
     <w:tblPr>
@@ -13049,6 +13649,7 @@
     </w:tcPr>
     <w:tblStylePr w:type="firstRow">
       <w:rPr>
+        <w:rFonts w:eastAsia="黑体"/>
         <w:b/>
         <w:bCs/>
       </w:rPr>
@@ -13145,6 +13746,7 @@
       <w:spacing w:after="0" w:line="240" w:lineRule="auto"/>
     </w:pPr>
     <w:rPr>
+      <w:rFonts w:eastAsia="黑体"/>
       <w:color w:themeColor="background1" w:val="FFFFFF"/>
     </w:rPr>
     <w:tblPr>
@@ -13163,6 +13765,7 @@
     </w:tcPr>
     <w:tblStylePr w:type="firstRow">
       <w:rPr>
+        <w:rFonts w:eastAsia="黑体"/>
         <w:b/>
         <w:bCs/>
       </w:rPr>
@@ -13259,6 +13862,7 @@
       <w:spacing w:after="0" w:line="240" w:lineRule="auto"/>
     </w:pPr>
     <w:rPr>
+      <w:rFonts w:eastAsia="黑体"/>
       <w:color w:themeColor="background1" w:val="FFFFFF"/>
     </w:rPr>
     <w:tblPr>
@@ -13277,6 +13881,7 @@
     </w:tcPr>
     <w:tblStylePr w:type="firstRow">
       <w:rPr>
+        <w:rFonts w:eastAsia="黑体"/>
         <w:b/>
         <w:bCs/>
       </w:rPr>
@@ -13373,6 +13978,7 @@
       <w:spacing w:after="0" w:line="240" w:lineRule="auto"/>
     </w:pPr>
     <w:rPr>
+      <w:rFonts w:eastAsia="黑体"/>
       <w:color w:themeColor="text1" w:val="000000"/>
     </w:rPr>
     <w:tblPr>
@@ -13399,6 +14005,7 @@
     </w:tcPr>
     <w:tblStylePr w:type="firstRow">
       <w:rPr>
+        <w:rFonts w:eastAsia="黑体"/>
         <w:b/>
         <w:bCs/>
       </w:rPr>
@@ -13417,6 +14024,7 @@
     </w:tblStylePr>
     <w:tblStylePr w:type="lastRow">
       <w:rPr>
+        <w:rFonts w:eastAsia="黑体"/>
         <w:b/>
         <w:bCs/>
         <w:color w:themeColor="background1" w:val="FFFFFF"/>
@@ -13431,6 +14039,7 @@
     </w:tblStylePr>
     <w:tblStylePr w:type="firstCol">
       <w:rPr>
+        <w:rFonts w:eastAsia="黑体"/>
         <w:color w:themeColor="background1" w:val="FFFFFF"/>
       </w:rPr>
       <w:tblPr/>
@@ -13448,6 +14057,7 @@
     </w:tblStylePr>
     <w:tblStylePr w:type="lastCol">
       <w:rPr>
+        <w:rFonts w:eastAsia="黑体"/>
         <w:color w:themeColor="background1" w:val="FFFFFF"/>
       </w:rPr>
       <w:tblPr/>
@@ -13477,11 +14087,13 @@
     </w:tblStylePr>
     <w:tblStylePr w:type="neCell">
       <w:rPr>
+        <w:rFonts w:eastAsia="黑体"/>
         <w:color w:themeColor="text1" w:val="000000"/>
       </w:rPr>
     </w:tblStylePr>
     <w:tblStylePr w:type="nwCell">
       <w:rPr>
+        <w:rFonts w:eastAsia="黑体"/>
         <w:color w:themeColor="text1" w:val="000000"/>
       </w:rPr>
     </w:tblStylePr>
@@ -13495,6 +14107,7 @@
       <w:spacing w:after="0" w:line="240" w:lineRule="auto"/>
     </w:pPr>
     <w:rPr>
+      <w:rFonts w:eastAsia="黑体"/>
       <w:color w:themeColor="text1" w:val="000000"/>
     </w:rPr>
     <w:tblPr>
@@ -13521,6 +14134,7 @@
     </w:tcPr>
     <w:tblStylePr w:type="firstRow">
       <w:rPr>
+        <w:rFonts w:eastAsia="黑体"/>
         <w:b/>
         <w:bCs/>
       </w:rPr>
@@ -13539,6 +14153,7 @@
     </w:tblStylePr>
     <w:tblStylePr w:type="lastRow">
       <w:rPr>
+        <w:rFonts w:eastAsia="黑体"/>
         <w:b/>
         <w:bCs/>
         <w:color w:themeColor="background1" w:val="FFFFFF"/>
@@ -13553,6 +14168,7 @@
     </w:tblStylePr>
     <w:tblStylePr w:type="firstCol">
       <w:rPr>
+        <w:rFonts w:eastAsia="黑体"/>
         <w:color w:themeColor="background1" w:val="FFFFFF"/>
       </w:rPr>
       <w:tblPr/>
@@ -13570,6 +14186,7 @@
     </w:tblStylePr>
     <w:tblStylePr w:type="lastCol">
       <w:rPr>
+        <w:rFonts w:eastAsia="黑体"/>
         <w:color w:themeColor="background1" w:val="FFFFFF"/>
       </w:rPr>
       <w:tblPr/>
@@ -13599,11 +14216,13 @@
     </w:tblStylePr>
     <w:tblStylePr w:type="neCell">
       <w:rPr>
+        <w:rFonts w:eastAsia="黑体"/>
         <w:color w:themeColor="text1" w:val="000000"/>
       </w:rPr>
     </w:tblStylePr>
     <w:tblStylePr w:type="nwCell">
       <w:rPr>
+        <w:rFonts w:eastAsia="黑体"/>
         <w:color w:themeColor="text1" w:val="000000"/>
       </w:rPr>
     </w:tblStylePr>
@@ -13617,6 +14236,7 @@
       <w:spacing w:after="0" w:line="240" w:lineRule="auto"/>
     </w:pPr>
     <w:rPr>
+      <w:rFonts w:eastAsia="黑体"/>
       <w:color w:themeColor="text1" w:val="000000"/>
     </w:rPr>
     <w:tblPr>
@@ -13643,6 +14263,7 @@
     </w:tcPr>
     <w:tblStylePr w:type="firstRow">
       <w:rPr>
+        <w:rFonts w:eastAsia="黑体"/>
         <w:b/>
         <w:bCs/>
       </w:rPr>
@@ -13661,6 +14282,7 @@
     </w:tblStylePr>
     <w:tblStylePr w:type="lastRow">
       <w:rPr>
+        <w:rFonts w:eastAsia="黑体"/>
         <w:b/>
         <w:bCs/>
         <w:color w:themeColor="background1" w:val="FFFFFF"/>
@@ -13675,6 +14297,7 @@
     </w:tblStylePr>
     <w:tblStylePr w:type="firstCol">
       <w:rPr>
+        <w:rFonts w:eastAsia="黑体"/>
         <w:color w:themeColor="background1" w:val="FFFFFF"/>
       </w:rPr>
       <w:tblPr/>
@@ -13692,6 +14315,7 @@
     </w:tblStylePr>
     <w:tblStylePr w:type="lastCol">
       <w:rPr>
+        <w:rFonts w:eastAsia="黑体"/>
         <w:color w:themeColor="background1" w:val="FFFFFF"/>
       </w:rPr>
       <w:tblPr/>
@@ -13721,11 +14345,13 @@
     </w:tblStylePr>
     <w:tblStylePr w:type="neCell">
       <w:rPr>
+        <w:rFonts w:eastAsia="黑体"/>
         <w:color w:themeColor="text1" w:val="000000"/>
       </w:rPr>
     </w:tblStylePr>
     <w:tblStylePr w:type="nwCell">
       <w:rPr>
+        <w:rFonts w:eastAsia="黑体"/>
         <w:color w:themeColor="text1" w:val="000000"/>
       </w:rPr>
     </w:tblStylePr>
@@ -13739,6 +14365,7 @@
       <w:spacing w:after="0" w:line="240" w:lineRule="auto"/>
     </w:pPr>
     <w:rPr>
+      <w:rFonts w:eastAsia="黑体"/>
       <w:color w:themeColor="text1" w:val="000000"/>
     </w:rPr>
     <w:tblPr>
@@ -13765,6 +14392,7 @@
     </w:tcPr>
     <w:tblStylePr w:type="firstRow">
       <w:rPr>
+        <w:rFonts w:eastAsia="黑体"/>
         <w:b/>
         <w:bCs/>
       </w:rPr>
@@ -13783,6 +14411,7 @@
     </w:tblStylePr>
     <w:tblStylePr w:type="lastRow">
       <w:rPr>
+        <w:rFonts w:eastAsia="黑体"/>
         <w:b/>
         <w:bCs/>
         <w:color w:themeColor="background1" w:val="FFFFFF"/>
@@ -13797,6 +14426,7 @@
     </w:tblStylePr>
     <w:tblStylePr w:type="firstCol">
       <w:rPr>
+        <w:rFonts w:eastAsia="黑体"/>
         <w:color w:themeColor="background1" w:val="FFFFFF"/>
       </w:rPr>
       <w:tblPr/>
@@ -13814,6 +14444,7 @@
     </w:tblStylePr>
     <w:tblStylePr w:type="lastCol">
       <w:rPr>
+        <w:rFonts w:eastAsia="黑体"/>
         <w:color w:themeColor="background1" w:val="FFFFFF"/>
       </w:rPr>
       <w:tblPr/>
@@ -13851,6 +14482,7 @@
       <w:spacing w:after="0" w:line="240" w:lineRule="auto"/>
     </w:pPr>
     <w:rPr>
+      <w:rFonts w:eastAsia="黑体"/>
       <w:color w:themeColor="text1" w:val="000000"/>
     </w:rPr>
     <w:tblPr>
@@ -13877,6 +14509,7 @@
     </w:tcPr>
     <w:tblStylePr w:type="firstRow">
       <w:rPr>
+        <w:rFonts w:eastAsia="黑体"/>
         <w:b/>
         <w:bCs/>
       </w:rPr>
@@ -13895,6 +14528,7 @@
     </w:tblStylePr>
     <w:tblStylePr w:type="lastRow">
       <w:rPr>
+        <w:rFonts w:eastAsia="黑体"/>
         <w:b/>
         <w:bCs/>
         <w:color w:themeColor="background1" w:val="FFFFFF"/>
@@ -13909,6 +14543,7 @@
     </w:tblStylePr>
     <w:tblStylePr w:type="firstCol">
       <w:rPr>
+        <w:rFonts w:eastAsia="黑体"/>
         <w:color w:themeColor="background1" w:val="FFFFFF"/>
       </w:rPr>
       <w:tblPr/>
@@ -13926,6 +14561,7 @@
     </w:tblStylePr>
     <w:tblStylePr w:type="lastCol">
       <w:rPr>
+        <w:rFonts w:eastAsia="黑体"/>
         <w:color w:themeColor="background1" w:val="FFFFFF"/>
       </w:rPr>
       <w:tblPr/>
@@ -13955,11 +14591,13 @@
     </w:tblStylePr>
     <w:tblStylePr w:type="neCell">
       <w:rPr>
+        <w:rFonts w:eastAsia="黑体"/>
         <w:color w:themeColor="text1" w:val="000000"/>
       </w:rPr>
     </w:tblStylePr>
     <w:tblStylePr w:type="nwCell">
       <w:rPr>
+        <w:rFonts w:eastAsia="黑体"/>
         <w:color w:themeColor="text1" w:val="000000"/>
       </w:rPr>
     </w:tblStylePr>
@@ -13973,6 +14611,7 @@
       <w:spacing w:after="0" w:line="240" w:lineRule="auto"/>
     </w:pPr>
     <w:rPr>
+      <w:rFonts w:eastAsia="黑体"/>
       <w:color w:themeColor="text1" w:val="000000"/>
     </w:rPr>
     <w:tblPr>
@@ -13999,6 +14638,7 @@
     </w:tcPr>
     <w:tblStylePr w:type="firstRow">
       <w:rPr>
+        <w:rFonts w:eastAsia="黑体"/>
         <w:b/>
         <w:bCs/>
       </w:rPr>
@@ -14017,6 +14657,7 @@
     </w:tblStylePr>
     <w:tblStylePr w:type="lastRow">
       <w:rPr>
+        <w:rFonts w:eastAsia="黑体"/>
         <w:b/>
         <w:bCs/>
         <w:color w:themeColor="background1" w:val="FFFFFF"/>
@@ -14031,6 +14672,7 @@
     </w:tblStylePr>
     <w:tblStylePr w:type="firstCol">
       <w:rPr>
+        <w:rFonts w:eastAsia="黑体"/>
         <w:color w:themeColor="background1" w:val="FFFFFF"/>
       </w:rPr>
       <w:tblPr/>
@@ -14048,6 +14690,7 @@
     </w:tblStylePr>
     <w:tblStylePr w:type="lastCol">
       <w:rPr>
+        <w:rFonts w:eastAsia="黑体"/>
         <w:color w:themeColor="background1" w:val="FFFFFF"/>
       </w:rPr>
       <w:tblPr/>
@@ -14077,11 +14720,13 @@
     </w:tblStylePr>
     <w:tblStylePr w:type="neCell">
       <w:rPr>
+        <w:rFonts w:eastAsia="黑体"/>
         <w:color w:themeColor="text1" w:val="000000"/>
       </w:rPr>
     </w:tblStylePr>
     <w:tblStylePr w:type="nwCell">
       <w:rPr>
+        <w:rFonts w:eastAsia="黑体"/>
         <w:color w:themeColor="text1" w:val="000000"/>
       </w:rPr>
     </w:tblStylePr>
@@ -14095,6 +14740,7 @@
       <w:spacing w:after="0" w:line="240" w:lineRule="auto"/>
     </w:pPr>
     <w:rPr>
+      <w:rFonts w:eastAsia="黑体"/>
       <w:color w:themeColor="text1" w:val="000000"/>
     </w:rPr>
     <w:tblPr>
@@ -14121,6 +14767,7 @@
     </w:tcPr>
     <w:tblStylePr w:type="firstRow">
       <w:rPr>
+        <w:rFonts w:eastAsia="黑体"/>
         <w:b/>
         <w:bCs/>
       </w:rPr>
@@ -14139,6 +14786,7 @@
     </w:tblStylePr>
     <w:tblStylePr w:type="lastRow">
       <w:rPr>
+        <w:rFonts w:eastAsia="黑体"/>
         <w:b/>
         <w:bCs/>
         <w:color w:themeColor="background1" w:val="FFFFFF"/>
@@ -14153,6 +14801,7 @@
     </w:tblStylePr>
     <w:tblStylePr w:type="firstCol">
       <w:rPr>
+        <w:rFonts w:eastAsia="黑体"/>
         <w:color w:themeColor="background1" w:val="FFFFFF"/>
       </w:rPr>
       <w:tblPr/>
@@ -14170,6 +14819,7 @@
     </w:tblStylePr>
     <w:tblStylePr w:type="lastCol">
       <w:rPr>
+        <w:rFonts w:eastAsia="黑体"/>
         <w:color w:themeColor="background1" w:val="FFFFFF"/>
       </w:rPr>
       <w:tblPr/>
@@ -14199,11 +14849,13 @@
     </w:tblStylePr>
     <w:tblStylePr w:type="neCell">
       <w:rPr>
+        <w:rFonts w:eastAsia="黑体"/>
         <w:color w:themeColor="text1" w:val="000000"/>
       </w:rPr>
     </w:tblStylePr>
     <w:tblStylePr w:type="nwCell">
       <w:rPr>
+        <w:rFonts w:eastAsia="黑体"/>
         <w:color w:themeColor="text1" w:val="000000"/>
       </w:rPr>
     </w:tblStylePr>
@@ -14217,6 +14869,7 @@
       <w:spacing w:after="0" w:line="240" w:lineRule="auto"/>
     </w:pPr>
     <w:rPr>
+      <w:rFonts w:eastAsia="黑体"/>
       <w:color w:themeColor="text1" w:val="000000"/>
     </w:rPr>
     <w:tblPr>
@@ -14235,6 +14888,7 @@
     </w:tcPr>
     <w:tblStylePr w:type="firstRow">
       <w:rPr>
+        <w:rFonts w:eastAsia="黑体"/>
         <w:b/>
         <w:bCs/>
         <w:color w:themeColor="background1" w:val="FFFFFF"/>
@@ -14249,6 +14903,7 @@
     </w:tblStylePr>
     <w:tblStylePr w:type="lastRow">
       <w:rPr>
+        <w:rFonts w:eastAsia="黑体"/>
         <w:b/>
         <w:bCs/>
         <w:color w:themeColor="accent2" w:themeShade="CC" w:val="9E3A38"/>
@@ -14263,12 +14918,14 @@
     </w:tblStylePr>
     <w:tblStylePr w:type="firstCol">
       <w:rPr>
+        <w:rFonts w:eastAsia="黑体"/>
         <w:b/>
         <w:bCs/>
       </w:rPr>
     </w:tblStylePr>
     <w:tblStylePr w:type="lastCol">
       <w:rPr>
+        <w:rFonts w:eastAsia="黑体"/>
         <w:b/>
         <w:bCs/>
       </w:rPr>
@@ -14303,6 +14960,7 @@
       <w:spacing w:after="0" w:line="240" w:lineRule="auto"/>
     </w:pPr>
     <w:rPr>
+      <w:rFonts w:eastAsia="黑体"/>
       <w:color w:themeColor="text1" w:val="000000"/>
     </w:rPr>
     <w:tblPr>
@@ -14321,6 +14979,7 @@
     </w:tcPr>
     <w:tblStylePr w:type="firstRow">
       <w:rPr>
+        <w:rFonts w:eastAsia="黑体"/>
         <w:b/>
         <w:bCs/>
         <w:color w:themeColor="background1" w:val="FFFFFF"/>
@@ -14335,6 +14994,7 @@
     </w:tblStylePr>
     <w:tblStylePr w:type="lastRow">
       <w:rPr>
+        <w:rFonts w:eastAsia="黑体"/>
         <w:b/>
         <w:bCs/>
         <w:color w:themeColor="accent2" w:themeShade="CC" w:val="9E3A38"/>
@@ -14349,12 +15009,14 @@
     </w:tblStylePr>
     <w:tblStylePr w:type="firstCol">
       <w:rPr>
+        <w:rFonts w:eastAsia="黑体"/>
         <w:b/>
         <w:bCs/>
       </w:rPr>
     </w:tblStylePr>
     <w:tblStylePr w:type="lastCol">
       <w:rPr>
+        <w:rFonts w:eastAsia="黑体"/>
         <w:b/>
         <w:bCs/>
       </w:rPr>
@@ -14389,6 +15051,7 @@
       <w:spacing w:after="0" w:line="240" w:lineRule="auto"/>
     </w:pPr>
     <w:rPr>
+      <w:rFonts w:eastAsia="黑体"/>
       <w:color w:themeColor="text1" w:val="000000"/>
     </w:rPr>
     <w:tblPr>
@@ -14407,6 +15070,7 @@
     </w:tcPr>
     <w:tblStylePr w:type="firstRow">
       <w:rPr>
+        <w:rFonts w:eastAsia="黑体"/>
         <w:b/>
         <w:bCs/>
         <w:color w:themeColor="background1" w:val="FFFFFF"/>
@@ -14421,6 +15085,7 @@
     </w:tblStylePr>
     <w:tblStylePr w:type="lastRow">
       <w:rPr>
+        <w:rFonts w:eastAsia="黑体"/>
         <w:b/>
         <w:bCs/>
         <w:color w:themeColor="accent2" w:themeShade="CC" w:val="9E3A38"/>
@@ -14435,12 +15100,14 @@
     </w:tblStylePr>
     <w:tblStylePr w:type="firstCol">
       <w:rPr>
+        <w:rFonts w:eastAsia="黑体"/>
         <w:b/>
         <w:bCs/>
       </w:rPr>
     </w:tblStylePr>
     <w:tblStylePr w:type="lastCol">
       <w:rPr>
+        <w:rFonts w:eastAsia="黑体"/>
         <w:b/>
         <w:bCs/>
       </w:rPr>
@@ -14475,6 +15142,7 @@
       <w:spacing w:after="0" w:line="240" w:lineRule="auto"/>
     </w:pPr>
     <w:rPr>
+      <w:rFonts w:eastAsia="黑体"/>
       <w:color w:themeColor="text1" w:val="000000"/>
     </w:rPr>
     <w:tblPr>
@@ -14493,6 +15161,7 @@
     </w:tcPr>
     <w:tblStylePr w:type="firstRow">
       <w:rPr>
+        <w:rFonts w:eastAsia="黑体"/>
         <w:b/>
         <w:bCs/>
         <w:color w:themeColor="background1" w:val="FFFFFF"/>
@@ -14507,6 +15176,7 @@
     </w:tblStylePr>
     <w:tblStylePr w:type="lastRow">
       <w:rPr>
+        <w:rFonts w:eastAsia="黑体"/>
         <w:b/>
         <w:bCs/>
         <w:color w:themeColor="accent4" w:themeShade="CC" w:val="664E82"/>
@@ -14521,12 +15191,14 @@
     </w:tblStylePr>
     <w:tblStylePr w:type="firstCol">
       <w:rPr>
+        <w:rFonts w:eastAsia="黑体"/>
         <w:b/>
         <w:bCs/>
       </w:rPr>
     </w:tblStylePr>
     <w:tblStylePr w:type="lastCol">
       <w:rPr>
+        <w:rFonts w:eastAsia="黑体"/>
         <w:b/>
         <w:bCs/>
       </w:rPr>
@@ -14561,6 +15233,7 @@
       <w:spacing w:after="0" w:line="240" w:lineRule="auto"/>
     </w:pPr>
     <w:rPr>
+      <w:rFonts w:eastAsia="黑体"/>
       <w:color w:themeColor="text1" w:val="000000"/>
     </w:rPr>
     <w:tblPr>
@@ -14579,6 +15252,7 @@
     </w:tcPr>
     <w:tblStylePr w:type="firstRow">
       <w:rPr>
+        <w:rFonts w:eastAsia="黑体"/>
         <w:b/>
         <w:bCs/>
         <w:color w:themeColor="background1" w:val="FFFFFF"/>
@@ -14593,6 +15267,7 @@
     </w:tblStylePr>
     <w:tblStylePr w:type="lastRow">
       <w:rPr>
+        <w:rFonts w:eastAsia="黑体"/>
         <w:b/>
         <w:bCs/>
         <w:color w:themeColor="accent3" w:themeShade="CC" w:val="7E9C40"/>
@@ -14607,12 +15282,14 @@
     </w:tblStylePr>
     <w:tblStylePr w:type="firstCol">
       <w:rPr>
+        <w:rFonts w:eastAsia="黑体"/>
         <w:b/>
         <w:bCs/>
       </w:rPr>
     </w:tblStylePr>
     <w:tblStylePr w:type="lastCol">
       <w:rPr>
+        <w:rFonts w:eastAsia="黑体"/>
         <w:b/>
         <w:bCs/>
       </w:rPr>
@@ -14647,6 +15324,7 @@
       <w:spacing w:after="0" w:line="240" w:lineRule="auto"/>
     </w:pPr>
     <w:rPr>
+      <w:rFonts w:eastAsia="黑体"/>
       <w:color w:themeColor="text1" w:val="000000"/>
     </w:rPr>
     <w:tblPr>
@@ -14665,6 +15343,7 @@
     </w:tcPr>
     <w:tblStylePr w:type="firstRow">
       <w:rPr>
+        <w:rFonts w:eastAsia="黑体"/>
         <w:b/>
         <w:bCs/>
         <w:color w:themeColor="background1" w:val="FFFFFF"/>
@@ -14679,6 +15358,7 @@
     </w:tblStylePr>
     <w:tblStylePr w:type="lastRow">
       <w:rPr>
+        <w:rFonts w:eastAsia="黑体"/>
         <w:b/>
         <w:bCs/>
         <w:color w:themeColor="accent6" w:themeShade="CC" w:val="F2730A"/>
@@ -14693,12 +15373,14 @@
     </w:tblStylePr>
     <w:tblStylePr w:type="firstCol">
       <w:rPr>
+        <w:rFonts w:eastAsia="黑体"/>
         <w:b/>
         <w:bCs/>
       </w:rPr>
     </w:tblStylePr>
     <w:tblStylePr w:type="lastCol">
       <w:rPr>
+        <w:rFonts w:eastAsia="黑体"/>
         <w:b/>
         <w:bCs/>
       </w:rPr>
@@ -14733,6 +15415,7 @@
       <w:spacing w:after="0" w:line="240" w:lineRule="auto"/>
     </w:pPr>
     <w:rPr>
+      <w:rFonts w:eastAsia="黑体"/>
       <w:color w:themeColor="text1" w:val="000000"/>
     </w:rPr>
     <w:tblPr>
@@ -14751,6 +15434,7 @@
     </w:tcPr>
     <w:tblStylePr w:type="firstRow">
       <w:rPr>
+        <w:rFonts w:eastAsia="黑体"/>
         <w:b/>
         <w:bCs/>
         <w:color w:themeColor="background1" w:val="FFFFFF"/>
@@ -14765,6 +15449,7 @@
     </w:tblStylePr>
     <w:tblStylePr w:type="lastRow">
       <w:rPr>
+        <w:rFonts w:eastAsia="黑体"/>
         <w:b/>
         <w:bCs/>
         <w:color w:themeColor="accent5" w:themeShade="CC" w:val="348DA5"/>
@@ -14779,12 +15464,14 @@
     </w:tblStylePr>
     <w:tblStylePr w:type="firstCol">
       <w:rPr>
+        <w:rFonts w:eastAsia="黑体"/>
         <w:b/>
         <w:bCs/>
       </w:rPr>
     </w:tblStylePr>
     <w:tblStylePr w:type="lastCol">
       <w:rPr>
+        <w:rFonts w:eastAsia="黑体"/>
         <w:b/>
         <w:bCs/>
       </w:rPr>
@@ -14819,6 +15506,7 @@
       <w:spacing w:after="0" w:line="240" w:lineRule="auto"/>
     </w:pPr>
     <w:rPr>
+      <w:rFonts w:eastAsia="黑体"/>
       <w:color w:themeColor="text1" w:val="000000"/>
     </w:rPr>
     <w:tblPr>
@@ -14840,6 +15528,7 @@
     </w:tcPr>
     <w:tblStylePr w:type="firstRow">
       <w:rPr>
+        <w:rFonts w:eastAsia="黑体"/>
         <w:b/>
         <w:bCs/>
       </w:rPr>
@@ -14850,6 +15539,7 @@
     </w:tblStylePr>
     <w:tblStylePr w:type="lastRow">
       <w:rPr>
+        <w:rFonts w:eastAsia="黑体"/>
         <w:b/>
         <w:bCs/>
         <w:color w:themeColor="text1" w:val="000000"/>
@@ -14861,6 +15551,7 @@
     </w:tblStylePr>
     <w:tblStylePr w:type="firstCol">
       <w:rPr>
+        <w:rFonts w:eastAsia="黑体"/>
         <w:color w:themeColor="background1" w:val="FFFFFF"/>
       </w:rPr>
       <w:tblPr/>
@@ -14870,6 +15561,7 @@
     </w:tblStylePr>
     <w:tblStylePr w:type="lastCol">
       <w:rPr>
+        <w:rFonts w:eastAsia="黑体"/>
         <w:color w:themeColor="background1" w:val="FFFFFF"/>
       </w:rPr>
       <w:tblPr/>
@@ -14899,6 +15591,7 @@
       <w:spacing w:after="0" w:line="240" w:lineRule="auto"/>
     </w:pPr>
     <w:rPr>
+      <w:rFonts w:eastAsia="黑体"/>
       <w:color w:themeColor="text1" w:val="000000"/>
     </w:rPr>
     <w:tblPr>
@@ -14920,6 +15613,7 @@
     </w:tcPr>
     <w:tblStylePr w:type="firstRow">
       <w:rPr>
+        <w:rFonts w:eastAsia="黑体"/>
         <w:b/>
         <w:bCs/>
       </w:rPr>
@@ -14930,6 +15624,7 @@
     </w:tblStylePr>
     <w:tblStylePr w:type="lastRow">
       <w:rPr>
+        <w:rFonts w:eastAsia="黑体"/>
         <w:b/>
         <w:bCs/>
         <w:color w:themeColor="text1" w:val="000000"/>
@@ -14941,6 +15636,7 @@
     </w:tblStylePr>
     <w:tblStylePr w:type="firstCol">
       <w:rPr>
+        <w:rFonts w:eastAsia="黑体"/>
         <w:color w:themeColor="background1" w:val="FFFFFF"/>
       </w:rPr>
       <w:tblPr/>
@@ -14950,6 +15646,7 @@
     </w:tblStylePr>
     <w:tblStylePr w:type="lastCol">
       <w:rPr>
+        <w:rFonts w:eastAsia="黑体"/>
         <w:color w:themeColor="background1" w:val="FFFFFF"/>
       </w:rPr>
       <w:tblPr/>
@@ -14979,6 +15676,7 @@
       <w:spacing w:after="0" w:line="240" w:lineRule="auto"/>
     </w:pPr>
     <w:rPr>
+      <w:rFonts w:eastAsia="黑体"/>
       <w:color w:themeColor="text1" w:val="000000"/>
     </w:rPr>
     <w:tblPr>
@@ -15000,6 +15698,7 @@
     </w:tcPr>
     <w:tblStylePr w:type="firstRow">
       <w:rPr>
+        <w:rFonts w:eastAsia="黑体"/>
         <w:b/>
         <w:bCs/>
       </w:rPr>
@@ -15010,6 +15709,7 @@
     </w:tblStylePr>
     <w:tblStylePr w:type="lastRow">
       <w:rPr>
+        <w:rFonts w:eastAsia="黑体"/>
         <w:b/>
         <w:bCs/>
         <w:color w:themeColor="text1" w:val="000000"/>
@@ -15021,6 +15721,7 @@
     </w:tblStylePr>
     <w:tblStylePr w:type="firstCol">
       <w:rPr>
+        <w:rFonts w:eastAsia="黑体"/>
         <w:color w:themeColor="background1" w:val="FFFFFF"/>
       </w:rPr>
       <w:tblPr/>
@@ -15030,6 +15731,7 @@
     </w:tblStylePr>
     <w:tblStylePr w:type="lastCol">
       <w:rPr>
+        <w:rFonts w:eastAsia="黑体"/>
         <w:color w:themeColor="background1" w:val="FFFFFF"/>
       </w:rPr>
       <w:tblPr/>
@@ -15059,6 +15761,7 @@
       <w:spacing w:after="0" w:line="240" w:lineRule="auto"/>
     </w:pPr>
     <w:rPr>
+      <w:rFonts w:eastAsia="黑体"/>
       <w:color w:themeColor="text1" w:val="000000"/>
     </w:rPr>
     <w:tblPr>
@@ -15080,6 +15783,7 @@
     </w:tcPr>
     <w:tblStylePr w:type="firstRow">
       <w:rPr>
+        <w:rFonts w:eastAsia="黑体"/>
         <w:b/>
         <w:bCs/>
       </w:rPr>
@@ -15090,6 +15794,7 @@
     </w:tblStylePr>
     <w:tblStylePr w:type="lastRow">
       <w:rPr>
+        <w:rFonts w:eastAsia="黑体"/>
         <w:b/>
         <w:bCs/>
         <w:color w:themeColor="text1" w:val="000000"/>
@@ -15101,6 +15806,7 @@
     </w:tblStylePr>
     <w:tblStylePr w:type="firstCol">
       <w:rPr>
+        <w:rFonts w:eastAsia="黑体"/>
         <w:color w:themeColor="background1" w:val="FFFFFF"/>
       </w:rPr>
       <w:tblPr/>
@@ -15110,6 +15816,7 @@
     </w:tblStylePr>
     <w:tblStylePr w:type="lastCol">
       <w:rPr>
+        <w:rFonts w:eastAsia="黑体"/>
         <w:color w:themeColor="background1" w:val="FFFFFF"/>
       </w:rPr>
       <w:tblPr/>
@@ -15139,6 +15846,7 @@
       <w:spacing w:after="0" w:line="240" w:lineRule="auto"/>
     </w:pPr>
     <w:rPr>
+      <w:rFonts w:eastAsia="黑体"/>
       <w:color w:themeColor="text1" w:val="000000"/>
     </w:rPr>
     <w:tblPr>
@@ -15160,6 +15868,7 @@
     </w:tcPr>
     <w:tblStylePr w:type="firstRow">
       <w:rPr>
+        <w:rFonts w:eastAsia="黑体"/>
         <w:b/>
         <w:bCs/>
       </w:rPr>
@@ -15170,6 +15879,7 @@
     </w:tblStylePr>
     <w:tblStylePr w:type="lastRow">
       <w:rPr>
+        <w:rFonts w:eastAsia="黑体"/>
         <w:b/>
         <w:bCs/>
         <w:color w:themeColor="text1" w:val="000000"/>
@@ -15181,6 +15891,7 @@
     </w:tblStylePr>
     <w:tblStylePr w:type="firstCol">
       <w:rPr>
+        <w:rFonts w:eastAsia="黑体"/>
         <w:color w:themeColor="background1" w:val="FFFFFF"/>
       </w:rPr>
       <w:tblPr/>
@@ -15190,6 +15901,7 @@
     </w:tblStylePr>
     <w:tblStylePr w:type="lastCol">
       <w:rPr>
+        <w:rFonts w:eastAsia="黑体"/>
         <w:color w:themeColor="background1" w:val="FFFFFF"/>
       </w:rPr>
       <w:tblPr/>
@@ -15219,6 +15931,7 @@
       <w:spacing w:after="0" w:line="240" w:lineRule="auto"/>
     </w:pPr>
     <w:rPr>
+      <w:rFonts w:eastAsia="黑体"/>
       <w:color w:themeColor="text1" w:val="000000"/>
     </w:rPr>
     <w:tblPr>
@@ -15240,6 +15953,7 @@
     </w:tcPr>
     <w:tblStylePr w:type="firstRow">
       <w:rPr>
+        <w:rFonts w:eastAsia="黑体"/>
         <w:b/>
         <w:bCs/>
       </w:rPr>
@@ -15250,6 +15964,7 @@
     </w:tblStylePr>
     <w:tblStylePr w:type="lastRow">
       <w:rPr>
+        <w:rFonts w:eastAsia="黑体"/>
         <w:b/>
         <w:bCs/>
         <w:color w:themeColor="text1" w:val="000000"/>
@@ -15261,6 +15976,7 @@
     </w:tblStylePr>
     <w:tblStylePr w:type="firstCol">
       <w:rPr>
+        <w:rFonts w:eastAsia="黑体"/>
         <w:color w:themeColor="background1" w:val="FFFFFF"/>
       </w:rPr>
       <w:tblPr/>
@@ -15270,6 +15986,7 @@
     </w:tblStylePr>
     <w:tblStylePr w:type="lastCol">
       <w:rPr>
+        <w:rFonts w:eastAsia="黑体"/>
         <w:color w:themeColor="background1" w:val="FFFFFF"/>
       </w:rPr>
       <w:tblPr/>
@@ -15299,6 +16016,7 @@
       <w:spacing w:after="0" w:line="240" w:lineRule="auto"/>
     </w:pPr>
     <w:rPr>
+      <w:rFonts w:eastAsia="黑体"/>
       <w:color w:themeColor="text1" w:val="000000"/>
     </w:rPr>
     <w:tblPr>
@@ -15320,6 +16038,7 @@
     </w:tcPr>
     <w:tblStylePr w:type="firstRow">
       <w:rPr>
+        <w:rFonts w:eastAsia="黑体"/>
         <w:b/>
         <w:bCs/>
       </w:rPr>
@@ -15330,6 +16049,7 @@
     </w:tblStylePr>
     <w:tblStylePr w:type="lastRow">
       <w:rPr>
+        <w:rFonts w:eastAsia="黑体"/>
         <w:b/>
         <w:bCs/>
         <w:color w:themeColor="text1" w:val="000000"/>
@@ -15341,6 +16061,7 @@
     </w:tblStylePr>
     <w:tblStylePr w:type="firstCol">
       <w:rPr>
+        <w:rFonts w:eastAsia="黑体"/>
         <w:color w:themeColor="background1" w:val="FFFFFF"/>
       </w:rPr>
       <w:tblPr/>
@@ -15350,6 +16071,7 @@
     </w:tblStylePr>
     <w:tblStylePr w:type="lastCol">
       <w:rPr>
+        <w:rFonts w:eastAsia="黑体"/>
         <w:color w:themeColor="background1" w:val="FFFFFF"/>
       </w:rPr>
       <w:tblPr/>
@@ -15382,6 +16104,7 @@
     <w:name w:val="KeywordTok"/>
     <w:basedOn w:val="VerbatimChar"/>
     <w:rPr>
+      <w:rFonts w:eastAsia="黑体"/>
       <w:b/>
       <w:color w:val="007020"/>
     </w:rPr>
@@ -15390,6 +16113,7 @@
     <w:name w:val="DataTypeTok"/>
     <w:basedOn w:val="VerbatimChar"/>
     <w:rPr>
+      <w:rFonts w:eastAsia="黑体"/>
       <w:color w:val="902000"/>
     </w:rPr>
   </w:style>
@@ -15397,6 +16121,7 @@
     <w:name w:val="DecValTok"/>
     <w:basedOn w:val="VerbatimChar"/>
     <w:rPr>
+      <w:rFonts w:eastAsia="黑体"/>
       <w:color w:val="40a070"/>
     </w:rPr>
   </w:style>
@@ -15404,6 +16129,7 @@
     <w:name w:val="BaseNTok"/>
     <w:basedOn w:val="VerbatimChar"/>
     <w:rPr>
+      <w:rFonts w:eastAsia="黑体"/>
       <w:color w:val="40a070"/>
     </w:rPr>
   </w:style>
@@ -15411,6 +16137,7 @@
     <w:name w:val="FloatTok"/>
     <w:basedOn w:val="VerbatimChar"/>
     <w:rPr>
+      <w:rFonts w:eastAsia="黑体"/>
       <w:color w:val="40a070"/>
     </w:rPr>
   </w:style>
@@ -15418,6 +16145,7 @@
     <w:name w:val="ConstantTok"/>
     <w:basedOn w:val="VerbatimChar"/>
     <w:rPr>
+      <w:rFonts w:eastAsia="黑体"/>
       <w:color w:val="880000"/>
     </w:rPr>
   </w:style>
@@ -15425,6 +16153,7 @@
     <w:name w:val="CharTok"/>
     <w:basedOn w:val="VerbatimChar"/>
     <w:rPr>
+      <w:rFonts w:eastAsia="黑体"/>
       <w:color w:val="4070a0"/>
     </w:rPr>
   </w:style>
@@ -15432,6 +16161,7 @@
     <w:name w:val="SpecialCharTok"/>
     <w:basedOn w:val="VerbatimChar"/>
     <w:rPr>
+      <w:rFonts w:eastAsia="黑体"/>
       <w:color w:val="4070a0"/>
     </w:rPr>
   </w:style>
@@ -15439,6 +16169,7 @@
     <w:name w:val="StringTok"/>
     <w:basedOn w:val="VerbatimChar"/>
     <w:rPr>
+      <w:rFonts w:eastAsia="黑体"/>
       <w:color w:val="4070a0"/>
     </w:rPr>
   </w:style>
@@ -15446,6 +16177,7 @@
     <w:name w:val="VerbatimStringTok"/>
     <w:basedOn w:val="VerbatimChar"/>
     <w:rPr>
+      <w:rFonts w:eastAsia="黑体"/>
       <w:color w:val="4070a0"/>
     </w:rPr>
   </w:style>
@@ -15453,6 +16185,7 @@
     <w:name w:val="SpecialStringTok"/>
     <w:basedOn w:val="VerbatimChar"/>
     <w:rPr>
+      <w:rFonts w:eastAsia="黑体"/>
       <w:color w:val="bb6688"/>
     </w:rPr>
   </w:style>
@@ -15460,6 +16193,7 @@
     <w:name w:val="ImportTok"/>
     <w:basedOn w:val="VerbatimChar"/>
     <w:rPr>
+      <w:rFonts w:eastAsia="黑体"/>
       <w:b/>
       <w:color w:val="008000"/>
     </w:rPr>
@@ -15468,6 +16202,7 @@
     <w:name w:val="CommentTok"/>
     <w:basedOn w:val="VerbatimChar"/>
     <w:rPr>
+      <w:rFonts w:eastAsia="黑体"/>
       <w:i/>
       <w:color w:val="60a0b0"/>
     </w:rPr>
@@ -15476,6 +16211,7 @@
     <w:name w:val="DocumentationTok"/>
     <w:basedOn w:val="VerbatimChar"/>
     <w:rPr>
+      <w:rFonts w:eastAsia="黑体"/>
       <w:i/>
       <w:color w:val="ba2121"/>
     </w:rPr>
@@ -15484,6 +16220,7 @@
     <w:name w:val="AnnotationTok"/>
     <w:basedOn w:val="VerbatimChar"/>
     <w:rPr>
+      <w:rFonts w:eastAsia="黑体"/>
       <w:b/>
       <w:i/>
       <w:color w:val="60a0b0"/>
@@ -15493,6 +16230,7 @@
     <w:name w:val="CommentVarTok"/>
     <w:basedOn w:val="VerbatimChar"/>
     <w:rPr>
+      <w:rFonts w:eastAsia="黑体"/>
       <w:b/>
       <w:i/>
       <w:color w:val="60a0b0"/>
@@ -15502,6 +16240,7 @@
     <w:name w:val="OtherTok"/>
     <w:basedOn w:val="VerbatimChar"/>
     <w:rPr>
+      <w:rFonts w:eastAsia="黑体"/>
       <w:color w:val="007020"/>
     </w:rPr>
   </w:style>
@@ -15509,6 +16248,7 @@
     <w:name w:val="FunctionTok"/>
     <w:basedOn w:val="VerbatimChar"/>
     <w:rPr>
+      <w:rFonts w:eastAsia="黑体"/>
       <w:color w:val="06287e"/>
     </w:rPr>
   </w:style>
@@ -15516,6 +16256,7 @@
     <w:name w:val="VariableTok"/>
     <w:basedOn w:val="VerbatimChar"/>
     <w:rPr>
+      <w:rFonts w:eastAsia="黑体"/>
       <w:color w:val="19177c"/>
     </w:rPr>
   </w:style>
@@ -15523,6 +16264,7 @@
     <w:name w:val="ControlFlowTok"/>
     <w:basedOn w:val="VerbatimChar"/>
     <w:rPr>
+      <w:rFonts w:eastAsia="黑体"/>
       <w:b/>
       <w:color w:val="007020"/>
     </w:rPr>
@@ -15531,6 +16273,7 @@
     <w:name w:val="OperatorTok"/>
     <w:basedOn w:val="VerbatimChar"/>
     <w:rPr>
+      <w:rFonts w:eastAsia="黑体"/>
       <w:color w:val="666666"/>
     </w:rPr>
   </w:style>
@@ -15538,18 +16281,22 @@
     <w:name w:val="BuiltInTok"/>
     <w:basedOn w:val="VerbatimChar"/>
     <w:rPr>
+      <w:rFonts w:eastAsia="黑体"/>
       <w:color w:val="008000"/>
     </w:rPr>
   </w:style>
   <w:style w:type="character" w:customStyle="1" w:styleId="ExtensionTok">
     <w:name w:val="ExtensionTok"/>
     <w:basedOn w:val="VerbatimChar"/>
-    <w:rPr/>
+    <w:rPr>
+      <w:rFonts w:eastAsia="黑体"/>
+    </w:rPr>
   </w:style>
   <w:style w:type="character" w:customStyle="1" w:styleId="PreprocessorTok">
     <w:name w:val="PreprocessorTok"/>
     <w:basedOn w:val="VerbatimChar"/>
     <w:rPr>
+      <w:rFonts w:eastAsia="黑体"/>
       <w:color w:val="bc7a00"/>
     </w:rPr>
   </w:style>
@@ -15557,18 +16304,22 @@
     <w:name w:val="AttributeTok"/>
     <w:basedOn w:val="VerbatimChar"/>
     <w:rPr>
+      <w:rFonts w:eastAsia="黑体"/>
       <w:color w:val="7d9029"/>
     </w:rPr>
   </w:style>
   <w:style w:type="character" w:customStyle="1" w:styleId="RegionMarkerTok">
     <w:name w:val="RegionMarkerTok"/>
     <w:basedOn w:val="VerbatimChar"/>
-    <w:rPr/>
+    <w:rPr>
+      <w:rFonts w:eastAsia="黑体"/>
+    </w:rPr>
   </w:style>
   <w:style w:type="character" w:customStyle="1" w:styleId="InformationTok">
     <w:name w:val="InformationTok"/>
     <w:basedOn w:val="VerbatimChar"/>
     <w:rPr>
+      <w:rFonts w:eastAsia="黑体"/>
       <w:b/>
       <w:i/>
       <w:color w:val="60a0b0"/>
@@ -15578,6 +16329,7 @@
     <w:name w:val="WarningTok"/>
     <w:basedOn w:val="VerbatimChar"/>
     <w:rPr>
+      <w:rFonts w:eastAsia="黑体"/>
       <w:b/>
       <w:i/>
       <w:color w:val="60a0b0"/>
@@ -15587,6 +16339,7 @@
     <w:name w:val="AlertTok"/>
     <w:basedOn w:val="VerbatimChar"/>
     <w:rPr>
+      <w:rFonts w:eastAsia="黑体"/>
       <w:b/>
       <w:color w:val="ff0000"/>
     </w:rPr>
@@ -15595,6 +16348,7 @@
     <w:name w:val="ErrorTok"/>
     <w:basedOn w:val="VerbatimChar"/>
     <w:rPr>
+      <w:rFonts w:eastAsia="黑体"/>
       <w:b/>
       <w:color w:val="ff0000"/>
     </w:rPr>
@@ -15602,7 +16356,9 @@
   <w:style w:type="character" w:customStyle="1" w:styleId="NormalTok">
     <w:name w:val="NormalTok"/>
     <w:basedOn w:val="VerbatimChar"/>
-    <w:rPr/>
+    <w:rPr>
+      <w:rFonts w:eastAsia="黑体"/>
+    </w:rPr>
   </w:style>
 </w:styles>
 </file>
@@ -15651,12 +16407,12 @@
     <a:fontScheme name="Office">
       <a:majorFont>
         <a:latin typeface="Calibri"/>
-        <a:ea typeface=""/>
+        <a:ea typeface="黑体"/>
         <a:cs typeface=""/>
         <a:font script="Jpan" typeface="ＭＳ ゴシック"/>
         <a:font script="Hang" typeface="맑은 고딕"/>
-        <a:font script="Hans" typeface="宋体"/>
-        <a:font script="Hant" typeface="新細明體"/>
+        <a:font script="Hans" typeface="黑体"/>
+        <a:font script="Hant" typeface="黑体"/>
         <a:font script="Arab" typeface="Times New Roman"/>
         <a:font script="Hebr" typeface="Times New Roman"/>
         <a:font script="Thai" typeface="Angsana New"/>
@@ -15686,12 +16442,12 @@
       </a:majorFont>
       <a:minorFont>
         <a:latin typeface="Cambria"/>
-        <a:ea typeface=""/>
+        <a:ea typeface="黑体"/>
         <a:cs typeface=""/>
         <a:font script="Jpan" typeface="ＭＳ 明朝"/>
         <a:font script="Hang" typeface="맑은 고딕"/>
-        <a:font script="Hans" typeface="宋体"/>
-        <a:font script="Hant" typeface="新細明體"/>
+        <a:font script="Hans" typeface="黑体"/>
+        <a:font script="Hant" typeface="黑体"/>
         <a:font script="Arab" typeface="Arial"/>
         <a:font script="Hebr" typeface="Arial"/>
         <a:font script="Thai" typeface="Cordia New"/>

--- a/11-变流电路/02-逆变电路/三电平逆变电路/三电平逆变电路.docx
+++ b/11-变流电路/02-逆变电路/三电平逆变电路/三电平逆变电路.docx
@@ -3336,7 +3336,7 @@
           <w:color w:val="555555"/>
           <w:sz w:val="21"/>
         </w:rPr>
-        <w:t>材料收集者：杜文杰，WX手机：19519196569，QQ:3478827729</w:t>
+        <w:t>材料收集者：杜文杰，微信/手机：19519196569，QQ:3478827729</w:t>
       </w:r>
     </w:p>
     <w:sectPr>
